--- a/doc/R-I320-lucpardo-rapport.docx
+++ b/doc/R-I320-lucpardo-rapport.docx
@@ -136,16 +136,12 @@
           <w:lang w:val="en-US"/>
         </w:rPr>
       </w:pPr>
-      <w:proofErr w:type="spellStart"/>
-      <w:proofErr w:type="gramStart"/>
       <w:r>
         <w:rPr>
           <w:lang w:val="en-US"/>
         </w:rPr>
         <w:t>A.Curchod</w:t>
       </w:r>
-      <w:proofErr w:type="spellEnd"/>
-      <w:proofErr w:type="gramEnd"/>
     </w:p>
     <w:p>
       <w:pPr>
@@ -3428,21 +3424,11 @@
       <w:r>
         <w:t xml:space="preserve">Le but du projet est d’apprendre </w:t>
       </w:r>
-      <w:proofErr w:type="gramStart"/>
-      <w:r>
-        <w:t>a</w:t>
-      </w:r>
-      <w:proofErr w:type="gramEnd"/>
-      <w:r>
-        <w:t xml:space="preserve"> programmer en </w:t>
-      </w:r>
-      <w:proofErr w:type="gramStart"/>
-      <w:r>
-        <w:t>orienté</w:t>
-      </w:r>
-      <w:proofErr w:type="gramEnd"/>
-      <w:r>
-        <w:t xml:space="preserve"> objet et pour ce projet il faudra programmer une interface de parking avec des entrées des sorties des transactions etc.</w:t>
+      <w:r>
+        <w:t>à</w:t>
+      </w:r>
+      <w:r>
+        <w:t xml:space="preserve"> programmer en orienté objet et pour ce projet il faudra programmer une interface de parking avec des entrées des sorties des transactions etc.</w:t>
       </w:r>
     </w:p>
     <w:p>
@@ -3995,13 +3981,8 @@
         <w:pStyle w:val="Retraitcorpsdetexte3"/>
       </w:pPr>
       <w:r>
-        <w:t xml:space="preserve">c. Autre proposition personnelle, validée par le </w:t>
-      </w:r>
-      <w:proofErr w:type="spellStart"/>
-      <w:r>
-        <w:t>CdP</w:t>
-      </w:r>
-      <w:proofErr w:type="spellEnd"/>
+        <w:t>c. Autre proposition personnelle, validée par le CdP</w:t>
+      </w:r>
     </w:p>
     <w:p>
       <w:pPr>
@@ -4027,8 +4008,202 @@
     </w:p>
     <w:p>
       <w:pPr>
-        <w:pStyle w:val="Retraitcorpsdetexte"/>
-      </w:pPr>
+        <w:pStyle w:val="Titre3"/>
+      </w:pPr>
+      <w:r>
+        <w:t>Entrée de véhicule</w:t>
+      </w:r>
+    </w:p>
+    <w:p>
+      <w:pPr>
+        <w:pStyle w:val="Retraitcorpsdetexte3"/>
+        <w:numPr>
+          <w:ilvl w:val="0"/>
+          <w:numId w:val="11"/>
+        </w:numPr>
+      </w:pPr>
+      <w:r>
+        <w:t>F</w:t>
+      </w:r>
+      <w:r>
+        <w:t>aire une classe voiture avec la plaque d’immatriculation</w:t>
+      </w:r>
+    </w:p>
+    <w:p>
+      <w:pPr>
+        <w:pStyle w:val="Retraitcorpsdetexte3"/>
+        <w:numPr>
+          <w:ilvl w:val="0"/>
+          <w:numId w:val="11"/>
+        </w:numPr>
+      </w:pPr>
+      <w:r>
+        <w:t xml:space="preserve">Et une classe ticket avec les attributs suivant : heure d’entrée, place du </w:t>
+      </w:r>
+      <w:r>
+        <w:t>véhicule</w:t>
+      </w:r>
+      <w:r>
+        <w:t xml:space="preserve"> et tarif horaire</w:t>
+      </w:r>
+    </w:p>
+    <w:p>
+      <w:pPr>
+        <w:pStyle w:val="Titre3"/>
+      </w:pPr>
+      <w:r>
+        <w:t>Sortie de véhicule</w:t>
+      </w:r>
+    </w:p>
+    <w:p>
+      <w:pPr>
+        <w:pStyle w:val="Retraitcorpsdetexte3"/>
+        <w:numPr>
+          <w:ilvl w:val="0"/>
+          <w:numId w:val="10"/>
+        </w:numPr>
+      </w:pPr>
+      <w:r>
+        <w:t>Faire un lien entre la place de la voiture et la plaque d’immatriculation.</w:t>
+      </w:r>
+    </w:p>
+    <w:p>
+      <w:pPr>
+        <w:pStyle w:val="Retraitcorpsdetexte3"/>
+        <w:numPr>
+          <w:ilvl w:val="0"/>
+          <w:numId w:val="10"/>
+        </w:numPr>
+      </w:pPr>
+      <w:r>
+        <w:t>Indiquer l’heure d’entrée, sortie et la durée puis faire un montant a payer par ex : 1.- par heure.</w:t>
+      </w:r>
+    </w:p>
+    <w:p>
+      <w:pPr>
+        <w:pStyle w:val="Titre3"/>
+      </w:pPr>
+      <w:r>
+        <w:lastRenderedPageBreak/>
+        <w:t>Afficher l’état du parking</w:t>
+      </w:r>
+    </w:p>
+    <w:p>
+      <w:pPr>
+        <w:pStyle w:val="Retraitcorpsdetexte3"/>
+        <w:numPr>
+          <w:ilvl w:val="0"/>
+          <w:numId w:val="12"/>
+        </w:numPr>
+      </w:pPr>
+      <w:r>
+        <w:t xml:space="preserve">Faire un plan du parking </w:t>
+      </w:r>
+    </w:p>
+    <w:p>
+      <w:pPr>
+        <w:pStyle w:val="Retraitcorpsdetexte3"/>
+        <w:numPr>
+          <w:ilvl w:val="0"/>
+          <w:numId w:val="12"/>
+        </w:numPr>
+      </w:pPr>
+      <w:r>
+        <w:t>Lien entre place d’une voiture et le plan pour faire une fonction qui va mettre X si la place est occupée.</w:t>
+      </w:r>
+    </w:p>
+    <w:p>
+      <w:pPr>
+        <w:pStyle w:val="Titre3"/>
+      </w:pPr>
+      <w:r>
+        <w:t>Rechercher un véhicule</w:t>
+      </w:r>
+    </w:p>
+    <w:p>
+      <w:pPr>
+        <w:pStyle w:val="Retraitcorpsdetexte3"/>
+        <w:numPr>
+          <w:ilvl w:val="0"/>
+          <w:numId w:val="13"/>
+        </w:numPr>
+      </w:pPr>
+      <w:r>
+        <w:t xml:space="preserve">Demander plaque d’immatriculation ou numéro de place pour voir </w:t>
+      </w:r>
+      <w:r>
+        <w:t>quelle voiture</w:t>
+      </w:r>
+      <w:r>
+        <w:t xml:space="preserve"> y est ou retrouver sa voiture</w:t>
+      </w:r>
+    </w:p>
+    <w:p>
+      <w:pPr>
+        <w:pStyle w:val="Retraitcorpsdetexte3"/>
+        <w:numPr>
+          <w:ilvl w:val="0"/>
+          <w:numId w:val="13"/>
+        </w:numPr>
+      </w:pPr>
+      <w:r>
+        <w:t>Quand retrouvée l’interface affichera le ticket.</w:t>
+      </w:r>
+    </w:p>
+    <w:p>
+      <w:pPr>
+        <w:pStyle w:val="Titre3"/>
+      </w:pPr>
+      <w:r>
+        <w:t>Statistiques du jour</w:t>
+      </w:r>
+    </w:p>
+    <w:p>
+      <w:pPr>
+        <w:pStyle w:val="Retraitcorpsdetexte3"/>
+        <w:numPr>
+          <w:ilvl w:val="0"/>
+          <w:numId w:val="14"/>
+        </w:numPr>
+      </w:pPr>
+      <w:r>
+        <w:t>Calculer le taux d’utilisation actuel du parking avec les places libres et occupées le long de la journé</w:t>
+      </w:r>
+      <w:r>
+        <w:t>e</w:t>
+      </w:r>
+    </w:p>
+    <w:p>
+      <w:pPr>
+        <w:pStyle w:val="Retraitcorpsdetexte3"/>
+        <w:numPr>
+          <w:ilvl w:val="0"/>
+          <w:numId w:val="14"/>
+        </w:numPr>
+      </w:pPr>
+      <w:r>
+        <w:t>Le montant reçu et la durée de stationnement de chaque véhicule.</w:t>
+      </w:r>
+    </w:p>
+    <w:p>
+      <w:pPr>
+        <w:pStyle w:val="Titre3"/>
+      </w:pPr>
+      <w:r>
+        <w:t>Historique des transactions</w:t>
+      </w:r>
+    </w:p>
+    <w:p>
+      <w:pPr>
+        <w:pStyle w:val="Retraitcorpsdetexte3"/>
+        <w:numPr>
+          <w:ilvl w:val="0"/>
+          <w:numId w:val="14"/>
+        </w:numPr>
+      </w:pPr>
+      <w:r>
+        <w:t>Faire une classe qui stocke le total reçu de chaque voiture, leur durée de stationnement et leur place.</w:t>
+      </w:r>
     </w:p>
     <w:p>
       <w:pPr>
@@ -4117,7 +4292,6 @@
       <w:bookmarkStart w:id="16" w:name="_Toc179022944"/>
       <w:bookmarkEnd w:id="13"/>
       <w:r>
-        <w:lastRenderedPageBreak/>
         <w:t>Réalisation</w:t>
       </w:r>
       <w:bookmarkEnd w:id="14"/>
@@ -4146,7 +4320,7 @@
         <w:pStyle w:val="Informations"/>
         <w:numPr>
           <w:ilvl w:val="5"/>
-          <w:numId w:val="20"/>
+          <w:numId w:val="5"/>
         </w:numPr>
       </w:pPr>
       <w:r>
@@ -4164,7 +4338,7 @@
         <w:pStyle w:val="Informations"/>
         <w:numPr>
           <w:ilvl w:val="5"/>
-          <w:numId w:val="20"/>
+          <w:numId w:val="5"/>
         </w:numPr>
       </w:pPr>
       <w:r>
@@ -4185,7 +4359,7 @@
         <w:pStyle w:val="Informations"/>
         <w:numPr>
           <w:ilvl w:val="6"/>
-          <w:numId w:val="20"/>
+          <w:numId w:val="5"/>
         </w:numPr>
       </w:pPr>
       <w:r>
@@ -4197,7 +4371,7 @@
         <w:pStyle w:val="Informations"/>
         <w:numPr>
           <w:ilvl w:val="6"/>
-          <w:numId w:val="20"/>
+          <w:numId w:val="5"/>
         </w:numPr>
       </w:pPr>
       <w:r>
@@ -4224,7 +4398,7 @@
         <w:pStyle w:val="Informations"/>
         <w:numPr>
           <w:ilvl w:val="6"/>
-          <w:numId w:val="20"/>
+          <w:numId w:val="5"/>
         </w:numPr>
       </w:pPr>
       <w:r>
@@ -4248,7 +4422,7 @@
         <w:pStyle w:val="Informations"/>
         <w:numPr>
           <w:ilvl w:val="6"/>
-          <w:numId w:val="20"/>
+          <w:numId w:val="5"/>
         </w:numPr>
       </w:pPr>
       <w:r>
@@ -4260,7 +4434,7 @@
         <w:pStyle w:val="Informations"/>
         <w:numPr>
           <w:ilvl w:val="6"/>
-          <w:numId w:val="20"/>
+          <w:numId w:val="5"/>
         </w:numPr>
       </w:pPr>
       <w:r>
@@ -4275,7 +4449,7 @@
         <w:pStyle w:val="Informations"/>
         <w:numPr>
           <w:ilvl w:val="5"/>
-          <w:numId w:val="20"/>
+          <w:numId w:val="5"/>
         </w:numPr>
       </w:pPr>
       <w:r>
@@ -4323,7 +4497,7 @@
         <w:pStyle w:val="Informations"/>
         <w:numPr>
           <w:ilvl w:val="5"/>
-          <w:numId w:val="21"/>
+          <w:numId w:val="6"/>
         </w:numPr>
       </w:pPr>
       <w:r>
@@ -4347,7 +4521,7 @@
         <w:pStyle w:val="Informations"/>
         <w:numPr>
           <w:ilvl w:val="5"/>
-          <w:numId w:val="21"/>
+          <w:numId w:val="6"/>
         </w:numPr>
       </w:pPr>
       <w:r>
@@ -4386,7 +4560,7 @@
         <w:pStyle w:val="Informations"/>
         <w:numPr>
           <w:ilvl w:val="5"/>
-          <w:numId w:val="23"/>
+          <w:numId w:val="7"/>
         </w:numPr>
       </w:pPr>
       <w:r>
@@ -4401,7 +4575,7 @@
         <w:pStyle w:val="Informations"/>
         <w:numPr>
           <w:ilvl w:val="5"/>
-          <w:numId w:val="23"/>
+          <w:numId w:val="7"/>
         </w:numPr>
       </w:pPr>
       <w:r>
@@ -4421,6 +4595,7 @@
       <w:bookmarkStart w:id="27" w:name="_Toc165969655"/>
       <w:bookmarkStart w:id="28" w:name="_Toc179022951"/>
       <w:r>
+        <w:lastRenderedPageBreak/>
         <w:t>Bilan de la planification</w:t>
       </w:r>
       <w:bookmarkEnd w:id="27"/>
@@ -4431,7 +4606,7 @@
         <w:pStyle w:val="Informations"/>
         <w:numPr>
           <w:ilvl w:val="5"/>
-          <w:numId w:val="24"/>
+          <w:numId w:val="8"/>
         </w:numPr>
       </w:pPr>
       <w:r>
@@ -4450,15 +4625,7 @@
         <w:t xml:space="preserve"> projet.</w:t>
       </w:r>
       <w:r>
-        <w:t xml:space="preserve"> Indiquer </w:t>
-      </w:r>
-      <w:proofErr w:type="gramStart"/>
-      <w:r>
-        <w:t>les différence</w:t>
-      </w:r>
-      <w:proofErr w:type="gramEnd"/>
-      <w:r>
-        <w:t xml:space="preserve"> entre les planifications initiales et détaillées avec le journal de travail.</w:t>
+        <w:t xml:space="preserve"> Indiquer les différence entre les planifications initiales et détaillées avec le journal de travail.</w:t>
       </w:r>
     </w:p>
     <w:p>
@@ -4478,27 +4645,22 @@
         <w:pStyle w:val="Informations"/>
         <w:numPr>
           <w:ilvl w:val="5"/>
-          <w:numId w:val="24"/>
+          <w:numId w:val="8"/>
         </w:numPr>
       </w:pPr>
       <w:r>
-        <w:t xml:space="preserve">Si c’était à </w:t>
-      </w:r>
-      <w:proofErr w:type="gramStart"/>
-      <w:r>
-        <w:t>refaire</w:t>
+        <w:t>Si c’était à refaire</w:t>
       </w:r>
       <w:r>
         <w:t>:</w:t>
       </w:r>
-      <w:proofErr w:type="gramEnd"/>
     </w:p>
     <w:p>
       <w:pPr>
         <w:pStyle w:val="Informations"/>
         <w:numPr>
           <w:ilvl w:val="6"/>
-          <w:numId w:val="24"/>
+          <w:numId w:val="8"/>
         </w:numPr>
       </w:pPr>
       <w:r>
@@ -4525,7 +4687,7 @@
         <w:pStyle w:val="Informations"/>
         <w:numPr>
           <w:ilvl w:val="6"/>
-          <w:numId w:val="24"/>
+          <w:numId w:val="8"/>
         </w:numPr>
       </w:pPr>
       <w:r>
@@ -4543,7 +4705,7 @@
         <w:pStyle w:val="Informations"/>
         <w:numPr>
           <w:ilvl w:val="5"/>
-          <w:numId w:val="24"/>
+          <w:numId w:val="8"/>
         </w:numPr>
       </w:pPr>
       <w:r>
@@ -4555,16 +4717,11 @@
         <w:pStyle w:val="Informations"/>
         <w:numPr>
           <w:ilvl w:val="5"/>
-          <w:numId w:val="24"/>
+          <w:numId w:val="8"/>
         </w:numPr>
       </w:pPr>
-      <w:proofErr w:type="gramStart"/>
-      <w:r>
-        <w:t>Suite à</w:t>
-      </w:r>
-      <w:proofErr w:type="gramEnd"/>
-      <w:r>
-        <w:t xml:space="preserve"> donner, améliorations souhaitables, …</w:t>
+      <w:r>
+        <w:t>Suite à donner, améliorations souhaitables, …</w:t>
       </w:r>
     </w:p>
     <w:p>
@@ -4572,7 +4729,7 @@
         <w:pStyle w:val="Informations"/>
         <w:numPr>
           <w:ilvl w:val="5"/>
-          <w:numId w:val="24"/>
+          <w:numId w:val="8"/>
         </w:numPr>
       </w:pPr>
       <w:r>
@@ -4612,7 +4769,7 @@
         <w:pStyle w:val="Informations"/>
         <w:numPr>
           <w:ilvl w:val="5"/>
-          <w:numId w:val="25"/>
+          <w:numId w:val="9"/>
         </w:numPr>
       </w:pPr>
       <w:r>
@@ -4642,7 +4799,7 @@
         <w:pStyle w:val="Informations"/>
         <w:numPr>
           <w:ilvl w:val="5"/>
-          <w:numId w:val="25"/>
+          <w:numId w:val="9"/>
         </w:numPr>
       </w:pPr>
       <w:r>
@@ -4671,7 +4828,7 @@
         <w:pStyle w:val="Informations"/>
         <w:numPr>
           <w:ilvl w:val="5"/>
-          <w:numId w:val="25"/>
+          <w:numId w:val="9"/>
         </w:numPr>
       </w:pPr>
       <w:r>
@@ -4702,7 +4859,7 @@
         <w:pStyle w:val="Informations"/>
         <w:numPr>
           <w:ilvl w:val="5"/>
-          <w:numId w:val="25"/>
+          <w:numId w:val="9"/>
         </w:numPr>
       </w:pPr>
       <w:r>
@@ -4724,16 +4881,11 @@
         <w:pStyle w:val="Informations"/>
         <w:numPr>
           <w:ilvl w:val="5"/>
-          <w:numId w:val="25"/>
+          <w:numId w:val="9"/>
         </w:numPr>
       </w:pPr>
-      <w:proofErr w:type="gramStart"/>
-      <w:r>
-        <w:t>Listing</w:t>
-      </w:r>
-      <w:proofErr w:type="gramEnd"/>
-      <w:r>
-        <w:t xml:space="preserve"> du code source (partiel ou, plus rarement complet</w:t>
+      <w:r>
+        <w:t>Listing du code source (partiel ou, plus rarement complet</w:t>
       </w:r>
       <w:r>
         <w:t>. =&gt; Complet pour les scripts</w:t>
@@ -4747,7 +4899,7 @@
         <w:pStyle w:val="Informations"/>
         <w:numPr>
           <w:ilvl w:val="5"/>
-          <w:numId w:val="25"/>
+          <w:numId w:val="9"/>
         </w:numPr>
         <w:rPr>
           <w:strike/>
@@ -4777,7 +4929,7 @@
         <w:pStyle w:val="Informations"/>
         <w:numPr>
           <w:ilvl w:val="5"/>
-          <w:numId w:val="25"/>
+          <w:numId w:val="9"/>
         </w:numPr>
       </w:pPr>
       <w:r>
@@ -4801,7 +4953,7 @@
         <w:pStyle w:val="Informations"/>
         <w:numPr>
           <w:ilvl w:val="5"/>
-          <w:numId w:val="25"/>
+          <w:numId w:val="9"/>
         </w:numPr>
       </w:pPr>
       <w:r>
@@ -5313,7 +5465,7 @@
               <w:noProof/>
               <w:szCs w:val="16"/>
             </w:rPr>
-            <w:t>28.08.2026 10:12</w:t>
+            <w:t>28.08.2026 10:23</w:t>
           </w:r>
           <w:r>
             <w:rPr>
@@ -5525,167 +5677,391 @@
         <v:path o:extrusionok="f" gradientshapeok="t" o:connecttype="rect"/>
         <o:lock v:ext="edit" aspectratio="t"/>
       </v:shapetype>
-      <v:shape id="_x0000_i1025" type="#_x0000_t75" style="width:14.4pt;height:14.4pt" o:bullet="t">
+      <v:shape id="_x0000_i1025" type="#_x0000_t75" style="width:14.5pt;height:14.5pt" o:bullet="t">
         <v:imagedata r:id="rId1" o:title="BD10263_"/>
       </v:shape>
     </w:pict>
   </w:numPicBullet>
   <w:abstractNum w:abstractNumId="0" w15:restartNumberingAfterBreak="0">
-    <w:nsid w:val="FFFFFF7C"/>
-    <w:multiLevelType w:val="singleLevel"/>
-    <w:tmpl w:val="4328A0CE"/>
+    <w:nsid w:val="00045A22"/>
+    <w:multiLevelType w:val="multilevel"/>
+    <w:tmpl w:val="100C0021"/>
     <w:lvl w:ilvl="0">
       <w:start w:val="1"/>
-      <w:numFmt w:val="decimal"/>
-      <w:lvlText w:val="%1."/>
-      <w:lvlJc w:val="left"/>
-      <w:pPr>
-        <w:tabs>
-          <w:tab w:val="num" w:pos="1492"/>
-        </w:tabs>
-        <w:ind w:left="1492" w:hanging="360"/>
-      </w:pPr>
+      <w:numFmt w:val="bullet"/>
+      <w:lvlText w:val=""/>
+      <w:lvlJc w:val="left"/>
+      <w:pPr>
+        <w:ind w:left="360" w:hanging="360"/>
+      </w:pPr>
+      <w:rPr>
+        <w:rFonts w:ascii="Wingdings" w:hAnsi="Wingdings" w:hint="default"/>
+      </w:rPr>
+    </w:lvl>
+    <w:lvl w:ilvl="1">
+      <w:start w:val="1"/>
+      <w:numFmt w:val="bullet"/>
+      <w:lvlText w:val=""/>
+      <w:lvlJc w:val="left"/>
+      <w:pPr>
+        <w:ind w:left="720" w:hanging="360"/>
+      </w:pPr>
+      <w:rPr>
+        <w:rFonts w:ascii="Wingdings" w:hAnsi="Wingdings" w:hint="default"/>
+      </w:rPr>
+    </w:lvl>
+    <w:lvl w:ilvl="2">
+      <w:start w:val="1"/>
+      <w:numFmt w:val="bullet"/>
+      <w:lvlText w:val=""/>
+      <w:lvlJc w:val="left"/>
+      <w:pPr>
+        <w:ind w:left="1080" w:hanging="360"/>
+      </w:pPr>
+      <w:rPr>
+        <w:rFonts w:ascii="Wingdings" w:hAnsi="Wingdings" w:hint="default"/>
+      </w:rPr>
+    </w:lvl>
+    <w:lvl w:ilvl="3">
+      <w:start w:val="1"/>
+      <w:numFmt w:val="bullet"/>
+      <w:lvlText w:val=""/>
+      <w:lvlJc w:val="left"/>
+      <w:pPr>
+        <w:ind w:left="1440" w:hanging="360"/>
+      </w:pPr>
+      <w:rPr>
+        <w:rFonts w:ascii="Symbol" w:hAnsi="Symbol" w:hint="default"/>
+      </w:rPr>
+    </w:lvl>
+    <w:lvl w:ilvl="4">
+      <w:start w:val="1"/>
+      <w:numFmt w:val="bullet"/>
+      <w:lvlText w:val=""/>
+      <w:lvlJc w:val="left"/>
+      <w:pPr>
+        <w:ind w:left="1800" w:hanging="360"/>
+      </w:pPr>
+      <w:rPr>
+        <w:rFonts w:ascii="Symbol" w:hAnsi="Symbol" w:hint="default"/>
+      </w:rPr>
+    </w:lvl>
+    <w:lvl w:ilvl="5">
+      <w:start w:val="1"/>
+      <w:numFmt w:val="bullet"/>
+      <w:lvlText w:val=""/>
+      <w:lvlJc w:val="left"/>
+      <w:pPr>
+        <w:ind w:left="2160" w:hanging="360"/>
+      </w:pPr>
+      <w:rPr>
+        <w:rFonts w:ascii="Wingdings" w:hAnsi="Wingdings" w:hint="default"/>
+      </w:rPr>
+    </w:lvl>
+    <w:lvl w:ilvl="6">
+      <w:start w:val="1"/>
+      <w:numFmt w:val="bullet"/>
+      <w:lvlText w:val=""/>
+      <w:lvlJc w:val="left"/>
+      <w:pPr>
+        <w:ind w:left="2520" w:hanging="360"/>
+      </w:pPr>
+      <w:rPr>
+        <w:rFonts w:ascii="Wingdings" w:hAnsi="Wingdings" w:hint="default"/>
+      </w:rPr>
+    </w:lvl>
+    <w:lvl w:ilvl="7">
+      <w:start w:val="1"/>
+      <w:numFmt w:val="bullet"/>
+      <w:lvlText w:val=""/>
+      <w:lvlJc w:val="left"/>
+      <w:pPr>
+        <w:ind w:left="2880" w:hanging="360"/>
+      </w:pPr>
+      <w:rPr>
+        <w:rFonts w:ascii="Symbol" w:hAnsi="Symbol" w:hint="default"/>
+      </w:rPr>
+    </w:lvl>
+    <w:lvl w:ilvl="8">
+      <w:start w:val="1"/>
+      <w:numFmt w:val="bullet"/>
+      <w:lvlText w:val=""/>
+      <w:lvlJc w:val="left"/>
+      <w:pPr>
+        <w:ind w:left="3240" w:hanging="360"/>
+      </w:pPr>
+      <w:rPr>
+        <w:rFonts w:ascii="Symbol" w:hAnsi="Symbol" w:hint="default"/>
+      </w:rPr>
     </w:lvl>
   </w:abstractNum>
   <w:abstractNum w:abstractNumId="1" w15:restartNumberingAfterBreak="0">
-    <w:nsid w:val="FFFFFF7D"/>
-    <w:multiLevelType w:val="singleLevel"/>
-    <w:tmpl w:val="D812EAFE"/>
+    <w:nsid w:val="02202AAE"/>
+    <w:multiLevelType w:val="multilevel"/>
+    <w:tmpl w:val="C2ACEA3A"/>
     <w:lvl w:ilvl="0">
       <w:start w:val="1"/>
       <w:numFmt w:val="decimal"/>
-      <w:lvlText w:val="%1."/>
+      <w:lvlText w:val="%1"/>
       <w:lvlJc w:val="left"/>
       <w:pPr>
         <w:tabs>
-          <w:tab w:val="num" w:pos="1209"/>
+          <w:tab w:val="num" w:pos="432"/>
         </w:tabs>
-        <w:ind w:left="1209" w:hanging="360"/>
-      </w:pPr>
+        <w:ind w:left="432" w:hanging="432"/>
+      </w:pPr>
+      <w:rPr>
+        <w:rFonts w:hint="default"/>
+      </w:rPr>
+    </w:lvl>
+    <w:lvl w:ilvl="1">
+      <w:start w:val="1"/>
+      <w:numFmt w:val="decimal"/>
+      <w:lvlText w:val="%1.%2"/>
+      <w:lvlJc w:val="left"/>
+      <w:pPr>
+        <w:tabs>
+          <w:tab w:val="num" w:pos="576"/>
+        </w:tabs>
+        <w:ind w:left="576" w:hanging="576"/>
+      </w:pPr>
+      <w:rPr>
+        <w:rFonts w:hint="default"/>
+      </w:rPr>
+    </w:lvl>
+    <w:lvl w:ilvl="2">
+      <w:start w:val="1"/>
+      <w:numFmt w:val="decimal"/>
+      <w:lvlText w:val="%1.%2.%3"/>
+      <w:lvlJc w:val="left"/>
+      <w:pPr>
+        <w:tabs>
+          <w:tab w:val="num" w:pos="720"/>
+        </w:tabs>
+        <w:ind w:left="720" w:hanging="720"/>
+      </w:pPr>
+      <w:rPr>
+        <w:rFonts w:hint="default"/>
+      </w:rPr>
+    </w:lvl>
+    <w:lvl w:ilvl="3">
+      <w:start w:val="1"/>
+      <w:numFmt w:val="decimal"/>
+      <w:lvlText w:val="%1.%2.%3.%4"/>
+      <w:lvlJc w:val="left"/>
+      <w:pPr>
+        <w:tabs>
+          <w:tab w:val="num" w:pos="864"/>
+        </w:tabs>
+        <w:ind w:left="864" w:hanging="864"/>
+      </w:pPr>
+      <w:rPr>
+        <w:rFonts w:hint="default"/>
+      </w:rPr>
+    </w:lvl>
+    <w:lvl w:ilvl="4">
+      <w:start w:val="1"/>
+      <w:numFmt w:val="decimal"/>
+      <w:pStyle w:val="Titre5"/>
+      <w:lvlText w:val="%1.%2.%3.%4.%5"/>
+      <w:lvlJc w:val="left"/>
+      <w:pPr>
+        <w:tabs>
+          <w:tab w:val="num" w:pos="1008"/>
+        </w:tabs>
+        <w:ind w:left="1008" w:hanging="1008"/>
+      </w:pPr>
+      <w:rPr>
+        <w:rFonts w:hint="default"/>
+      </w:rPr>
+    </w:lvl>
+    <w:lvl w:ilvl="5">
+      <w:start w:val="1"/>
+      <w:numFmt w:val="decimal"/>
+      <w:pStyle w:val="Titre6"/>
+      <w:lvlText w:val="%1.%2.%3.%4.%5.%6"/>
+      <w:lvlJc w:val="left"/>
+      <w:pPr>
+        <w:tabs>
+          <w:tab w:val="num" w:pos="1152"/>
+        </w:tabs>
+        <w:ind w:left="1152" w:hanging="1152"/>
+      </w:pPr>
+      <w:rPr>
+        <w:rFonts w:hint="default"/>
+      </w:rPr>
+    </w:lvl>
+    <w:lvl w:ilvl="6">
+      <w:start w:val="1"/>
+      <w:numFmt w:val="decimal"/>
+      <w:pStyle w:val="Titre7"/>
+      <w:lvlText w:val="%1.%2.%3.%4.%5.%6.%7"/>
+      <w:lvlJc w:val="left"/>
+      <w:pPr>
+        <w:tabs>
+          <w:tab w:val="num" w:pos="1296"/>
+        </w:tabs>
+        <w:ind w:left="1296" w:hanging="1296"/>
+      </w:pPr>
+      <w:rPr>
+        <w:rFonts w:hint="default"/>
+      </w:rPr>
+    </w:lvl>
+    <w:lvl w:ilvl="7">
+      <w:start w:val="1"/>
+      <w:numFmt w:val="decimal"/>
+      <w:pStyle w:val="Titre8"/>
+      <w:lvlText w:val="%1.%2.%3.%4.%5.%6.%7.%8"/>
+      <w:lvlJc w:val="left"/>
+      <w:pPr>
+        <w:tabs>
+          <w:tab w:val="num" w:pos="1440"/>
+        </w:tabs>
+        <w:ind w:left="1440" w:hanging="1440"/>
+      </w:pPr>
+      <w:rPr>
+        <w:rFonts w:hint="default"/>
+      </w:rPr>
+    </w:lvl>
+    <w:lvl w:ilvl="8">
+      <w:start w:val="1"/>
+      <w:numFmt w:val="decimal"/>
+      <w:pStyle w:val="Titre9"/>
+      <w:lvlText w:val="%1.%2.%3.%4.%5.%6.%7.%8.%9"/>
+      <w:lvlJc w:val="left"/>
+      <w:pPr>
+        <w:tabs>
+          <w:tab w:val="num" w:pos="1584"/>
+        </w:tabs>
+        <w:ind w:left="1584" w:hanging="1584"/>
+      </w:pPr>
+      <w:rPr>
+        <w:rFonts w:hint="default"/>
+      </w:rPr>
     </w:lvl>
   </w:abstractNum>
   <w:abstractNum w:abstractNumId="2" w15:restartNumberingAfterBreak="0">
-    <w:nsid w:val="FFFFFF7E"/>
-    <w:multiLevelType w:val="singleLevel"/>
-    <w:tmpl w:val="759C624C"/>
+    <w:nsid w:val="06482CAE"/>
+    <w:multiLevelType w:val="multilevel"/>
+    <w:tmpl w:val="100C0021"/>
     <w:lvl w:ilvl="0">
       <w:start w:val="1"/>
-      <w:numFmt w:val="decimal"/>
-      <w:lvlText w:val="%1."/>
-      <w:lvlJc w:val="left"/>
-      <w:pPr>
-        <w:tabs>
-          <w:tab w:val="num" w:pos="926"/>
-        </w:tabs>
-        <w:ind w:left="926" w:hanging="360"/>
-      </w:pPr>
+      <w:numFmt w:val="bullet"/>
+      <w:lvlText w:val=""/>
+      <w:lvlJc w:val="left"/>
+      <w:pPr>
+        <w:ind w:left="360" w:hanging="360"/>
+      </w:pPr>
+      <w:rPr>
+        <w:rFonts w:ascii="Wingdings" w:hAnsi="Wingdings" w:hint="default"/>
+      </w:rPr>
+    </w:lvl>
+    <w:lvl w:ilvl="1">
+      <w:start w:val="1"/>
+      <w:numFmt w:val="bullet"/>
+      <w:lvlText w:val=""/>
+      <w:lvlJc w:val="left"/>
+      <w:pPr>
+        <w:ind w:left="720" w:hanging="360"/>
+      </w:pPr>
+      <w:rPr>
+        <w:rFonts w:ascii="Wingdings" w:hAnsi="Wingdings" w:hint="default"/>
+      </w:rPr>
+    </w:lvl>
+    <w:lvl w:ilvl="2">
+      <w:start w:val="1"/>
+      <w:numFmt w:val="bullet"/>
+      <w:lvlText w:val=""/>
+      <w:lvlJc w:val="left"/>
+      <w:pPr>
+        <w:ind w:left="1080" w:hanging="360"/>
+      </w:pPr>
+      <w:rPr>
+        <w:rFonts w:ascii="Wingdings" w:hAnsi="Wingdings" w:hint="default"/>
+      </w:rPr>
+    </w:lvl>
+    <w:lvl w:ilvl="3">
+      <w:start w:val="1"/>
+      <w:numFmt w:val="bullet"/>
+      <w:lvlText w:val=""/>
+      <w:lvlJc w:val="left"/>
+      <w:pPr>
+        <w:ind w:left="1440" w:hanging="360"/>
+      </w:pPr>
+      <w:rPr>
+        <w:rFonts w:ascii="Symbol" w:hAnsi="Symbol" w:hint="default"/>
+      </w:rPr>
+    </w:lvl>
+    <w:lvl w:ilvl="4">
+      <w:start w:val="1"/>
+      <w:numFmt w:val="bullet"/>
+      <w:lvlText w:val=""/>
+      <w:lvlJc w:val="left"/>
+      <w:pPr>
+        <w:ind w:left="1800" w:hanging="360"/>
+      </w:pPr>
+      <w:rPr>
+        <w:rFonts w:ascii="Symbol" w:hAnsi="Symbol" w:hint="default"/>
+      </w:rPr>
+    </w:lvl>
+    <w:lvl w:ilvl="5">
+      <w:start w:val="1"/>
+      <w:numFmt w:val="bullet"/>
+      <w:lvlText w:val=""/>
+      <w:lvlJc w:val="left"/>
+      <w:pPr>
+        <w:ind w:left="2160" w:hanging="360"/>
+      </w:pPr>
+      <w:rPr>
+        <w:rFonts w:ascii="Wingdings" w:hAnsi="Wingdings" w:hint="default"/>
+      </w:rPr>
+    </w:lvl>
+    <w:lvl w:ilvl="6">
+      <w:start w:val="1"/>
+      <w:numFmt w:val="bullet"/>
+      <w:lvlText w:val=""/>
+      <w:lvlJc w:val="left"/>
+      <w:pPr>
+        <w:ind w:left="2520" w:hanging="360"/>
+      </w:pPr>
+      <w:rPr>
+        <w:rFonts w:ascii="Wingdings" w:hAnsi="Wingdings" w:hint="default"/>
+      </w:rPr>
+    </w:lvl>
+    <w:lvl w:ilvl="7">
+      <w:start w:val="1"/>
+      <w:numFmt w:val="bullet"/>
+      <w:lvlText w:val=""/>
+      <w:lvlJc w:val="left"/>
+      <w:pPr>
+        <w:ind w:left="2880" w:hanging="360"/>
+      </w:pPr>
+      <w:rPr>
+        <w:rFonts w:ascii="Symbol" w:hAnsi="Symbol" w:hint="default"/>
+      </w:rPr>
+    </w:lvl>
+    <w:lvl w:ilvl="8">
+      <w:start w:val="1"/>
+      <w:numFmt w:val="bullet"/>
+      <w:lvlText w:val=""/>
+      <w:lvlJc w:val="left"/>
+      <w:pPr>
+        <w:ind w:left="3240" w:hanging="360"/>
+      </w:pPr>
+      <w:rPr>
+        <w:rFonts w:ascii="Symbol" w:hAnsi="Symbol" w:hint="default"/>
+      </w:rPr>
     </w:lvl>
   </w:abstractNum>
   <w:abstractNum w:abstractNumId="3" w15:restartNumberingAfterBreak="0">
-    <w:nsid w:val="FFFFFF7F"/>
+    <w:nsid w:val="0A7C7405"/>
     <w:multiLevelType w:val="singleLevel"/>
-    <w:tmpl w:val="22B62718"/>
+    <w:tmpl w:val="92869324"/>
     <w:lvl w:ilvl="0">
       <w:start w:val="1"/>
-      <w:numFmt w:val="decimal"/>
-      <w:lvlText w:val="%1."/>
-      <w:lvlJc w:val="left"/>
-      <w:pPr>
-        <w:tabs>
-          <w:tab w:val="num" w:pos="643"/>
-        </w:tabs>
-        <w:ind w:left="643" w:hanging="360"/>
-      </w:pPr>
-    </w:lvl>
-  </w:abstractNum>
-  <w:abstractNum w:abstractNumId="4" w15:restartNumberingAfterBreak="0">
-    <w:nsid w:val="FFFFFF80"/>
-    <w:multiLevelType w:val="singleLevel"/>
-    <w:tmpl w:val="466E7814"/>
-    <w:lvl w:ilvl="0">
-      <w:start w:val="1"/>
-      <w:numFmt w:val="bullet"/>
+      <w:numFmt w:val="bullet"/>
+      <w:pStyle w:val="Retraitnormal1"/>
       <w:lvlText w:val=""/>
-      <w:lvlJc w:val="left"/>
-      <w:pPr>
-        <w:tabs>
-          <w:tab w:val="num" w:pos="1492"/>
-        </w:tabs>
-        <w:ind w:left="1492" w:hanging="360"/>
-      </w:pPr>
-      <w:rPr>
-        <w:rFonts w:ascii="Symbol" w:hAnsi="Symbol" w:hint="default"/>
-      </w:rPr>
-    </w:lvl>
-  </w:abstractNum>
-  <w:abstractNum w:abstractNumId="5" w15:restartNumberingAfterBreak="0">
-    <w:nsid w:val="FFFFFF81"/>
-    <w:multiLevelType w:val="singleLevel"/>
-    <w:tmpl w:val="CD84B6E8"/>
-    <w:lvl w:ilvl="0">
-      <w:start w:val="1"/>
-      <w:numFmt w:val="bullet"/>
-      <w:lvlText w:val=""/>
-      <w:lvlJc w:val="left"/>
-      <w:pPr>
-        <w:tabs>
-          <w:tab w:val="num" w:pos="1209"/>
-        </w:tabs>
-        <w:ind w:left="1209" w:hanging="360"/>
-      </w:pPr>
-      <w:rPr>
-        <w:rFonts w:ascii="Symbol" w:hAnsi="Symbol" w:hint="default"/>
-      </w:rPr>
-    </w:lvl>
-  </w:abstractNum>
-  <w:abstractNum w:abstractNumId="6" w15:restartNumberingAfterBreak="0">
-    <w:nsid w:val="FFFFFF82"/>
-    <w:multiLevelType w:val="singleLevel"/>
-    <w:tmpl w:val="EA4290CC"/>
-    <w:lvl w:ilvl="0">
-      <w:start w:val="1"/>
-      <w:numFmt w:val="bullet"/>
-      <w:lvlText w:val=""/>
-      <w:lvlJc w:val="left"/>
-      <w:pPr>
-        <w:tabs>
-          <w:tab w:val="num" w:pos="926"/>
-        </w:tabs>
-        <w:ind w:left="926" w:hanging="360"/>
-      </w:pPr>
-      <w:rPr>
-        <w:rFonts w:ascii="Symbol" w:hAnsi="Symbol" w:hint="default"/>
-      </w:rPr>
-    </w:lvl>
-  </w:abstractNum>
-  <w:abstractNum w:abstractNumId="7" w15:restartNumberingAfterBreak="0">
-    <w:nsid w:val="FFFFFF83"/>
-    <w:multiLevelType w:val="singleLevel"/>
-    <w:tmpl w:val="B164EE08"/>
-    <w:lvl w:ilvl="0">
-      <w:start w:val="1"/>
-      <w:numFmt w:val="bullet"/>
-      <w:lvlText w:val=""/>
-      <w:lvlJc w:val="left"/>
-      <w:pPr>
-        <w:tabs>
-          <w:tab w:val="num" w:pos="643"/>
-        </w:tabs>
-        <w:ind w:left="643" w:hanging="360"/>
-      </w:pPr>
-      <w:rPr>
-        <w:rFonts w:ascii="Symbol" w:hAnsi="Symbol" w:hint="default"/>
-      </w:rPr>
-    </w:lvl>
-  </w:abstractNum>
-  <w:abstractNum w:abstractNumId="8" w15:restartNumberingAfterBreak="0">
-    <w:nsid w:val="FFFFFF88"/>
-    <w:multiLevelType w:val="singleLevel"/>
-    <w:tmpl w:val="0B4A9174"/>
-    <w:lvl w:ilvl="0">
-      <w:start w:val="1"/>
-      <w:numFmt w:val="decimal"/>
-      <w:lvlText w:val="%1."/>
       <w:lvlJc w:val="left"/>
       <w:pPr>
         <w:tabs>
@@ -5693,30 +6069,13 @@
         </w:tabs>
         <w:ind w:left="360" w:hanging="360"/>
       </w:pPr>
+      <w:rPr>
+        <w:rFonts w:ascii="Symbol" w:hAnsi="Symbol" w:hint="default"/>
+      </w:rPr>
     </w:lvl>
   </w:abstractNum>
-  <w:abstractNum w:abstractNumId="9" w15:restartNumberingAfterBreak="0">
-    <w:nsid w:val="FFFFFF89"/>
-    <w:multiLevelType w:val="singleLevel"/>
-    <w:tmpl w:val="2FD089B0"/>
-    <w:lvl w:ilvl="0">
-      <w:start w:val="1"/>
-      <w:numFmt w:val="bullet"/>
-      <w:lvlText w:val=""/>
-      <w:lvlJc w:val="left"/>
-      <w:pPr>
-        <w:tabs>
-          <w:tab w:val="num" w:pos="360"/>
-        </w:tabs>
-        <w:ind w:left="360" w:hanging="360"/>
-      </w:pPr>
-      <w:rPr>
-        <w:rFonts w:ascii="Symbol" w:hAnsi="Symbol" w:hint="default"/>
-      </w:rPr>
-    </w:lvl>
-  </w:abstractNum>
-  <w:abstractNum w:abstractNumId="10" w15:restartNumberingAfterBreak="0">
-    <w:nsid w:val="00045A22"/>
+  <w:abstractNum w:abstractNumId="4" w15:restartNumberingAfterBreak="0">
+    <w:nsid w:val="13386E8A"/>
     <w:multiLevelType w:val="multilevel"/>
     <w:tmpl w:val="100C0021"/>
     <w:lvl w:ilvl="0">
@@ -5828,20 +6187,277 @@
       </w:rPr>
     </w:lvl>
   </w:abstractNum>
-  <w:abstractNum w:abstractNumId="11" w15:restartNumberingAfterBreak="0">
-    <w:nsid w:val="02202AAE"/>
+  <w:abstractNum w:abstractNumId="5" w15:restartNumberingAfterBreak="0">
+    <w:nsid w:val="13AB381A"/>
+    <w:multiLevelType w:val="hybridMultilevel"/>
+    <w:tmpl w:val="B43857E8"/>
+    <w:lvl w:ilvl="0" w:tplc="324611CA">
+      <w:start w:val="1"/>
+      <w:numFmt w:val="bullet"/>
+      <w:pStyle w:val="Puce"/>
+      <w:lvlText w:val=""/>
+      <w:lvlPicBulletId w:val="0"/>
+      <w:lvlJc w:val="left"/>
+      <w:pPr>
+        <w:tabs>
+          <w:tab w:val="num" w:pos="794"/>
+        </w:tabs>
+        <w:ind w:left="794" w:hanging="454"/>
+      </w:pPr>
+      <w:rPr>
+        <w:rFonts w:ascii="Symbol" w:hAnsi="Symbol" w:hint="default"/>
+        <w:color w:val="auto"/>
+      </w:rPr>
+    </w:lvl>
+    <w:lvl w:ilvl="1" w:tplc="040C0003" w:tentative="1">
+      <w:start w:val="1"/>
+      <w:numFmt w:val="bullet"/>
+      <w:lvlText w:val="o"/>
+      <w:lvlJc w:val="left"/>
+      <w:pPr>
+        <w:tabs>
+          <w:tab w:val="num" w:pos="1440"/>
+        </w:tabs>
+        <w:ind w:left="1440" w:hanging="360"/>
+      </w:pPr>
+      <w:rPr>
+        <w:rFonts w:ascii="Courier New" w:hAnsi="Courier New" w:cs="Courier New" w:hint="default"/>
+      </w:rPr>
+    </w:lvl>
+    <w:lvl w:ilvl="2" w:tplc="040C0005" w:tentative="1">
+      <w:start w:val="1"/>
+      <w:numFmt w:val="bullet"/>
+      <w:lvlText w:val=""/>
+      <w:lvlJc w:val="left"/>
+      <w:pPr>
+        <w:tabs>
+          <w:tab w:val="num" w:pos="2160"/>
+        </w:tabs>
+        <w:ind w:left="2160" w:hanging="360"/>
+      </w:pPr>
+      <w:rPr>
+        <w:rFonts w:ascii="Wingdings" w:hAnsi="Wingdings" w:hint="default"/>
+      </w:rPr>
+    </w:lvl>
+    <w:lvl w:ilvl="3" w:tplc="040C0001" w:tentative="1">
+      <w:start w:val="1"/>
+      <w:numFmt w:val="bullet"/>
+      <w:lvlText w:val=""/>
+      <w:lvlJc w:val="left"/>
+      <w:pPr>
+        <w:tabs>
+          <w:tab w:val="num" w:pos="2880"/>
+        </w:tabs>
+        <w:ind w:left="2880" w:hanging="360"/>
+      </w:pPr>
+      <w:rPr>
+        <w:rFonts w:ascii="Symbol" w:hAnsi="Symbol" w:hint="default"/>
+      </w:rPr>
+    </w:lvl>
+    <w:lvl w:ilvl="4" w:tplc="040C0003" w:tentative="1">
+      <w:start w:val="1"/>
+      <w:numFmt w:val="bullet"/>
+      <w:lvlText w:val="o"/>
+      <w:lvlJc w:val="left"/>
+      <w:pPr>
+        <w:tabs>
+          <w:tab w:val="num" w:pos="3600"/>
+        </w:tabs>
+        <w:ind w:left="3600" w:hanging="360"/>
+      </w:pPr>
+      <w:rPr>
+        <w:rFonts w:ascii="Courier New" w:hAnsi="Courier New" w:cs="Courier New" w:hint="default"/>
+      </w:rPr>
+    </w:lvl>
+    <w:lvl w:ilvl="5" w:tplc="040C0005" w:tentative="1">
+      <w:start w:val="1"/>
+      <w:numFmt w:val="bullet"/>
+      <w:lvlText w:val=""/>
+      <w:lvlJc w:val="left"/>
+      <w:pPr>
+        <w:tabs>
+          <w:tab w:val="num" w:pos="4320"/>
+        </w:tabs>
+        <w:ind w:left="4320" w:hanging="360"/>
+      </w:pPr>
+      <w:rPr>
+        <w:rFonts w:ascii="Wingdings" w:hAnsi="Wingdings" w:hint="default"/>
+      </w:rPr>
+    </w:lvl>
+    <w:lvl w:ilvl="6" w:tplc="040C0001" w:tentative="1">
+      <w:start w:val="1"/>
+      <w:numFmt w:val="bullet"/>
+      <w:lvlText w:val=""/>
+      <w:lvlJc w:val="left"/>
+      <w:pPr>
+        <w:tabs>
+          <w:tab w:val="num" w:pos="5040"/>
+        </w:tabs>
+        <w:ind w:left="5040" w:hanging="360"/>
+      </w:pPr>
+      <w:rPr>
+        <w:rFonts w:ascii="Symbol" w:hAnsi="Symbol" w:hint="default"/>
+      </w:rPr>
+    </w:lvl>
+    <w:lvl w:ilvl="7" w:tplc="040C0003" w:tentative="1">
+      <w:start w:val="1"/>
+      <w:numFmt w:val="bullet"/>
+      <w:lvlText w:val="o"/>
+      <w:lvlJc w:val="left"/>
+      <w:pPr>
+        <w:tabs>
+          <w:tab w:val="num" w:pos="5760"/>
+        </w:tabs>
+        <w:ind w:left="5760" w:hanging="360"/>
+      </w:pPr>
+      <w:rPr>
+        <w:rFonts w:ascii="Courier New" w:hAnsi="Courier New" w:cs="Courier New" w:hint="default"/>
+      </w:rPr>
+    </w:lvl>
+    <w:lvl w:ilvl="8" w:tplc="040C0005" w:tentative="1">
+      <w:start w:val="1"/>
+      <w:numFmt w:val="bullet"/>
+      <w:lvlText w:val=""/>
+      <w:lvlJc w:val="left"/>
+      <w:pPr>
+        <w:tabs>
+          <w:tab w:val="num" w:pos="6480"/>
+        </w:tabs>
+        <w:ind w:left="6480" w:hanging="360"/>
+      </w:pPr>
+      <w:rPr>
+        <w:rFonts w:ascii="Wingdings" w:hAnsi="Wingdings" w:hint="default"/>
+      </w:rPr>
+    </w:lvl>
+  </w:abstractNum>
+  <w:abstractNum w:abstractNumId="6" w15:restartNumberingAfterBreak="0">
+    <w:nsid w:val="2826057C"/>
+    <w:multiLevelType w:val="hybridMultilevel"/>
+    <w:tmpl w:val="9DEAB626"/>
+    <w:lvl w:ilvl="0" w:tplc="100C0001">
+      <w:start w:val="1"/>
+      <w:numFmt w:val="bullet"/>
+      <w:lvlText w:val=""/>
+      <w:lvlJc w:val="left"/>
+      <w:pPr>
+        <w:ind w:left="2534" w:hanging="360"/>
+      </w:pPr>
+      <w:rPr>
+        <w:rFonts w:ascii="Symbol" w:hAnsi="Symbol" w:hint="default"/>
+      </w:rPr>
+    </w:lvl>
+    <w:lvl w:ilvl="1" w:tplc="100C0003" w:tentative="1">
+      <w:start w:val="1"/>
+      <w:numFmt w:val="bullet"/>
+      <w:lvlText w:val="o"/>
+      <w:lvlJc w:val="left"/>
+      <w:pPr>
+        <w:ind w:left="3254" w:hanging="360"/>
+      </w:pPr>
+      <w:rPr>
+        <w:rFonts w:ascii="Courier New" w:hAnsi="Courier New" w:cs="Courier New" w:hint="default"/>
+      </w:rPr>
+    </w:lvl>
+    <w:lvl w:ilvl="2" w:tplc="100C0005" w:tentative="1">
+      <w:start w:val="1"/>
+      <w:numFmt w:val="bullet"/>
+      <w:lvlText w:val=""/>
+      <w:lvlJc w:val="left"/>
+      <w:pPr>
+        <w:ind w:left="3974" w:hanging="360"/>
+      </w:pPr>
+      <w:rPr>
+        <w:rFonts w:ascii="Wingdings" w:hAnsi="Wingdings" w:hint="default"/>
+      </w:rPr>
+    </w:lvl>
+    <w:lvl w:ilvl="3" w:tplc="100C0001" w:tentative="1">
+      <w:start w:val="1"/>
+      <w:numFmt w:val="bullet"/>
+      <w:lvlText w:val=""/>
+      <w:lvlJc w:val="left"/>
+      <w:pPr>
+        <w:ind w:left="4694" w:hanging="360"/>
+      </w:pPr>
+      <w:rPr>
+        <w:rFonts w:ascii="Symbol" w:hAnsi="Symbol" w:hint="default"/>
+      </w:rPr>
+    </w:lvl>
+    <w:lvl w:ilvl="4" w:tplc="100C0003" w:tentative="1">
+      <w:start w:val="1"/>
+      <w:numFmt w:val="bullet"/>
+      <w:lvlText w:val="o"/>
+      <w:lvlJc w:val="left"/>
+      <w:pPr>
+        <w:ind w:left="5414" w:hanging="360"/>
+      </w:pPr>
+      <w:rPr>
+        <w:rFonts w:ascii="Courier New" w:hAnsi="Courier New" w:cs="Courier New" w:hint="default"/>
+      </w:rPr>
+    </w:lvl>
+    <w:lvl w:ilvl="5" w:tplc="100C0005" w:tentative="1">
+      <w:start w:val="1"/>
+      <w:numFmt w:val="bullet"/>
+      <w:lvlText w:val=""/>
+      <w:lvlJc w:val="left"/>
+      <w:pPr>
+        <w:ind w:left="6134" w:hanging="360"/>
+      </w:pPr>
+      <w:rPr>
+        <w:rFonts w:ascii="Wingdings" w:hAnsi="Wingdings" w:hint="default"/>
+      </w:rPr>
+    </w:lvl>
+    <w:lvl w:ilvl="6" w:tplc="100C0001" w:tentative="1">
+      <w:start w:val="1"/>
+      <w:numFmt w:val="bullet"/>
+      <w:lvlText w:val=""/>
+      <w:lvlJc w:val="left"/>
+      <w:pPr>
+        <w:ind w:left="6854" w:hanging="360"/>
+      </w:pPr>
+      <w:rPr>
+        <w:rFonts w:ascii="Symbol" w:hAnsi="Symbol" w:hint="default"/>
+      </w:rPr>
+    </w:lvl>
+    <w:lvl w:ilvl="7" w:tplc="100C0003" w:tentative="1">
+      <w:start w:val="1"/>
+      <w:numFmt w:val="bullet"/>
+      <w:lvlText w:val="o"/>
+      <w:lvlJc w:val="left"/>
+      <w:pPr>
+        <w:ind w:left="7574" w:hanging="360"/>
+      </w:pPr>
+      <w:rPr>
+        <w:rFonts w:ascii="Courier New" w:hAnsi="Courier New" w:cs="Courier New" w:hint="default"/>
+      </w:rPr>
+    </w:lvl>
+    <w:lvl w:ilvl="8" w:tplc="100C0005" w:tentative="1">
+      <w:start w:val="1"/>
+      <w:numFmt w:val="bullet"/>
+      <w:lvlText w:val=""/>
+      <w:lvlJc w:val="left"/>
+      <w:pPr>
+        <w:ind w:left="8294" w:hanging="360"/>
+      </w:pPr>
+      <w:rPr>
+        <w:rFonts w:ascii="Wingdings" w:hAnsi="Wingdings" w:hint="default"/>
+      </w:rPr>
+    </w:lvl>
+  </w:abstractNum>
+  <w:abstractNum w:abstractNumId="7" w15:restartNumberingAfterBreak="0">
+    <w:nsid w:val="2A8F67FD"/>
     <w:multiLevelType w:val="multilevel"/>
-    <w:tmpl w:val="C2ACEA3A"/>
+    <w:tmpl w:val="08EA5668"/>
     <w:lvl w:ilvl="0">
       <w:start w:val="1"/>
       <w:numFmt w:val="decimal"/>
+      <w:pStyle w:val="Titre1"/>
       <w:lvlText w:val="%1"/>
       <w:lvlJc w:val="left"/>
       <w:pPr>
         <w:tabs>
-          <w:tab w:val="num" w:pos="432"/>
+          <w:tab w:val="num" w:pos="2977"/>
         </w:tabs>
-        <w:ind w:left="432" w:hanging="432"/>
+        <w:ind w:left="2977" w:hanging="567"/>
       </w:pPr>
       <w:rPr>
         <w:rFonts w:hint="default"/>
@@ -5850,13 +6466,14 @@
     <w:lvl w:ilvl="1">
       <w:start w:val="1"/>
       <w:numFmt w:val="decimal"/>
+      <w:pStyle w:val="Titre2"/>
       <w:lvlText w:val="%1.%2"/>
       <w:lvlJc w:val="left"/>
       <w:pPr>
         <w:tabs>
-          <w:tab w:val="num" w:pos="576"/>
+          <w:tab w:val="num" w:pos="1134"/>
         </w:tabs>
-        <w:ind w:left="576" w:hanging="576"/>
+        <w:ind w:left="1134" w:hanging="567"/>
       </w:pPr>
       <w:rPr>
         <w:rFonts w:hint="default"/>
@@ -5865,13 +6482,14 @@
     <w:lvl w:ilvl="2">
       <w:start w:val="1"/>
       <w:numFmt w:val="decimal"/>
+      <w:pStyle w:val="Titre3"/>
       <w:lvlText w:val="%1.%2.%3"/>
       <w:lvlJc w:val="left"/>
       <w:pPr>
         <w:tabs>
-          <w:tab w:val="num" w:pos="720"/>
+          <w:tab w:val="num" w:pos="1814"/>
         </w:tabs>
-        <w:ind w:left="720" w:hanging="720"/>
+        <w:ind w:left="1814" w:hanging="680"/>
       </w:pPr>
       <w:rPr>
         <w:rFonts w:hint="default"/>
@@ -5895,7 +6513,6 @@
     <w:lvl w:ilvl="4">
       <w:start w:val="1"/>
       <w:numFmt w:val="decimal"/>
-      <w:pStyle w:val="Titre5"/>
       <w:lvlText w:val="%1.%2.%3.%4.%5"/>
       <w:lvlJc w:val="left"/>
       <w:pPr>
@@ -5911,7 +6528,6 @@
     <w:lvl w:ilvl="5">
       <w:start w:val="1"/>
       <w:numFmt w:val="decimal"/>
-      <w:pStyle w:val="Titre6"/>
       <w:lvlText w:val="%1.%2.%3.%4.%5.%6"/>
       <w:lvlJc w:val="left"/>
       <w:pPr>
@@ -5927,7 +6543,6 @@
     <w:lvl w:ilvl="6">
       <w:start w:val="1"/>
       <w:numFmt w:val="decimal"/>
-      <w:pStyle w:val="Titre7"/>
       <w:lvlText w:val="%1.%2.%3.%4.%5.%6.%7"/>
       <w:lvlJc w:val="left"/>
       <w:pPr>
@@ -5943,7 +6558,6 @@
     <w:lvl w:ilvl="7">
       <w:start w:val="1"/>
       <w:numFmt w:val="decimal"/>
-      <w:pStyle w:val="Titre8"/>
       <w:lvlText w:val="%1.%2.%3.%4.%5.%6.%7.%8"/>
       <w:lvlJc w:val="left"/>
       <w:pPr>
@@ -5959,7 +6573,6 @@
     <w:lvl w:ilvl="8">
       <w:start w:val="1"/>
       <w:numFmt w:val="decimal"/>
-      <w:pStyle w:val="Titre9"/>
       <w:lvlText w:val="%1.%2.%3.%4.%5.%6.%7.%8.%9"/>
       <w:lvlJc w:val="left"/>
       <w:pPr>
@@ -5973,1218 +6586,120 @@
       </w:rPr>
     </w:lvl>
   </w:abstractNum>
-  <w:abstractNum w:abstractNumId="12" w15:restartNumberingAfterBreak="0">
-    <w:nsid w:val="037669EE"/>
-    <w:multiLevelType w:val="multilevel"/>
-    <w:tmpl w:val="100C0021"/>
-    <w:lvl w:ilvl="0">
-      <w:start w:val="1"/>
-      <w:numFmt w:val="bullet"/>
-      <w:lvlText w:val=""/>
-      <w:lvlJc w:val="left"/>
-      <w:pPr>
-        <w:ind w:left="360" w:hanging="360"/>
+  <w:abstractNum w:abstractNumId="8" w15:restartNumberingAfterBreak="0">
+    <w:nsid w:val="39313DF2"/>
+    <w:multiLevelType w:val="hybridMultilevel"/>
+    <w:tmpl w:val="5EBA7DB4"/>
+    <w:lvl w:ilvl="0" w:tplc="100C0001">
+      <w:start w:val="1"/>
+      <w:numFmt w:val="bullet"/>
+      <w:lvlText w:val=""/>
+      <w:lvlJc w:val="left"/>
+      <w:pPr>
+        <w:ind w:left="2534" w:hanging="360"/>
+      </w:pPr>
+      <w:rPr>
+        <w:rFonts w:ascii="Symbol" w:hAnsi="Symbol" w:hint="default"/>
+      </w:rPr>
+    </w:lvl>
+    <w:lvl w:ilvl="1" w:tplc="100C0003" w:tentative="1">
+      <w:start w:val="1"/>
+      <w:numFmt w:val="bullet"/>
+      <w:lvlText w:val="o"/>
+      <w:lvlJc w:val="left"/>
+      <w:pPr>
+        <w:ind w:left="3254" w:hanging="360"/>
+      </w:pPr>
+      <w:rPr>
+        <w:rFonts w:ascii="Courier New" w:hAnsi="Courier New" w:cs="Courier New" w:hint="default"/>
+      </w:rPr>
+    </w:lvl>
+    <w:lvl w:ilvl="2" w:tplc="100C0005" w:tentative="1">
+      <w:start w:val="1"/>
+      <w:numFmt w:val="bullet"/>
+      <w:lvlText w:val=""/>
+      <w:lvlJc w:val="left"/>
+      <w:pPr>
+        <w:ind w:left="3974" w:hanging="360"/>
       </w:pPr>
       <w:rPr>
         <w:rFonts w:ascii="Wingdings" w:hAnsi="Wingdings" w:hint="default"/>
       </w:rPr>
     </w:lvl>
-    <w:lvl w:ilvl="1">
-      <w:start w:val="1"/>
-      <w:numFmt w:val="bullet"/>
-      <w:lvlText w:val=""/>
-      <w:lvlJc w:val="left"/>
-      <w:pPr>
-        <w:ind w:left="720" w:hanging="360"/>
+    <w:lvl w:ilvl="3" w:tplc="100C0001" w:tentative="1">
+      <w:start w:val="1"/>
+      <w:numFmt w:val="bullet"/>
+      <w:lvlText w:val=""/>
+      <w:lvlJc w:val="left"/>
+      <w:pPr>
+        <w:ind w:left="4694" w:hanging="360"/>
+      </w:pPr>
+      <w:rPr>
+        <w:rFonts w:ascii="Symbol" w:hAnsi="Symbol" w:hint="default"/>
+      </w:rPr>
+    </w:lvl>
+    <w:lvl w:ilvl="4" w:tplc="100C0003" w:tentative="1">
+      <w:start w:val="1"/>
+      <w:numFmt w:val="bullet"/>
+      <w:lvlText w:val="o"/>
+      <w:lvlJc w:val="left"/>
+      <w:pPr>
+        <w:ind w:left="5414" w:hanging="360"/>
+      </w:pPr>
+      <w:rPr>
+        <w:rFonts w:ascii="Courier New" w:hAnsi="Courier New" w:cs="Courier New" w:hint="default"/>
+      </w:rPr>
+    </w:lvl>
+    <w:lvl w:ilvl="5" w:tplc="100C0005" w:tentative="1">
+      <w:start w:val="1"/>
+      <w:numFmt w:val="bullet"/>
+      <w:lvlText w:val=""/>
+      <w:lvlJc w:val="left"/>
+      <w:pPr>
+        <w:ind w:left="6134" w:hanging="360"/>
       </w:pPr>
       <w:rPr>
         <w:rFonts w:ascii="Wingdings" w:hAnsi="Wingdings" w:hint="default"/>
       </w:rPr>
     </w:lvl>
-    <w:lvl w:ilvl="2">
+    <w:lvl w:ilvl="6" w:tplc="100C0001" w:tentative="1">
+      <w:start w:val="1"/>
+      <w:numFmt w:val="bullet"/>
+      <w:lvlText w:val=""/>
+      <w:lvlJc w:val="left"/>
+      <w:pPr>
+        <w:ind w:left="6854" w:hanging="360"/>
+      </w:pPr>
+      <w:rPr>
+        <w:rFonts w:ascii="Symbol" w:hAnsi="Symbol" w:hint="default"/>
+      </w:rPr>
+    </w:lvl>
+    <w:lvl w:ilvl="7" w:tplc="100C0003" w:tentative="1">
+      <w:start w:val="1"/>
+      <w:numFmt w:val="bullet"/>
+      <w:lvlText w:val="o"/>
+      <w:lvlJc w:val="left"/>
+      <w:pPr>
+        <w:ind w:left="7574" w:hanging="360"/>
+      </w:pPr>
+      <w:rPr>
+        <w:rFonts w:ascii="Courier New" w:hAnsi="Courier New" w:cs="Courier New" w:hint="default"/>
+      </w:rPr>
+    </w:lvl>
+    <w:lvl w:ilvl="8" w:tplc="100C0005" w:tentative="1">
       <w:start w:val="1"/>
       <w:numFmt w:val="bullet"/>
       <w:lvlText w:val=""/>
       <w:lvlJc w:val="left"/>
       <w:pPr>
-        <w:ind w:left="1080" w:hanging="360"/>
+        <w:ind w:left="8294" w:hanging="360"/>
       </w:pPr>
       <w:rPr>
         <w:rFonts w:ascii="Wingdings" w:hAnsi="Wingdings" w:hint="default"/>
       </w:rPr>
     </w:lvl>
-    <w:lvl w:ilvl="3">
-      <w:start w:val="1"/>
-      <w:numFmt w:val="bullet"/>
-      <w:lvlText w:val=""/>
-      <w:lvlJc w:val="left"/>
-      <w:pPr>
-        <w:ind w:left="1440" w:hanging="360"/>
-      </w:pPr>
-      <w:rPr>
-        <w:rFonts w:ascii="Symbol" w:hAnsi="Symbol" w:hint="default"/>
-      </w:rPr>
-    </w:lvl>
-    <w:lvl w:ilvl="4">
-      <w:start w:val="1"/>
-      <w:numFmt w:val="bullet"/>
-      <w:lvlText w:val=""/>
-      <w:lvlJc w:val="left"/>
-      <w:pPr>
-        <w:ind w:left="1800" w:hanging="360"/>
-      </w:pPr>
-      <w:rPr>
-        <w:rFonts w:ascii="Symbol" w:hAnsi="Symbol" w:hint="default"/>
-      </w:rPr>
-    </w:lvl>
-    <w:lvl w:ilvl="5">
-      <w:start w:val="1"/>
-      <w:numFmt w:val="bullet"/>
-      <w:lvlText w:val=""/>
-      <w:lvlJc w:val="left"/>
-      <w:pPr>
-        <w:ind w:left="2160" w:hanging="360"/>
-      </w:pPr>
-      <w:rPr>
-        <w:rFonts w:ascii="Wingdings" w:hAnsi="Wingdings" w:hint="default"/>
-      </w:rPr>
-    </w:lvl>
-    <w:lvl w:ilvl="6">
-      <w:start w:val="1"/>
-      <w:numFmt w:val="bullet"/>
-      <w:lvlText w:val=""/>
-      <w:lvlJc w:val="left"/>
-      <w:pPr>
-        <w:ind w:left="2520" w:hanging="360"/>
-      </w:pPr>
-      <w:rPr>
-        <w:rFonts w:ascii="Wingdings" w:hAnsi="Wingdings" w:hint="default"/>
-      </w:rPr>
-    </w:lvl>
-    <w:lvl w:ilvl="7">
-      <w:start w:val="1"/>
-      <w:numFmt w:val="bullet"/>
-      <w:lvlText w:val=""/>
-      <w:lvlJc w:val="left"/>
-      <w:pPr>
-        <w:ind w:left="2880" w:hanging="360"/>
-      </w:pPr>
-      <w:rPr>
-        <w:rFonts w:ascii="Symbol" w:hAnsi="Symbol" w:hint="default"/>
-      </w:rPr>
-    </w:lvl>
-    <w:lvl w:ilvl="8">
-      <w:start w:val="1"/>
-      <w:numFmt w:val="bullet"/>
-      <w:lvlText w:val=""/>
-      <w:lvlJc w:val="left"/>
-      <w:pPr>
-        <w:ind w:left="3240" w:hanging="360"/>
-      </w:pPr>
-      <w:rPr>
-        <w:rFonts w:ascii="Symbol" w:hAnsi="Symbol" w:hint="default"/>
-      </w:rPr>
-    </w:lvl>
   </w:abstractNum>
-  <w:abstractNum w:abstractNumId="13" w15:restartNumberingAfterBreak="0">
-    <w:nsid w:val="06482CAE"/>
-    <w:multiLevelType w:val="multilevel"/>
-    <w:tmpl w:val="100C0021"/>
-    <w:lvl w:ilvl="0">
-      <w:start w:val="1"/>
-      <w:numFmt w:val="bullet"/>
-      <w:lvlText w:val=""/>
-      <w:lvlJc w:val="left"/>
-      <w:pPr>
-        <w:ind w:left="360" w:hanging="360"/>
-      </w:pPr>
-      <w:rPr>
-        <w:rFonts w:ascii="Wingdings" w:hAnsi="Wingdings" w:hint="default"/>
-      </w:rPr>
-    </w:lvl>
-    <w:lvl w:ilvl="1">
-      <w:start w:val="1"/>
-      <w:numFmt w:val="bullet"/>
-      <w:lvlText w:val=""/>
-      <w:lvlJc w:val="left"/>
-      <w:pPr>
-        <w:ind w:left="720" w:hanging="360"/>
-      </w:pPr>
-      <w:rPr>
-        <w:rFonts w:ascii="Wingdings" w:hAnsi="Wingdings" w:hint="default"/>
-      </w:rPr>
-    </w:lvl>
-    <w:lvl w:ilvl="2">
-      <w:start w:val="1"/>
-      <w:numFmt w:val="bullet"/>
-      <w:lvlText w:val=""/>
-      <w:lvlJc w:val="left"/>
-      <w:pPr>
-        <w:ind w:left="1080" w:hanging="360"/>
-      </w:pPr>
-      <w:rPr>
-        <w:rFonts w:ascii="Wingdings" w:hAnsi="Wingdings" w:hint="default"/>
-      </w:rPr>
-    </w:lvl>
-    <w:lvl w:ilvl="3">
-      <w:start w:val="1"/>
-      <w:numFmt w:val="bullet"/>
-      <w:lvlText w:val=""/>
-      <w:lvlJc w:val="left"/>
-      <w:pPr>
-        <w:ind w:left="1440" w:hanging="360"/>
-      </w:pPr>
-      <w:rPr>
-        <w:rFonts w:ascii="Symbol" w:hAnsi="Symbol" w:hint="default"/>
-      </w:rPr>
-    </w:lvl>
-    <w:lvl w:ilvl="4">
-      <w:start w:val="1"/>
-      <w:numFmt w:val="bullet"/>
-      <w:lvlText w:val=""/>
-      <w:lvlJc w:val="left"/>
-      <w:pPr>
-        <w:ind w:left="1800" w:hanging="360"/>
-      </w:pPr>
-      <w:rPr>
-        <w:rFonts w:ascii="Symbol" w:hAnsi="Symbol" w:hint="default"/>
-      </w:rPr>
-    </w:lvl>
-    <w:lvl w:ilvl="5">
-      <w:start w:val="1"/>
-      <w:numFmt w:val="bullet"/>
-      <w:lvlText w:val=""/>
-      <w:lvlJc w:val="left"/>
-      <w:pPr>
-        <w:ind w:left="2160" w:hanging="360"/>
-      </w:pPr>
-      <w:rPr>
-        <w:rFonts w:ascii="Wingdings" w:hAnsi="Wingdings" w:hint="default"/>
-      </w:rPr>
-    </w:lvl>
-    <w:lvl w:ilvl="6">
-      <w:start w:val="1"/>
-      <w:numFmt w:val="bullet"/>
-      <w:lvlText w:val=""/>
-      <w:lvlJc w:val="left"/>
-      <w:pPr>
-        <w:ind w:left="2520" w:hanging="360"/>
-      </w:pPr>
-      <w:rPr>
-        <w:rFonts w:ascii="Wingdings" w:hAnsi="Wingdings" w:hint="default"/>
-      </w:rPr>
-    </w:lvl>
-    <w:lvl w:ilvl="7">
-      <w:start w:val="1"/>
-      <w:numFmt w:val="bullet"/>
-      <w:lvlText w:val=""/>
-      <w:lvlJc w:val="left"/>
-      <w:pPr>
-        <w:ind w:left="2880" w:hanging="360"/>
-      </w:pPr>
-      <w:rPr>
-        <w:rFonts w:ascii="Symbol" w:hAnsi="Symbol" w:hint="default"/>
-      </w:rPr>
-    </w:lvl>
-    <w:lvl w:ilvl="8">
-      <w:start w:val="1"/>
-      <w:numFmt w:val="bullet"/>
-      <w:lvlText w:val=""/>
-      <w:lvlJc w:val="left"/>
-      <w:pPr>
-        <w:ind w:left="3240" w:hanging="360"/>
-      </w:pPr>
-      <w:rPr>
-        <w:rFonts w:ascii="Symbol" w:hAnsi="Symbol" w:hint="default"/>
-      </w:rPr>
-    </w:lvl>
-  </w:abstractNum>
-  <w:abstractNum w:abstractNumId="14" w15:restartNumberingAfterBreak="0">
-    <w:nsid w:val="067320D8"/>
-    <w:multiLevelType w:val="multilevel"/>
-    <w:tmpl w:val="100C0021"/>
-    <w:lvl w:ilvl="0">
-      <w:start w:val="1"/>
-      <w:numFmt w:val="bullet"/>
-      <w:lvlText w:val=""/>
-      <w:lvlJc w:val="left"/>
-      <w:pPr>
-        <w:ind w:left="360" w:hanging="360"/>
-      </w:pPr>
-      <w:rPr>
-        <w:rFonts w:ascii="Wingdings" w:hAnsi="Wingdings" w:hint="default"/>
-      </w:rPr>
-    </w:lvl>
-    <w:lvl w:ilvl="1">
-      <w:start w:val="1"/>
-      <w:numFmt w:val="bullet"/>
-      <w:lvlText w:val=""/>
-      <w:lvlJc w:val="left"/>
-      <w:pPr>
-        <w:ind w:left="720" w:hanging="360"/>
-      </w:pPr>
-      <w:rPr>
-        <w:rFonts w:ascii="Wingdings" w:hAnsi="Wingdings" w:hint="default"/>
-      </w:rPr>
-    </w:lvl>
-    <w:lvl w:ilvl="2">
-      <w:start w:val="1"/>
-      <w:numFmt w:val="bullet"/>
-      <w:lvlText w:val=""/>
-      <w:lvlJc w:val="left"/>
-      <w:pPr>
-        <w:ind w:left="1080" w:hanging="360"/>
-      </w:pPr>
-      <w:rPr>
-        <w:rFonts w:ascii="Wingdings" w:hAnsi="Wingdings" w:hint="default"/>
-      </w:rPr>
-    </w:lvl>
-    <w:lvl w:ilvl="3">
-      <w:start w:val="1"/>
-      <w:numFmt w:val="bullet"/>
-      <w:lvlText w:val=""/>
-      <w:lvlJc w:val="left"/>
-      <w:pPr>
-        <w:ind w:left="1440" w:hanging="360"/>
-      </w:pPr>
-      <w:rPr>
-        <w:rFonts w:ascii="Symbol" w:hAnsi="Symbol" w:hint="default"/>
-      </w:rPr>
-    </w:lvl>
-    <w:lvl w:ilvl="4">
-      <w:start w:val="1"/>
-      <w:numFmt w:val="bullet"/>
-      <w:lvlText w:val=""/>
-      <w:lvlJc w:val="left"/>
-      <w:pPr>
-        <w:ind w:left="1800" w:hanging="360"/>
-      </w:pPr>
-      <w:rPr>
-        <w:rFonts w:ascii="Symbol" w:hAnsi="Symbol" w:hint="default"/>
-      </w:rPr>
-    </w:lvl>
-    <w:lvl w:ilvl="5">
-      <w:start w:val="1"/>
-      <w:numFmt w:val="bullet"/>
-      <w:lvlText w:val=""/>
-      <w:lvlJc w:val="left"/>
-      <w:pPr>
-        <w:ind w:left="2160" w:hanging="360"/>
-      </w:pPr>
-      <w:rPr>
-        <w:rFonts w:ascii="Wingdings" w:hAnsi="Wingdings" w:hint="default"/>
-      </w:rPr>
-    </w:lvl>
-    <w:lvl w:ilvl="6">
-      <w:start w:val="1"/>
-      <w:numFmt w:val="bullet"/>
-      <w:lvlText w:val=""/>
-      <w:lvlJc w:val="left"/>
-      <w:pPr>
-        <w:ind w:left="2520" w:hanging="360"/>
-      </w:pPr>
-      <w:rPr>
-        <w:rFonts w:ascii="Wingdings" w:hAnsi="Wingdings" w:hint="default"/>
-      </w:rPr>
-    </w:lvl>
-    <w:lvl w:ilvl="7">
-      <w:start w:val="1"/>
-      <w:numFmt w:val="bullet"/>
-      <w:lvlText w:val=""/>
-      <w:lvlJc w:val="left"/>
-      <w:pPr>
-        <w:ind w:left="2880" w:hanging="360"/>
-      </w:pPr>
-      <w:rPr>
-        <w:rFonts w:ascii="Symbol" w:hAnsi="Symbol" w:hint="default"/>
-      </w:rPr>
-    </w:lvl>
-    <w:lvl w:ilvl="8">
-      <w:start w:val="1"/>
-      <w:numFmt w:val="bullet"/>
-      <w:lvlText w:val=""/>
-      <w:lvlJc w:val="left"/>
-      <w:pPr>
-        <w:ind w:left="3240" w:hanging="360"/>
-      </w:pPr>
-      <w:rPr>
-        <w:rFonts w:ascii="Symbol" w:hAnsi="Symbol" w:hint="default"/>
-      </w:rPr>
-    </w:lvl>
-  </w:abstractNum>
-  <w:abstractNum w:abstractNumId="15" w15:restartNumberingAfterBreak="0">
-    <w:nsid w:val="0A7C7405"/>
-    <w:multiLevelType w:val="singleLevel"/>
-    <w:tmpl w:val="92869324"/>
-    <w:lvl w:ilvl="0">
-      <w:start w:val="1"/>
-      <w:numFmt w:val="bullet"/>
-      <w:pStyle w:val="Retraitnormal1"/>
-      <w:lvlText w:val=""/>
-      <w:lvlJc w:val="left"/>
-      <w:pPr>
-        <w:tabs>
-          <w:tab w:val="num" w:pos="360"/>
-        </w:tabs>
-        <w:ind w:left="360" w:hanging="360"/>
-      </w:pPr>
-      <w:rPr>
-        <w:rFonts w:ascii="Symbol" w:hAnsi="Symbol" w:hint="default"/>
-      </w:rPr>
-    </w:lvl>
-  </w:abstractNum>
-  <w:abstractNum w:abstractNumId="16" w15:restartNumberingAfterBreak="0">
-    <w:nsid w:val="100D77BA"/>
-    <w:multiLevelType w:val="hybridMultilevel"/>
-    <w:tmpl w:val="B8147694"/>
-    <w:lvl w:ilvl="0" w:tplc="100C0001">
-      <w:start w:val="1"/>
-      <w:numFmt w:val="bullet"/>
-      <w:lvlText w:val=""/>
-      <w:lvlJc w:val="left"/>
-      <w:pPr>
-        <w:ind w:left="814" w:hanging="360"/>
-      </w:pPr>
-      <w:rPr>
-        <w:rFonts w:ascii="Symbol" w:hAnsi="Symbol" w:hint="default"/>
-      </w:rPr>
-    </w:lvl>
-    <w:lvl w:ilvl="1" w:tplc="100C0003" w:tentative="1">
-      <w:start w:val="1"/>
-      <w:numFmt w:val="bullet"/>
-      <w:lvlText w:val="o"/>
-      <w:lvlJc w:val="left"/>
-      <w:pPr>
-        <w:ind w:left="1534" w:hanging="360"/>
-      </w:pPr>
-      <w:rPr>
-        <w:rFonts w:ascii="Courier New" w:hAnsi="Courier New" w:cs="Courier New" w:hint="default"/>
-      </w:rPr>
-    </w:lvl>
-    <w:lvl w:ilvl="2" w:tplc="100C0005" w:tentative="1">
-      <w:start w:val="1"/>
-      <w:numFmt w:val="bullet"/>
-      <w:lvlText w:val=""/>
-      <w:lvlJc w:val="left"/>
-      <w:pPr>
-        <w:ind w:left="2254" w:hanging="360"/>
-      </w:pPr>
-      <w:rPr>
-        <w:rFonts w:ascii="Wingdings" w:hAnsi="Wingdings" w:hint="default"/>
-      </w:rPr>
-    </w:lvl>
-    <w:lvl w:ilvl="3" w:tplc="100C0001" w:tentative="1">
-      <w:start w:val="1"/>
-      <w:numFmt w:val="bullet"/>
-      <w:lvlText w:val=""/>
-      <w:lvlJc w:val="left"/>
-      <w:pPr>
-        <w:ind w:left="2974" w:hanging="360"/>
-      </w:pPr>
-      <w:rPr>
-        <w:rFonts w:ascii="Symbol" w:hAnsi="Symbol" w:hint="default"/>
-      </w:rPr>
-    </w:lvl>
-    <w:lvl w:ilvl="4" w:tplc="100C0003" w:tentative="1">
-      <w:start w:val="1"/>
-      <w:numFmt w:val="bullet"/>
-      <w:lvlText w:val="o"/>
-      <w:lvlJc w:val="left"/>
-      <w:pPr>
-        <w:ind w:left="3694" w:hanging="360"/>
-      </w:pPr>
-      <w:rPr>
-        <w:rFonts w:ascii="Courier New" w:hAnsi="Courier New" w:cs="Courier New" w:hint="default"/>
-      </w:rPr>
-    </w:lvl>
-    <w:lvl w:ilvl="5" w:tplc="100C0005" w:tentative="1">
-      <w:start w:val="1"/>
-      <w:numFmt w:val="bullet"/>
-      <w:lvlText w:val=""/>
-      <w:lvlJc w:val="left"/>
-      <w:pPr>
-        <w:ind w:left="4414" w:hanging="360"/>
-      </w:pPr>
-      <w:rPr>
-        <w:rFonts w:ascii="Wingdings" w:hAnsi="Wingdings" w:hint="default"/>
-      </w:rPr>
-    </w:lvl>
-    <w:lvl w:ilvl="6" w:tplc="100C0001" w:tentative="1">
-      <w:start w:val="1"/>
-      <w:numFmt w:val="bullet"/>
-      <w:lvlText w:val=""/>
-      <w:lvlJc w:val="left"/>
-      <w:pPr>
-        <w:ind w:left="5134" w:hanging="360"/>
-      </w:pPr>
-      <w:rPr>
-        <w:rFonts w:ascii="Symbol" w:hAnsi="Symbol" w:hint="default"/>
-      </w:rPr>
-    </w:lvl>
-    <w:lvl w:ilvl="7" w:tplc="100C0003" w:tentative="1">
-      <w:start w:val="1"/>
-      <w:numFmt w:val="bullet"/>
-      <w:lvlText w:val="o"/>
-      <w:lvlJc w:val="left"/>
-      <w:pPr>
-        <w:ind w:left="5854" w:hanging="360"/>
-      </w:pPr>
-      <w:rPr>
-        <w:rFonts w:ascii="Courier New" w:hAnsi="Courier New" w:cs="Courier New" w:hint="default"/>
-      </w:rPr>
-    </w:lvl>
-    <w:lvl w:ilvl="8" w:tplc="100C0005" w:tentative="1">
-      <w:start w:val="1"/>
-      <w:numFmt w:val="bullet"/>
-      <w:lvlText w:val=""/>
-      <w:lvlJc w:val="left"/>
-      <w:pPr>
-        <w:ind w:left="6574" w:hanging="360"/>
-      </w:pPr>
-      <w:rPr>
-        <w:rFonts w:ascii="Wingdings" w:hAnsi="Wingdings" w:hint="default"/>
-      </w:rPr>
-    </w:lvl>
-  </w:abstractNum>
-  <w:abstractNum w:abstractNumId="17" w15:restartNumberingAfterBreak="0">
-    <w:nsid w:val="13386E8A"/>
-    <w:multiLevelType w:val="multilevel"/>
-    <w:tmpl w:val="100C0021"/>
-    <w:lvl w:ilvl="0">
-      <w:start w:val="1"/>
-      <w:numFmt w:val="bullet"/>
-      <w:lvlText w:val=""/>
-      <w:lvlJc w:val="left"/>
-      <w:pPr>
-        <w:ind w:left="360" w:hanging="360"/>
-      </w:pPr>
-      <w:rPr>
-        <w:rFonts w:ascii="Wingdings" w:hAnsi="Wingdings" w:hint="default"/>
-      </w:rPr>
-    </w:lvl>
-    <w:lvl w:ilvl="1">
-      <w:start w:val="1"/>
-      <w:numFmt w:val="bullet"/>
-      <w:lvlText w:val=""/>
-      <w:lvlJc w:val="left"/>
-      <w:pPr>
-        <w:ind w:left="720" w:hanging="360"/>
-      </w:pPr>
-      <w:rPr>
-        <w:rFonts w:ascii="Wingdings" w:hAnsi="Wingdings" w:hint="default"/>
-      </w:rPr>
-    </w:lvl>
-    <w:lvl w:ilvl="2">
-      <w:start w:val="1"/>
-      <w:numFmt w:val="bullet"/>
-      <w:lvlText w:val=""/>
-      <w:lvlJc w:val="left"/>
-      <w:pPr>
-        <w:ind w:left="1080" w:hanging="360"/>
-      </w:pPr>
-      <w:rPr>
-        <w:rFonts w:ascii="Wingdings" w:hAnsi="Wingdings" w:hint="default"/>
-      </w:rPr>
-    </w:lvl>
-    <w:lvl w:ilvl="3">
-      <w:start w:val="1"/>
-      <w:numFmt w:val="bullet"/>
-      <w:lvlText w:val=""/>
-      <w:lvlJc w:val="left"/>
-      <w:pPr>
-        <w:ind w:left="1440" w:hanging="360"/>
-      </w:pPr>
-      <w:rPr>
-        <w:rFonts w:ascii="Symbol" w:hAnsi="Symbol" w:hint="default"/>
-      </w:rPr>
-    </w:lvl>
-    <w:lvl w:ilvl="4">
-      <w:start w:val="1"/>
-      <w:numFmt w:val="bullet"/>
-      <w:lvlText w:val=""/>
-      <w:lvlJc w:val="left"/>
-      <w:pPr>
-        <w:ind w:left="1800" w:hanging="360"/>
-      </w:pPr>
-      <w:rPr>
-        <w:rFonts w:ascii="Symbol" w:hAnsi="Symbol" w:hint="default"/>
-      </w:rPr>
-    </w:lvl>
-    <w:lvl w:ilvl="5">
-      <w:start w:val="1"/>
-      <w:numFmt w:val="bullet"/>
-      <w:lvlText w:val=""/>
-      <w:lvlJc w:val="left"/>
-      <w:pPr>
-        <w:ind w:left="2160" w:hanging="360"/>
-      </w:pPr>
-      <w:rPr>
-        <w:rFonts w:ascii="Wingdings" w:hAnsi="Wingdings" w:hint="default"/>
-      </w:rPr>
-    </w:lvl>
-    <w:lvl w:ilvl="6">
-      <w:start w:val="1"/>
-      <w:numFmt w:val="bullet"/>
-      <w:lvlText w:val=""/>
-      <w:lvlJc w:val="left"/>
-      <w:pPr>
-        <w:ind w:left="2520" w:hanging="360"/>
-      </w:pPr>
-      <w:rPr>
-        <w:rFonts w:ascii="Wingdings" w:hAnsi="Wingdings" w:hint="default"/>
-      </w:rPr>
-    </w:lvl>
-    <w:lvl w:ilvl="7">
-      <w:start w:val="1"/>
-      <w:numFmt w:val="bullet"/>
-      <w:lvlText w:val=""/>
-      <w:lvlJc w:val="left"/>
-      <w:pPr>
-        <w:ind w:left="2880" w:hanging="360"/>
-      </w:pPr>
-      <w:rPr>
-        <w:rFonts w:ascii="Symbol" w:hAnsi="Symbol" w:hint="default"/>
-      </w:rPr>
-    </w:lvl>
-    <w:lvl w:ilvl="8">
-      <w:start w:val="1"/>
-      <w:numFmt w:val="bullet"/>
-      <w:lvlText w:val=""/>
-      <w:lvlJc w:val="left"/>
-      <w:pPr>
-        <w:ind w:left="3240" w:hanging="360"/>
-      </w:pPr>
-      <w:rPr>
-        <w:rFonts w:ascii="Symbol" w:hAnsi="Symbol" w:hint="default"/>
-      </w:rPr>
-    </w:lvl>
-  </w:abstractNum>
-  <w:abstractNum w:abstractNumId="18" w15:restartNumberingAfterBreak="0">
-    <w:nsid w:val="13AB381A"/>
-    <w:multiLevelType w:val="hybridMultilevel"/>
-    <w:tmpl w:val="B43857E8"/>
-    <w:lvl w:ilvl="0" w:tplc="324611CA">
-      <w:start w:val="1"/>
-      <w:numFmt w:val="bullet"/>
-      <w:pStyle w:val="Puce"/>
-      <w:lvlText w:val=""/>
-      <w:lvlPicBulletId w:val="0"/>
-      <w:lvlJc w:val="left"/>
-      <w:pPr>
-        <w:tabs>
-          <w:tab w:val="num" w:pos="794"/>
-        </w:tabs>
-        <w:ind w:left="794" w:hanging="454"/>
-      </w:pPr>
-      <w:rPr>
-        <w:rFonts w:ascii="Symbol" w:hAnsi="Symbol" w:hint="default"/>
-        <w:color w:val="auto"/>
-      </w:rPr>
-    </w:lvl>
-    <w:lvl w:ilvl="1" w:tplc="040C0003" w:tentative="1">
-      <w:start w:val="1"/>
-      <w:numFmt w:val="bullet"/>
-      <w:lvlText w:val="o"/>
-      <w:lvlJc w:val="left"/>
-      <w:pPr>
-        <w:tabs>
-          <w:tab w:val="num" w:pos="1440"/>
-        </w:tabs>
-        <w:ind w:left="1440" w:hanging="360"/>
-      </w:pPr>
-      <w:rPr>
-        <w:rFonts w:ascii="Courier New" w:hAnsi="Courier New" w:cs="Courier New" w:hint="default"/>
-      </w:rPr>
-    </w:lvl>
-    <w:lvl w:ilvl="2" w:tplc="040C0005" w:tentative="1">
-      <w:start w:val="1"/>
-      <w:numFmt w:val="bullet"/>
-      <w:lvlText w:val=""/>
-      <w:lvlJc w:val="left"/>
-      <w:pPr>
-        <w:tabs>
-          <w:tab w:val="num" w:pos="2160"/>
-        </w:tabs>
-        <w:ind w:left="2160" w:hanging="360"/>
-      </w:pPr>
-      <w:rPr>
-        <w:rFonts w:ascii="Wingdings" w:hAnsi="Wingdings" w:hint="default"/>
-      </w:rPr>
-    </w:lvl>
-    <w:lvl w:ilvl="3" w:tplc="040C0001" w:tentative="1">
-      <w:start w:val="1"/>
-      <w:numFmt w:val="bullet"/>
-      <w:lvlText w:val=""/>
-      <w:lvlJc w:val="left"/>
-      <w:pPr>
-        <w:tabs>
-          <w:tab w:val="num" w:pos="2880"/>
-        </w:tabs>
-        <w:ind w:left="2880" w:hanging="360"/>
-      </w:pPr>
-      <w:rPr>
-        <w:rFonts w:ascii="Symbol" w:hAnsi="Symbol" w:hint="default"/>
-      </w:rPr>
-    </w:lvl>
-    <w:lvl w:ilvl="4" w:tplc="040C0003" w:tentative="1">
-      <w:start w:val="1"/>
-      <w:numFmt w:val="bullet"/>
-      <w:lvlText w:val="o"/>
-      <w:lvlJc w:val="left"/>
-      <w:pPr>
-        <w:tabs>
-          <w:tab w:val="num" w:pos="3600"/>
-        </w:tabs>
-        <w:ind w:left="3600" w:hanging="360"/>
-      </w:pPr>
-      <w:rPr>
-        <w:rFonts w:ascii="Courier New" w:hAnsi="Courier New" w:cs="Courier New" w:hint="default"/>
-      </w:rPr>
-    </w:lvl>
-    <w:lvl w:ilvl="5" w:tplc="040C0005" w:tentative="1">
-      <w:start w:val="1"/>
-      <w:numFmt w:val="bullet"/>
-      <w:lvlText w:val=""/>
-      <w:lvlJc w:val="left"/>
-      <w:pPr>
-        <w:tabs>
-          <w:tab w:val="num" w:pos="4320"/>
-        </w:tabs>
-        <w:ind w:left="4320" w:hanging="360"/>
-      </w:pPr>
-      <w:rPr>
-        <w:rFonts w:ascii="Wingdings" w:hAnsi="Wingdings" w:hint="default"/>
-      </w:rPr>
-    </w:lvl>
-    <w:lvl w:ilvl="6" w:tplc="040C0001" w:tentative="1">
-      <w:start w:val="1"/>
-      <w:numFmt w:val="bullet"/>
-      <w:lvlText w:val=""/>
-      <w:lvlJc w:val="left"/>
-      <w:pPr>
-        <w:tabs>
-          <w:tab w:val="num" w:pos="5040"/>
-        </w:tabs>
-        <w:ind w:left="5040" w:hanging="360"/>
-      </w:pPr>
-      <w:rPr>
-        <w:rFonts w:ascii="Symbol" w:hAnsi="Symbol" w:hint="default"/>
-      </w:rPr>
-    </w:lvl>
-    <w:lvl w:ilvl="7" w:tplc="040C0003" w:tentative="1">
-      <w:start w:val="1"/>
-      <w:numFmt w:val="bullet"/>
-      <w:lvlText w:val="o"/>
-      <w:lvlJc w:val="left"/>
-      <w:pPr>
-        <w:tabs>
-          <w:tab w:val="num" w:pos="5760"/>
-        </w:tabs>
-        <w:ind w:left="5760" w:hanging="360"/>
-      </w:pPr>
-      <w:rPr>
-        <w:rFonts w:ascii="Courier New" w:hAnsi="Courier New" w:cs="Courier New" w:hint="default"/>
-      </w:rPr>
-    </w:lvl>
-    <w:lvl w:ilvl="8" w:tplc="040C0005" w:tentative="1">
-      <w:start w:val="1"/>
-      <w:numFmt w:val="bullet"/>
-      <w:lvlText w:val=""/>
-      <w:lvlJc w:val="left"/>
-      <w:pPr>
-        <w:tabs>
-          <w:tab w:val="num" w:pos="6480"/>
-        </w:tabs>
-        <w:ind w:left="6480" w:hanging="360"/>
-      </w:pPr>
-      <w:rPr>
-        <w:rFonts w:ascii="Wingdings" w:hAnsi="Wingdings" w:hint="default"/>
-      </w:rPr>
-    </w:lvl>
-  </w:abstractNum>
-  <w:abstractNum w:abstractNumId="19" w15:restartNumberingAfterBreak="0">
-    <w:nsid w:val="20CB35C8"/>
-    <w:multiLevelType w:val="hybridMultilevel"/>
-    <w:tmpl w:val="2AA2EA56"/>
-    <w:lvl w:ilvl="0" w:tplc="A058E9AC">
-      <w:start w:val="1"/>
-      <w:numFmt w:val="bullet"/>
-      <w:lvlText w:val=""/>
-      <w:lvlJc w:val="left"/>
-      <w:pPr>
-        <w:ind w:left="1814" w:hanging="680"/>
-      </w:pPr>
-      <w:rPr>
-        <w:rFonts w:ascii="Symbol" w:hAnsi="Symbol" w:hint="default"/>
-      </w:rPr>
-    </w:lvl>
-    <w:lvl w:ilvl="1" w:tplc="100C000B">
-      <w:start w:val="1"/>
-      <w:numFmt w:val="bullet"/>
-      <w:lvlText w:val=""/>
-      <w:lvlJc w:val="left"/>
-      <w:pPr>
-        <w:ind w:left="1361" w:hanging="454"/>
-      </w:pPr>
-      <w:rPr>
-        <w:rFonts w:ascii="Wingdings" w:hAnsi="Wingdings" w:hint="default"/>
-      </w:rPr>
-    </w:lvl>
-    <w:lvl w:ilvl="2" w:tplc="100C0005" w:tentative="1">
-      <w:start w:val="1"/>
-      <w:numFmt w:val="bullet"/>
-      <w:lvlText w:val=""/>
-      <w:lvlJc w:val="left"/>
-      <w:pPr>
-        <w:ind w:left="2614" w:hanging="360"/>
-      </w:pPr>
-      <w:rPr>
-        <w:rFonts w:ascii="Wingdings" w:hAnsi="Wingdings" w:hint="default"/>
-      </w:rPr>
-    </w:lvl>
-    <w:lvl w:ilvl="3" w:tplc="100C0001" w:tentative="1">
-      <w:start w:val="1"/>
-      <w:numFmt w:val="bullet"/>
-      <w:lvlText w:val=""/>
-      <w:lvlJc w:val="left"/>
-      <w:pPr>
-        <w:ind w:left="3334" w:hanging="360"/>
-      </w:pPr>
-      <w:rPr>
-        <w:rFonts w:ascii="Symbol" w:hAnsi="Symbol" w:hint="default"/>
-      </w:rPr>
-    </w:lvl>
-    <w:lvl w:ilvl="4" w:tplc="100C0003" w:tentative="1">
-      <w:start w:val="1"/>
-      <w:numFmt w:val="bullet"/>
-      <w:lvlText w:val="o"/>
-      <w:lvlJc w:val="left"/>
-      <w:pPr>
-        <w:ind w:left="4054" w:hanging="360"/>
-      </w:pPr>
-      <w:rPr>
-        <w:rFonts w:ascii="Courier New" w:hAnsi="Courier New" w:cs="Courier New" w:hint="default"/>
-      </w:rPr>
-    </w:lvl>
-    <w:lvl w:ilvl="5" w:tplc="100C0005" w:tentative="1">
-      <w:start w:val="1"/>
-      <w:numFmt w:val="bullet"/>
-      <w:lvlText w:val=""/>
-      <w:lvlJc w:val="left"/>
-      <w:pPr>
-        <w:ind w:left="4774" w:hanging="360"/>
-      </w:pPr>
-      <w:rPr>
-        <w:rFonts w:ascii="Wingdings" w:hAnsi="Wingdings" w:hint="default"/>
-      </w:rPr>
-    </w:lvl>
-    <w:lvl w:ilvl="6" w:tplc="100C0001" w:tentative="1">
-      <w:start w:val="1"/>
-      <w:numFmt w:val="bullet"/>
-      <w:lvlText w:val=""/>
-      <w:lvlJc w:val="left"/>
-      <w:pPr>
-        <w:ind w:left="5494" w:hanging="360"/>
-      </w:pPr>
-      <w:rPr>
-        <w:rFonts w:ascii="Symbol" w:hAnsi="Symbol" w:hint="default"/>
-      </w:rPr>
-    </w:lvl>
-    <w:lvl w:ilvl="7" w:tplc="100C0003" w:tentative="1">
-      <w:start w:val="1"/>
-      <w:numFmt w:val="bullet"/>
-      <w:lvlText w:val="o"/>
-      <w:lvlJc w:val="left"/>
-      <w:pPr>
-        <w:ind w:left="6214" w:hanging="360"/>
-      </w:pPr>
-      <w:rPr>
-        <w:rFonts w:ascii="Courier New" w:hAnsi="Courier New" w:cs="Courier New" w:hint="default"/>
-      </w:rPr>
-    </w:lvl>
-    <w:lvl w:ilvl="8" w:tplc="100C0005" w:tentative="1">
-      <w:start w:val="1"/>
-      <w:numFmt w:val="bullet"/>
-      <w:lvlText w:val=""/>
-      <w:lvlJc w:val="left"/>
-      <w:pPr>
-        <w:ind w:left="6934" w:hanging="360"/>
-      </w:pPr>
-      <w:rPr>
-        <w:rFonts w:ascii="Wingdings" w:hAnsi="Wingdings" w:hint="default"/>
-      </w:rPr>
-    </w:lvl>
-  </w:abstractNum>
-  <w:abstractNum w:abstractNumId="20" w15:restartNumberingAfterBreak="0">
-    <w:nsid w:val="2A8F67FD"/>
-    <w:multiLevelType w:val="multilevel"/>
-    <w:tmpl w:val="08EA5668"/>
-    <w:lvl w:ilvl="0">
-      <w:start w:val="1"/>
-      <w:numFmt w:val="decimal"/>
-      <w:pStyle w:val="Titre1"/>
-      <w:lvlText w:val="%1"/>
-      <w:lvlJc w:val="left"/>
-      <w:pPr>
-        <w:tabs>
-          <w:tab w:val="num" w:pos="2977"/>
-        </w:tabs>
-        <w:ind w:left="2977" w:hanging="567"/>
-      </w:pPr>
-      <w:rPr>
-        <w:rFonts w:hint="default"/>
-      </w:rPr>
-    </w:lvl>
-    <w:lvl w:ilvl="1">
-      <w:start w:val="1"/>
-      <w:numFmt w:val="decimal"/>
-      <w:pStyle w:val="Titre2"/>
-      <w:lvlText w:val="%1.%2"/>
-      <w:lvlJc w:val="left"/>
-      <w:pPr>
-        <w:tabs>
-          <w:tab w:val="num" w:pos="1134"/>
-        </w:tabs>
-        <w:ind w:left="1134" w:hanging="567"/>
-      </w:pPr>
-      <w:rPr>
-        <w:rFonts w:hint="default"/>
-      </w:rPr>
-    </w:lvl>
-    <w:lvl w:ilvl="2">
-      <w:start w:val="1"/>
-      <w:numFmt w:val="decimal"/>
-      <w:pStyle w:val="Titre3"/>
-      <w:lvlText w:val="%1.%2.%3"/>
-      <w:lvlJc w:val="left"/>
-      <w:pPr>
-        <w:tabs>
-          <w:tab w:val="num" w:pos="1814"/>
-        </w:tabs>
-        <w:ind w:left="1814" w:hanging="680"/>
-      </w:pPr>
-      <w:rPr>
-        <w:rFonts w:hint="default"/>
-      </w:rPr>
-    </w:lvl>
-    <w:lvl w:ilvl="3">
-      <w:start w:val="1"/>
-      <w:numFmt w:val="decimal"/>
-      <w:lvlText w:val="%1.%2.%3.%4"/>
-      <w:lvlJc w:val="left"/>
-      <w:pPr>
-        <w:tabs>
-          <w:tab w:val="num" w:pos="864"/>
-        </w:tabs>
-        <w:ind w:left="864" w:hanging="864"/>
-      </w:pPr>
-      <w:rPr>
-        <w:rFonts w:hint="default"/>
-      </w:rPr>
-    </w:lvl>
-    <w:lvl w:ilvl="4">
-      <w:start w:val="1"/>
-      <w:numFmt w:val="decimal"/>
-      <w:lvlText w:val="%1.%2.%3.%4.%5"/>
-      <w:lvlJc w:val="left"/>
-      <w:pPr>
-        <w:tabs>
-          <w:tab w:val="num" w:pos="1008"/>
-        </w:tabs>
-        <w:ind w:left="1008" w:hanging="1008"/>
-      </w:pPr>
-      <w:rPr>
-        <w:rFonts w:hint="default"/>
-      </w:rPr>
-    </w:lvl>
-    <w:lvl w:ilvl="5">
-      <w:start w:val="1"/>
-      <w:numFmt w:val="decimal"/>
-      <w:lvlText w:val="%1.%2.%3.%4.%5.%6"/>
-      <w:lvlJc w:val="left"/>
-      <w:pPr>
-        <w:tabs>
-          <w:tab w:val="num" w:pos="1152"/>
-        </w:tabs>
-        <w:ind w:left="1152" w:hanging="1152"/>
-      </w:pPr>
-      <w:rPr>
-        <w:rFonts w:hint="default"/>
-      </w:rPr>
-    </w:lvl>
-    <w:lvl w:ilvl="6">
-      <w:start w:val="1"/>
-      <w:numFmt w:val="decimal"/>
-      <w:lvlText w:val="%1.%2.%3.%4.%5.%6.%7"/>
-      <w:lvlJc w:val="left"/>
-      <w:pPr>
-        <w:tabs>
-          <w:tab w:val="num" w:pos="1296"/>
-        </w:tabs>
-        <w:ind w:left="1296" w:hanging="1296"/>
-      </w:pPr>
-      <w:rPr>
-        <w:rFonts w:hint="default"/>
-      </w:rPr>
-    </w:lvl>
-    <w:lvl w:ilvl="7">
-      <w:start w:val="1"/>
-      <w:numFmt w:val="decimal"/>
-      <w:lvlText w:val="%1.%2.%3.%4.%5.%6.%7.%8"/>
-      <w:lvlJc w:val="left"/>
-      <w:pPr>
-        <w:tabs>
-          <w:tab w:val="num" w:pos="1440"/>
-        </w:tabs>
-        <w:ind w:left="1440" w:hanging="1440"/>
-      </w:pPr>
-      <w:rPr>
-        <w:rFonts w:hint="default"/>
-      </w:rPr>
-    </w:lvl>
-    <w:lvl w:ilvl="8">
-      <w:start w:val="1"/>
-      <w:numFmt w:val="decimal"/>
-      <w:lvlText w:val="%1.%2.%3.%4.%5.%6.%7.%8.%9"/>
-      <w:lvlJc w:val="left"/>
-      <w:pPr>
-        <w:tabs>
-          <w:tab w:val="num" w:pos="1584"/>
-        </w:tabs>
-        <w:ind w:left="1584" w:hanging="1584"/>
-      </w:pPr>
-      <w:rPr>
-        <w:rFonts w:hint="default"/>
-      </w:rPr>
-    </w:lvl>
-  </w:abstractNum>
-  <w:abstractNum w:abstractNumId="21" w15:restartNumberingAfterBreak="0">
-    <w:nsid w:val="2F2C5963"/>
-    <w:multiLevelType w:val="multilevel"/>
-    <w:tmpl w:val="E2569098"/>
-    <w:lvl w:ilvl="0">
-      <w:start w:val="1"/>
-      <w:numFmt w:val="decimal"/>
-      <w:lvlText w:val="%1."/>
-      <w:lvlJc w:val="left"/>
-      <w:pPr>
-        <w:tabs>
-          <w:tab w:val="num" w:pos="720"/>
-        </w:tabs>
-        <w:ind w:left="720" w:hanging="720"/>
-      </w:pPr>
-    </w:lvl>
-    <w:lvl w:ilvl="1">
-      <w:start w:val="1"/>
-      <w:numFmt w:val="decimal"/>
-      <w:lvlText w:val="%2."/>
-      <w:lvlJc w:val="left"/>
-      <w:pPr>
-        <w:tabs>
-          <w:tab w:val="num" w:pos="1440"/>
-        </w:tabs>
-        <w:ind w:left="1440" w:hanging="720"/>
-      </w:pPr>
-    </w:lvl>
-    <w:lvl w:ilvl="2">
-      <w:start w:val="1"/>
-      <w:numFmt w:val="decimal"/>
-      <w:lvlText w:val="%3."/>
-      <w:lvlJc w:val="left"/>
-      <w:pPr>
-        <w:tabs>
-          <w:tab w:val="num" w:pos="2160"/>
-        </w:tabs>
-        <w:ind w:left="2160" w:hanging="720"/>
-      </w:pPr>
-    </w:lvl>
-    <w:lvl w:ilvl="3">
-      <w:start w:val="1"/>
-      <w:numFmt w:val="decimal"/>
-      <w:lvlText w:val="%4."/>
-      <w:lvlJc w:val="left"/>
-      <w:pPr>
-        <w:tabs>
-          <w:tab w:val="num" w:pos="2880"/>
-        </w:tabs>
-        <w:ind w:left="2880" w:hanging="720"/>
-      </w:pPr>
-    </w:lvl>
-    <w:lvl w:ilvl="4">
-      <w:start w:val="1"/>
-      <w:numFmt w:val="decimal"/>
-      <w:lvlText w:val="%5."/>
-      <w:lvlJc w:val="left"/>
-      <w:pPr>
-        <w:tabs>
-          <w:tab w:val="num" w:pos="3600"/>
-        </w:tabs>
-        <w:ind w:left="3600" w:hanging="720"/>
-      </w:pPr>
-    </w:lvl>
-    <w:lvl w:ilvl="5">
-      <w:start w:val="1"/>
-      <w:numFmt w:val="decimal"/>
-      <w:lvlText w:val="%6."/>
-      <w:lvlJc w:val="left"/>
-      <w:pPr>
-        <w:tabs>
-          <w:tab w:val="num" w:pos="4320"/>
-        </w:tabs>
-        <w:ind w:left="4320" w:hanging="720"/>
-      </w:pPr>
-    </w:lvl>
-    <w:lvl w:ilvl="6">
-      <w:start w:val="1"/>
-      <w:numFmt w:val="decimal"/>
-      <w:lvlText w:val="%7."/>
-      <w:lvlJc w:val="left"/>
-      <w:pPr>
-        <w:tabs>
-          <w:tab w:val="num" w:pos="5040"/>
-        </w:tabs>
-        <w:ind w:left="5040" w:hanging="720"/>
-      </w:pPr>
-    </w:lvl>
-    <w:lvl w:ilvl="7">
-      <w:start w:val="1"/>
-      <w:numFmt w:val="decimal"/>
-      <w:lvlText w:val="%8."/>
-      <w:lvlJc w:val="left"/>
-      <w:pPr>
-        <w:tabs>
-          <w:tab w:val="num" w:pos="5760"/>
-        </w:tabs>
-        <w:ind w:left="5760" w:hanging="720"/>
-      </w:pPr>
-    </w:lvl>
-    <w:lvl w:ilvl="8">
-      <w:start w:val="1"/>
-      <w:numFmt w:val="decimal"/>
-      <w:lvlText w:val="%9."/>
-      <w:lvlJc w:val="left"/>
-      <w:pPr>
-        <w:tabs>
-          <w:tab w:val="num" w:pos="6480"/>
-        </w:tabs>
-        <w:ind w:left="6480" w:hanging="720"/>
-      </w:pPr>
-    </w:lvl>
-  </w:abstractNum>
-  <w:abstractNum w:abstractNumId="22" w15:restartNumberingAfterBreak="0">
-    <w:nsid w:val="36506853"/>
-    <w:multiLevelType w:val="multilevel"/>
-    <w:tmpl w:val="2F6EF210"/>
-    <w:lvl w:ilvl="0">
-      <w:start w:val="1"/>
-      <w:numFmt w:val="bullet"/>
-      <w:lvlText w:val=""/>
-      <w:lvlJc w:val="left"/>
-      <w:pPr>
-        <w:ind w:left="360" w:hanging="360"/>
-      </w:pPr>
-      <w:rPr>
-        <w:rFonts w:ascii="Symbol" w:hAnsi="Symbol" w:hint="default"/>
-      </w:rPr>
-    </w:lvl>
-    <w:lvl w:ilvl="1">
-      <w:start w:val="1"/>
-      <w:numFmt w:val="bullet"/>
-      <w:lvlText w:val=""/>
-      <w:lvlJc w:val="left"/>
-      <w:pPr>
-        <w:ind w:left="720" w:hanging="360"/>
-      </w:pPr>
-      <w:rPr>
-        <w:rFonts w:ascii="Wingdings" w:hAnsi="Wingdings" w:hint="default"/>
-      </w:rPr>
-    </w:lvl>
-    <w:lvl w:ilvl="2">
-      <w:start w:val="1"/>
-      <w:numFmt w:val="bullet"/>
-      <w:lvlText w:val=""/>
-      <w:lvlJc w:val="left"/>
-      <w:pPr>
-        <w:ind w:left="1080" w:hanging="360"/>
-      </w:pPr>
-      <w:rPr>
-        <w:rFonts w:ascii="Wingdings" w:hAnsi="Wingdings" w:hint="default"/>
-      </w:rPr>
-    </w:lvl>
-    <w:lvl w:ilvl="3">
-      <w:start w:val="1"/>
-      <w:numFmt w:val="bullet"/>
-      <w:lvlText w:val=""/>
-      <w:lvlJc w:val="left"/>
-      <w:pPr>
-        <w:ind w:left="1440" w:hanging="360"/>
-      </w:pPr>
-      <w:rPr>
-        <w:rFonts w:ascii="Symbol" w:hAnsi="Symbol" w:hint="default"/>
-      </w:rPr>
-    </w:lvl>
-    <w:lvl w:ilvl="4">
-      <w:start w:val="1"/>
-      <w:numFmt w:val="bullet"/>
-      <w:lvlText w:val=""/>
-      <w:lvlJc w:val="left"/>
-      <w:pPr>
-        <w:ind w:left="1800" w:hanging="360"/>
-      </w:pPr>
-      <w:rPr>
-        <w:rFonts w:ascii="Symbol" w:hAnsi="Symbol" w:hint="default"/>
-      </w:rPr>
-    </w:lvl>
-    <w:lvl w:ilvl="5">
-      <w:start w:val="1"/>
-      <w:numFmt w:val="bullet"/>
-      <w:lvlText w:val=""/>
-      <w:lvlJc w:val="left"/>
-      <w:pPr>
-        <w:ind w:left="2160" w:hanging="360"/>
-      </w:pPr>
-      <w:rPr>
-        <w:rFonts w:ascii="Wingdings" w:hAnsi="Wingdings" w:hint="default"/>
-      </w:rPr>
-    </w:lvl>
-    <w:lvl w:ilvl="6">
-      <w:start w:val="1"/>
-      <w:numFmt w:val="bullet"/>
-      <w:lvlText w:val=""/>
-      <w:lvlJc w:val="left"/>
-      <w:pPr>
-        <w:ind w:left="2520" w:hanging="360"/>
-      </w:pPr>
-      <w:rPr>
-        <w:rFonts w:ascii="Wingdings" w:hAnsi="Wingdings" w:hint="default"/>
-      </w:rPr>
-    </w:lvl>
-    <w:lvl w:ilvl="7">
-      <w:start w:val="1"/>
-      <w:numFmt w:val="bullet"/>
-      <w:lvlText w:val=""/>
-      <w:lvlJc w:val="left"/>
-      <w:pPr>
-        <w:ind w:left="2880" w:hanging="360"/>
-      </w:pPr>
-      <w:rPr>
-        <w:rFonts w:ascii="Symbol" w:hAnsi="Symbol" w:hint="default"/>
-      </w:rPr>
-    </w:lvl>
-    <w:lvl w:ilvl="8">
-      <w:start w:val="1"/>
-      <w:numFmt w:val="bullet"/>
-      <w:lvlText w:val=""/>
-      <w:lvlJc w:val="left"/>
-      <w:pPr>
-        <w:ind w:left="3240" w:hanging="360"/>
-      </w:pPr>
-      <w:rPr>
-        <w:rFonts w:ascii="Symbol" w:hAnsi="Symbol" w:hint="default"/>
-      </w:rPr>
-    </w:lvl>
-  </w:abstractNum>
-  <w:abstractNum w:abstractNumId="23" w15:restartNumberingAfterBreak="0">
+  <w:abstractNum w:abstractNumId="9" w15:restartNumberingAfterBreak="0">
     <w:nsid w:val="3BD16F36"/>
     <w:multiLevelType w:val="multilevel"/>
     <w:tmpl w:val="100C0021"/>
@@ -7297,1259 +6812,120 @@
       </w:rPr>
     </w:lvl>
   </w:abstractNum>
-  <w:abstractNum w:abstractNumId="24" w15:restartNumberingAfterBreak="0">
-    <w:nsid w:val="3C361DED"/>
-    <w:multiLevelType w:val="multilevel"/>
-    <w:tmpl w:val="100C0021"/>
-    <w:lvl w:ilvl="0">
-      <w:start w:val="1"/>
-      <w:numFmt w:val="bullet"/>
-      <w:lvlText w:val=""/>
-      <w:lvlJc w:val="left"/>
-      <w:pPr>
-        <w:ind w:left="360" w:hanging="360"/>
+  <w:abstractNum w:abstractNumId="10" w15:restartNumberingAfterBreak="0">
+    <w:nsid w:val="633C53CB"/>
+    <w:multiLevelType w:val="hybridMultilevel"/>
+    <w:tmpl w:val="0D5AAC9A"/>
+    <w:lvl w:ilvl="0" w:tplc="100C0001">
+      <w:start w:val="1"/>
+      <w:numFmt w:val="bullet"/>
+      <w:lvlText w:val=""/>
+      <w:lvlJc w:val="left"/>
+      <w:pPr>
+        <w:ind w:left="2534" w:hanging="360"/>
+      </w:pPr>
+      <w:rPr>
+        <w:rFonts w:ascii="Symbol" w:hAnsi="Symbol" w:hint="default"/>
+      </w:rPr>
+    </w:lvl>
+    <w:lvl w:ilvl="1" w:tplc="100C0003" w:tentative="1">
+      <w:start w:val="1"/>
+      <w:numFmt w:val="bullet"/>
+      <w:lvlText w:val="o"/>
+      <w:lvlJc w:val="left"/>
+      <w:pPr>
+        <w:ind w:left="3254" w:hanging="360"/>
+      </w:pPr>
+      <w:rPr>
+        <w:rFonts w:ascii="Courier New" w:hAnsi="Courier New" w:cs="Courier New" w:hint="default"/>
+      </w:rPr>
+    </w:lvl>
+    <w:lvl w:ilvl="2" w:tplc="100C0005" w:tentative="1">
+      <w:start w:val="1"/>
+      <w:numFmt w:val="bullet"/>
+      <w:lvlText w:val=""/>
+      <w:lvlJc w:val="left"/>
+      <w:pPr>
+        <w:ind w:left="3974" w:hanging="360"/>
       </w:pPr>
       <w:rPr>
         <w:rFonts w:ascii="Wingdings" w:hAnsi="Wingdings" w:hint="default"/>
       </w:rPr>
     </w:lvl>
-    <w:lvl w:ilvl="1">
-      <w:start w:val="1"/>
-      <w:numFmt w:val="bullet"/>
-      <w:lvlText w:val=""/>
-      <w:lvlJc w:val="left"/>
-      <w:pPr>
-        <w:ind w:left="720" w:hanging="360"/>
+    <w:lvl w:ilvl="3" w:tplc="100C0001" w:tentative="1">
+      <w:start w:val="1"/>
+      <w:numFmt w:val="bullet"/>
+      <w:lvlText w:val=""/>
+      <w:lvlJc w:val="left"/>
+      <w:pPr>
+        <w:ind w:left="4694" w:hanging="360"/>
+      </w:pPr>
+      <w:rPr>
+        <w:rFonts w:ascii="Symbol" w:hAnsi="Symbol" w:hint="default"/>
+      </w:rPr>
+    </w:lvl>
+    <w:lvl w:ilvl="4" w:tplc="100C0003" w:tentative="1">
+      <w:start w:val="1"/>
+      <w:numFmt w:val="bullet"/>
+      <w:lvlText w:val="o"/>
+      <w:lvlJc w:val="left"/>
+      <w:pPr>
+        <w:ind w:left="5414" w:hanging="360"/>
+      </w:pPr>
+      <w:rPr>
+        <w:rFonts w:ascii="Courier New" w:hAnsi="Courier New" w:cs="Courier New" w:hint="default"/>
+      </w:rPr>
+    </w:lvl>
+    <w:lvl w:ilvl="5" w:tplc="100C0005" w:tentative="1">
+      <w:start w:val="1"/>
+      <w:numFmt w:val="bullet"/>
+      <w:lvlText w:val=""/>
+      <w:lvlJc w:val="left"/>
+      <w:pPr>
+        <w:ind w:left="6134" w:hanging="360"/>
       </w:pPr>
       <w:rPr>
         <w:rFonts w:ascii="Wingdings" w:hAnsi="Wingdings" w:hint="default"/>
       </w:rPr>
     </w:lvl>
-    <w:lvl w:ilvl="2">
+    <w:lvl w:ilvl="6" w:tplc="100C0001" w:tentative="1">
+      <w:start w:val="1"/>
+      <w:numFmt w:val="bullet"/>
+      <w:lvlText w:val=""/>
+      <w:lvlJc w:val="left"/>
+      <w:pPr>
+        <w:ind w:left="6854" w:hanging="360"/>
+      </w:pPr>
+      <w:rPr>
+        <w:rFonts w:ascii="Symbol" w:hAnsi="Symbol" w:hint="default"/>
+      </w:rPr>
+    </w:lvl>
+    <w:lvl w:ilvl="7" w:tplc="100C0003" w:tentative="1">
+      <w:start w:val="1"/>
+      <w:numFmt w:val="bullet"/>
+      <w:lvlText w:val="o"/>
+      <w:lvlJc w:val="left"/>
+      <w:pPr>
+        <w:ind w:left="7574" w:hanging="360"/>
+      </w:pPr>
+      <w:rPr>
+        <w:rFonts w:ascii="Courier New" w:hAnsi="Courier New" w:cs="Courier New" w:hint="default"/>
+      </w:rPr>
+    </w:lvl>
+    <w:lvl w:ilvl="8" w:tplc="100C0005" w:tentative="1">
       <w:start w:val="1"/>
       <w:numFmt w:val="bullet"/>
       <w:lvlText w:val=""/>
       <w:lvlJc w:val="left"/>
       <w:pPr>
-        <w:ind w:left="1080" w:hanging="360"/>
+        <w:ind w:left="8294" w:hanging="360"/>
       </w:pPr>
       <w:rPr>
         <w:rFonts w:ascii="Wingdings" w:hAnsi="Wingdings" w:hint="default"/>
       </w:rPr>
     </w:lvl>
-    <w:lvl w:ilvl="3">
-      <w:start w:val="1"/>
-      <w:numFmt w:val="bullet"/>
-      <w:lvlText w:val=""/>
-      <w:lvlJc w:val="left"/>
-      <w:pPr>
-        <w:ind w:left="1440" w:hanging="360"/>
-      </w:pPr>
-      <w:rPr>
-        <w:rFonts w:ascii="Symbol" w:hAnsi="Symbol" w:hint="default"/>
-      </w:rPr>
-    </w:lvl>
-    <w:lvl w:ilvl="4">
-      <w:start w:val="1"/>
-      <w:numFmt w:val="bullet"/>
-      <w:lvlText w:val=""/>
-      <w:lvlJc w:val="left"/>
-      <w:pPr>
-        <w:ind w:left="1800" w:hanging="360"/>
-      </w:pPr>
-      <w:rPr>
-        <w:rFonts w:ascii="Symbol" w:hAnsi="Symbol" w:hint="default"/>
-      </w:rPr>
-    </w:lvl>
-    <w:lvl w:ilvl="5">
-      <w:start w:val="1"/>
-      <w:numFmt w:val="bullet"/>
-      <w:lvlText w:val=""/>
-      <w:lvlJc w:val="left"/>
-      <w:pPr>
-        <w:ind w:left="2160" w:hanging="360"/>
-      </w:pPr>
-      <w:rPr>
-        <w:rFonts w:ascii="Wingdings" w:hAnsi="Wingdings" w:hint="default"/>
-      </w:rPr>
-    </w:lvl>
-    <w:lvl w:ilvl="6">
-      <w:start w:val="1"/>
-      <w:numFmt w:val="bullet"/>
-      <w:lvlText w:val=""/>
-      <w:lvlJc w:val="left"/>
-      <w:pPr>
-        <w:ind w:left="2520" w:hanging="360"/>
-      </w:pPr>
-      <w:rPr>
-        <w:rFonts w:ascii="Wingdings" w:hAnsi="Wingdings" w:hint="default"/>
-      </w:rPr>
-    </w:lvl>
-    <w:lvl w:ilvl="7">
-      <w:start w:val="1"/>
-      <w:numFmt w:val="bullet"/>
-      <w:lvlText w:val=""/>
-      <w:lvlJc w:val="left"/>
-      <w:pPr>
-        <w:ind w:left="2880" w:hanging="360"/>
-      </w:pPr>
-      <w:rPr>
-        <w:rFonts w:ascii="Symbol" w:hAnsi="Symbol" w:hint="default"/>
-      </w:rPr>
-    </w:lvl>
-    <w:lvl w:ilvl="8">
-      <w:start w:val="1"/>
-      <w:numFmt w:val="bullet"/>
-      <w:lvlText w:val=""/>
-      <w:lvlJc w:val="left"/>
-      <w:pPr>
-        <w:ind w:left="3240" w:hanging="360"/>
-      </w:pPr>
-      <w:rPr>
-        <w:rFonts w:ascii="Symbol" w:hAnsi="Symbol" w:hint="default"/>
-      </w:rPr>
-    </w:lvl>
   </w:abstractNum>
-  <w:abstractNum w:abstractNumId="25" w15:restartNumberingAfterBreak="0">
-    <w:nsid w:val="3EF922F0"/>
-    <w:multiLevelType w:val="multilevel"/>
-    <w:tmpl w:val="100C0021"/>
-    <w:lvl w:ilvl="0">
-      <w:start w:val="1"/>
-      <w:numFmt w:val="bullet"/>
-      <w:lvlText w:val=""/>
-      <w:lvlJc w:val="left"/>
-      <w:pPr>
-        <w:ind w:left="360" w:hanging="360"/>
-      </w:pPr>
-      <w:rPr>
-        <w:rFonts w:ascii="Wingdings" w:hAnsi="Wingdings" w:hint="default"/>
-      </w:rPr>
-    </w:lvl>
-    <w:lvl w:ilvl="1">
-      <w:start w:val="1"/>
-      <w:numFmt w:val="bullet"/>
-      <w:lvlText w:val=""/>
-      <w:lvlJc w:val="left"/>
-      <w:pPr>
-        <w:ind w:left="720" w:hanging="360"/>
-      </w:pPr>
-      <w:rPr>
-        <w:rFonts w:ascii="Wingdings" w:hAnsi="Wingdings" w:hint="default"/>
-      </w:rPr>
-    </w:lvl>
-    <w:lvl w:ilvl="2">
-      <w:start w:val="1"/>
-      <w:numFmt w:val="bullet"/>
-      <w:lvlText w:val=""/>
-      <w:lvlJc w:val="left"/>
-      <w:pPr>
-        <w:ind w:left="1080" w:hanging="360"/>
-      </w:pPr>
-      <w:rPr>
-        <w:rFonts w:ascii="Wingdings" w:hAnsi="Wingdings" w:hint="default"/>
-      </w:rPr>
-    </w:lvl>
-    <w:lvl w:ilvl="3">
-      <w:start w:val="1"/>
-      <w:numFmt w:val="bullet"/>
-      <w:lvlText w:val=""/>
-      <w:lvlJc w:val="left"/>
-      <w:pPr>
-        <w:ind w:left="1440" w:hanging="360"/>
-      </w:pPr>
-      <w:rPr>
-        <w:rFonts w:ascii="Symbol" w:hAnsi="Symbol" w:hint="default"/>
-      </w:rPr>
-    </w:lvl>
-    <w:lvl w:ilvl="4">
-      <w:start w:val="1"/>
-      <w:numFmt w:val="bullet"/>
-      <w:lvlText w:val=""/>
-      <w:lvlJc w:val="left"/>
-      <w:pPr>
-        <w:ind w:left="1800" w:hanging="360"/>
-      </w:pPr>
-      <w:rPr>
-        <w:rFonts w:ascii="Symbol" w:hAnsi="Symbol" w:hint="default"/>
-      </w:rPr>
-    </w:lvl>
-    <w:lvl w:ilvl="5">
-      <w:start w:val="1"/>
-      <w:numFmt w:val="bullet"/>
-      <w:lvlText w:val=""/>
-      <w:lvlJc w:val="left"/>
-      <w:pPr>
-        <w:ind w:left="2160" w:hanging="360"/>
-      </w:pPr>
-      <w:rPr>
-        <w:rFonts w:ascii="Wingdings" w:hAnsi="Wingdings" w:hint="default"/>
-      </w:rPr>
-    </w:lvl>
-    <w:lvl w:ilvl="6">
-      <w:start w:val="1"/>
-      <w:numFmt w:val="bullet"/>
-      <w:lvlText w:val=""/>
-      <w:lvlJc w:val="left"/>
-      <w:pPr>
-        <w:ind w:left="2520" w:hanging="360"/>
-      </w:pPr>
-      <w:rPr>
-        <w:rFonts w:ascii="Wingdings" w:hAnsi="Wingdings" w:hint="default"/>
-      </w:rPr>
-    </w:lvl>
-    <w:lvl w:ilvl="7">
-      <w:start w:val="1"/>
-      <w:numFmt w:val="bullet"/>
-      <w:lvlText w:val=""/>
-      <w:lvlJc w:val="left"/>
-      <w:pPr>
-        <w:ind w:left="2880" w:hanging="360"/>
-      </w:pPr>
-      <w:rPr>
-        <w:rFonts w:ascii="Symbol" w:hAnsi="Symbol" w:hint="default"/>
-      </w:rPr>
-    </w:lvl>
-    <w:lvl w:ilvl="8">
-      <w:start w:val="1"/>
-      <w:numFmt w:val="bullet"/>
-      <w:lvlText w:val=""/>
-      <w:lvlJc w:val="left"/>
-      <w:pPr>
-        <w:ind w:left="3240" w:hanging="360"/>
-      </w:pPr>
-      <w:rPr>
-        <w:rFonts w:ascii="Symbol" w:hAnsi="Symbol" w:hint="default"/>
-      </w:rPr>
-    </w:lvl>
-  </w:abstractNum>
-  <w:abstractNum w:abstractNumId="26" w15:restartNumberingAfterBreak="0">
-    <w:nsid w:val="486164F4"/>
-    <w:multiLevelType w:val="multilevel"/>
-    <w:tmpl w:val="100C0021"/>
-    <w:lvl w:ilvl="0">
-      <w:start w:val="1"/>
-      <w:numFmt w:val="bullet"/>
-      <w:lvlText w:val=""/>
-      <w:lvlJc w:val="left"/>
-      <w:pPr>
-        <w:ind w:left="360" w:hanging="360"/>
-      </w:pPr>
-      <w:rPr>
-        <w:rFonts w:ascii="Wingdings" w:hAnsi="Wingdings" w:hint="default"/>
-      </w:rPr>
-    </w:lvl>
-    <w:lvl w:ilvl="1">
-      <w:start w:val="1"/>
-      <w:numFmt w:val="bullet"/>
-      <w:lvlText w:val=""/>
-      <w:lvlJc w:val="left"/>
-      <w:pPr>
-        <w:ind w:left="720" w:hanging="360"/>
-      </w:pPr>
-      <w:rPr>
-        <w:rFonts w:ascii="Wingdings" w:hAnsi="Wingdings" w:hint="default"/>
-      </w:rPr>
-    </w:lvl>
-    <w:lvl w:ilvl="2">
-      <w:start w:val="1"/>
-      <w:numFmt w:val="bullet"/>
-      <w:lvlText w:val=""/>
-      <w:lvlJc w:val="left"/>
-      <w:pPr>
-        <w:ind w:left="1080" w:hanging="360"/>
-      </w:pPr>
-      <w:rPr>
-        <w:rFonts w:ascii="Wingdings" w:hAnsi="Wingdings" w:hint="default"/>
-      </w:rPr>
-    </w:lvl>
-    <w:lvl w:ilvl="3">
-      <w:start w:val="1"/>
-      <w:numFmt w:val="bullet"/>
-      <w:lvlText w:val=""/>
-      <w:lvlJc w:val="left"/>
-      <w:pPr>
-        <w:ind w:left="1440" w:hanging="360"/>
-      </w:pPr>
-      <w:rPr>
-        <w:rFonts w:ascii="Symbol" w:hAnsi="Symbol" w:hint="default"/>
-      </w:rPr>
-    </w:lvl>
-    <w:lvl w:ilvl="4">
-      <w:start w:val="1"/>
-      <w:numFmt w:val="bullet"/>
-      <w:lvlText w:val=""/>
-      <w:lvlJc w:val="left"/>
-      <w:pPr>
-        <w:ind w:left="1800" w:hanging="360"/>
-      </w:pPr>
-      <w:rPr>
-        <w:rFonts w:ascii="Symbol" w:hAnsi="Symbol" w:hint="default"/>
-      </w:rPr>
-    </w:lvl>
-    <w:lvl w:ilvl="5">
-      <w:start w:val="1"/>
-      <w:numFmt w:val="bullet"/>
-      <w:lvlText w:val=""/>
-      <w:lvlJc w:val="left"/>
-      <w:pPr>
-        <w:ind w:left="2160" w:hanging="360"/>
-      </w:pPr>
-      <w:rPr>
-        <w:rFonts w:ascii="Wingdings" w:hAnsi="Wingdings" w:hint="default"/>
-      </w:rPr>
-    </w:lvl>
-    <w:lvl w:ilvl="6">
-      <w:start w:val="1"/>
-      <w:numFmt w:val="bullet"/>
-      <w:lvlText w:val=""/>
-      <w:lvlJc w:val="left"/>
-      <w:pPr>
-        <w:ind w:left="2520" w:hanging="360"/>
-      </w:pPr>
-      <w:rPr>
-        <w:rFonts w:ascii="Wingdings" w:hAnsi="Wingdings" w:hint="default"/>
-      </w:rPr>
-    </w:lvl>
-    <w:lvl w:ilvl="7">
-      <w:start w:val="1"/>
-      <w:numFmt w:val="bullet"/>
-      <w:lvlText w:val=""/>
-      <w:lvlJc w:val="left"/>
-      <w:pPr>
-        <w:ind w:left="2880" w:hanging="360"/>
-      </w:pPr>
-      <w:rPr>
-        <w:rFonts w:ascii="Symbol" w:hAnsi="Symbol" w:hint="default"/>
-      </w:rPr>
-    </w:lvl>
-    <w:lvl w:ilvl="8">
-      <w:start w:val="1"/>
-      <w:numFmt w:val="bullet"/>
-      <w:lvlText w:val=""/>
-      <w:lvlJc w:val="left"/>
-      <w:pPr>
-        <w:ind w:left="3240" w:hanging="360"/>
-      </w:pPr>
-      <w:rPr>
-        <w:rFonts w:ascii="Symbol" w:hAnsi="Symbol" w:hint="default"/>
-      </w:rPr>
-    </w:lvl>
-  </w:abstractNum>
-  <w:abstractNum w:abstractNumId="27" w15:restartNumberingAfterBreak="0">
-    <w:nsid w:val="4C4E14AC"/>
-    <w:multiLevelType w:val="multilevel"/>
-    <w:tmpl w:val="100C001F"/>
-    <w:lvl w:ilvl="0">
-      <w:start w:val="1"/>
-      <w:numFmt w:val="decimal"/>
-      <w:lvlText w:val="%1."/>
-      <w:lvlJc w:val="left"/>
-      <w:pPr>
-        <w:ind w:left="360" w:hanging="360"/>
-      </w:pPr>
-    </w:lvl>
-    <w:lvl w:ilvl="1">
-      <w:start w:val="1"/>
-      <w:numFmt w:val="decimal"/>
-      <w:lvlText w:val="%1.%2."/>
-      <w:lvlJc w:val="left"/>
-      <w:pPr>
-        <w:ind w:left="792" w:hanging="432"/>
-      </w:pPr>
-    </w:lvl>
-    <w:lvl w:ilvl="2">
-      <w:start w:val="1"/>
-      <w:numFmt w:val="decimal"/>
-      <w:lvlText w:val="%1.%2.%3."/>
-      <w:lvlJc w:val="left"/>
-      <w:pPr>
-        <w:ind w:left="1224" w:hanging="504"/>
-      </w:pPr>
-    </w:lvl>
-    <w:lvl w:ilvl="3">
-      <w:start w:val="1"/>
-      <w:numFmt w:val="decimal"/>
-      <w:lvlText w:val="%1.%2.%3.%4."/>
-      <w:lvlJc w:val="left"/>
-      <w:pPr>
-        <w:ind w:left="1728" w:hanging="648"/>
-      </w:pPr>
-    </w:lvl>
-    <w:lvl w:ilvl="4">
-      <w:start w:val="1"/>
-      <w:numFmt w:val="decimal"/>
-      <w:lvlText w:val="%1.%2.%3.%4.%5."/>
-      <w:lvlJc w:val="left"/>
-      <w:pPr>
-        <w:ind w:left="2232" w:hanging="792"/>
-      </w:pPr>
-    </w:lvl>
-    <w:lvl w:ilvl="5">
-      <w:start w:val="1"/>
-      <w:numFmt w:val="decimal"/>
-      <w:lvlText w:val="%1.%2.%3.%4.%5.%6."/>
-      <w:lvlJc w:val="left"/>
-      <w:pPr>
-        <w:ind w:left="2736" w:hanging="936"/>
-      </w:pPr>
-    </w:lvl>
-    <w:lvl w:ilvl="6">
-      <w:start w:val="1"/>
-      <w:numFmt w:val="decimal"/>
-      <w:lvlText w:val="%1.%2.%3.%4.%5.%6.%7."/>
-      <w:lvlJc w:val="left"/>
-      <w:pPr>
-        <w:ind w:left="3240" w:hanging="1080"/>
-      </w:pPr>
-    </w:lvl>
-    <w:lvl w:ilvl="7">
-      <w:start w:val="1"/>
-      <w:numFmt w:val="decimal"/>
-      <w:lvlText w:val="%1.%2.%3.%4.%5.%6.%7.%8."/>
-      <w:lvlJc w:val="left"/>
-      <w:pPr>
-        <w:ind w:left="3744" w:hanging="1224"/>
-      </w:pPr>
-    </w:lvl>
-    <w:lvl w:ilvl="8">
-      <w:start w:val="1"/>
-      <w:numFmt w:val="decimal"/>
-      <w:lvlText w:val="%1.%2.%3.%4.%5.%6.%7.%8.%9."/>
-      <w:lvlJc w:val="left"/>
-      <w:pPr>
-        <w:ind w:left="4320" w:hanging="1440"/>
-      </w:pPr>
-    </w:lvl>
-  </w:abstractNum>
-  <w:abstractNum w:abstractNumId="28" w15:restartNumberingAfterBreak="0">
-    <w:nsid w:val="4D30734E"/>
-    <w:multiLevelType w:val="multilevel"/>
-    <w:tmpl w:val="100C001D"/>
-    <w:lvl w:ilvl="0">
-      <w:start w:val="1"/>
-      <w:numFmt w:val="decimal"/>
-      <w:lvlText w:val="%1)"/>
-      <w:lvlJc w:val="left"/>
-      <w:pPr>
-        <w:ind w:left="360" w:hanging="360"/>
-      </w:pPr>
-    </w:lvl>
-    <w:lvl w:ilvl="1">
-      <w:start w:val="1"/>
-      <w:numFmt w:val="lowerLetter"/>
-      <w:lvlText w:val="%2)"/>
-      <w:lvlJc w:val="left"/>
-      <w:pPr>
-        <w:ind w:left="720" w:hanging="360"/>
-      </w:pPr>
-    </w:lvl>
-    <w:lvl w:ilvl="2">
-      <w:start w:val="1"/>
-      <w:numFmt w:val="lowerRoman"/>
-      <w:lvlText w:val="%3)"/>
-      <w:lvlJc w:val="left"/>
-      <w:pPr>
-        <w:ind w:left="1080" w:hanging="360"/>
-      </w:pPr>
-    </w:lvl>
-    <w:lvl w:ilvl="3">
-      <w:start w:val="1"/>
-      <w:numFmt w:val="decimal"/>
-      <w:lvlText w:val="(%4)"/>
-      <w:lvlJc w:val="left"/>
-      <w:pPr>
-        <w:ind w:left="1440" w:hanging="360"/>
-      </w:pPr>
-    </w:lvl>
-    <w:lvl w:ilvl="4">
-      <w:start w:val="1"/>
-      <w:numFmt w:val="lowerLetter"/>
-      <w:lvlText w:val="(%5)"/>
-      <w:lvlJc w:val="left"/>
-      <w:pPr>
-        <w:ind w:left="1800" w:hanging="360"/>
-      </w:pPr>
-    </w:lvl>
-    <w:lvl w:ilvl="5">
-      <w:start w:val="1"/>
-      <w:numFmt w:val="lowerRoman"/>
-      <w:lvlText w:val="(%6)"/>
-      <w:lvlJc w:val="left"/>
-      <w:pPr>
-        <w:ind w:left="2160" w:hanging="360"/>
-      </w:pPr>
-    </w:lvl>
-    <w:lvl w:ilvl="6">
-      <w:start w:val="1"/>
-      <w:numFmt w:val="decimal"/>
-      <w:lvlText w:val="%7."/>
-      <w:lvlJc w:val="left"/>
-      <w:pPr>
-        <w:ind w:left="2520" w:hanging="360"/>
-      </w:pPr>
-    </w:lvl>
-    <w:lvl w:ilvl="7">
-      <w:start w:val="1"/>
-      <w:numFmt w:val="lowerLetter"/>
-      <w:lvlText w:val="%8."/>
-      <w:lvlJc w:val="left"/>
-      <w:pPr>
-        <w:ind w:left="2880" w:hanging="360"/>
-      </w:pPr>
-    </w:lvl>
-    <w:lvl w:ilvl="8">
-      <w:start w:val="1"/>
-      <w:numFmt w:val="lowerRoman"/>
-      <w:lvlText w:val="%9."/>
-      <w:lvlJc w:val="left"/>
-      <w:pPr>
-        <w:ind w:left="3240" w:hanging="360"/>
-      </w:pPr>
-    </w:lvl>
-  </w:abstractNum>
-  <w:abstractNum w:abstractNumId="29" w15:restartNumberingAfterBreak="0">
-    <w:nsid w:val="52B94926"/>
-    <w:multiLevelType w:val="hybridMultilevel"/>
-    <w:tmpl w:val="444683FC"/>
-    <w:lvl w:ilvl="0" w:tplc="100C0015">
-      <w:start w:val="1"/>
-      <w:numFmt w:val="upperLetter"/>
-      <w:lvlText w:val="%1."/>
-      <w:lvlJc w:val="left"/>
-      <w:pPr>
-        <w:ind w:left="720" w:hanging="360"/>
-      </w:pPr>
-      <w:rPr>
-        <w:rFonts w:hint="default"/>
-      </w:rPr>
-    </w:lvl>
-    <w:lvl w:ilvl="1" w:tplc="100C0019" w:tentative="1">
-      <w:start w:val="1"/>
-      <w:numFmt w:val="lowerLetter"/>
-      <w:lvlText w:val="%2."/>
-      <w:lvlJc w:val="left"/>
-      <w:pPr>
-        <w:ind w:left="1440" w:hanging="360"/>
-      </w:pPr>
-    </w:lvl>
-    <w:lvl w:ilvl="2" w:tplc="100C001B" w:tentative="1">
-      <w:start w:val="1"/>
-      <w:numFmt w:val="lowerRoman"/>
-      <w:lvlText w:val="%3."/>
-      <w:lvlJc w:val="right"/>
-      <w:pPr>
-        <w:ind w:left="2160" w:hanging="180"/>
-      </w:pPr>
-    </w:lvl>
-    <w:lvl w:ilvl="3" w:tplc="100C000F" w:tentative="1">
-      <w:start w:val="1"/>
-      <w:numFmt w:val="decimal"/>
-      <w:lvlText w:val="%4."/>
-      <w:lvlJc w:val="left"/>
-      <w:pPr>
-        <w:ind w:left="2880" w:hanging="360"/>
-      </w:pPr>
-    </w:lvl>
-    <w:lvl w:ilvl="4" w:tplc="100C0019" w:tentative="1">
-      <w:start w:val="1"/>
-      <w:numFmt w:val="lowerLetter"/>
-      <w:lvlText w:val="%5."/>
-      <w:lvlJc w:val="left"/>
-      <w:pPr>
-        <w:ind w:left="3600" w:hanging="360"/>
-      </w:pPr>
-    </w:lvl>
-    <w:lvl w:ilvl="5" w:tplc="100C001B" w:tentative="1">
-      <w:start w:val="1"/>
-      <w:numFmt w:val="lowerRoman"/>
-      <w:lvlText w:val="%6."/>
-      <w:lvlJc w:val="right"/>
-      <w:pPr>
-        <w:ind w:left="4320" w:hanging="180"/>
-      </w:pPr>
-    </w:lvl>
-    <w:lvl w:ilvl="6" w:tplc="100C000F" w:tentative="1">
-      <w:start w:val="1"/>
-      <w:numFmt w:val="decimal"/>
-      <w:lvlText w:val="%7."/>
-      <w:lvlJc w:val="left"/>
-      <w:pPr>
-        <w:ind w:left="5040" w:hanging="360"/>
-      </w:pPr>
-    </w:lvl>
-    <w:lvl w:ilvl="7" w:tplc="100C0019" w:tentative="1">
-      <w:start w:val="1"/>
-      <w:numFmt w:val="lowerLetter"/>
-      <w:lvlText w:val="%8."/>
-      <w:lvlJc w:val="left"/>
-      <w:pPr>
-        <w:ind w:left="5760" w:hanging="360"/>
-      </w:pPr>
-    </w:lvl>
-    <w:lvl w:ilvl="8" w:tplc="100C001B" w:tentative="1">
-      <w:start w:val="1"/>
-      <w:numFmt w:val="lowerRoman"/>
-      <w:lvlText w:val="%9."/>
-      <w:lvlJc w:val="right"/>
-      <w:pPr>
-        <w:ind w:left="6480" w:hanging="180"/>
-      </w:pPr>
-    </w:lvl>
-  </w:abstractNum>
-  <w:abstractNum w:abstractNumId="30" w15:restartNumberingAfterBreak="0">
-    <w:nsid w:val="55FE2729"/>
-    <w:multiLevelType w:val="multilevel"/>
-    <w:tmpl w:val="100C0023"/>
-    <w:lvl w:ilvl="0">
-      <w:start w:val="1"/>
-      <w:numFmt w:val="upperRoman"/>
-      <w:lvlText w:val="Article %1."/>
-      <w:lvlJc w:val="left"/>
-      <w:pPr>
-        <w:ind w:left="0" w:firstLine="0"/>
-      </w:pPr>
-    </w:lvl>
-    <w:lvl w:ilvl="1">
-      <w:start w:val="1"/>
-      <w:numFmt w:val="decimalZero"/>
-      <w:isLgl/>
-      <w:lvlText w:val="Section %1.%2"/>
-      <w:lvlJc w:val="left"/>
-      <w:pPr>
-        <w:ind w:left="0" w:firstLine="0"/>
-      </w:pPr>
-    </w:lvl>
-    <w:lvl w:ilvl="2">
-      <w:start w:val="1"/>
-      <w:numFmt w:val="lowerLetter"/>
-      <w:lvlText w:val="(%3)"/>
-      <w:lvlJc w:val="left"/>
-      <w:pPr>
-        <w:ind w:left="720" w:hanging="432"/>
-      </w:pPr>
-    </w:lvl>
-    <w:lvl w:ilvl="3">
-      <w:start w:val="1"/>
-      <w:numFmt w:val="lowerRoman"/>
-      <w:lvlText w:val="(%4)"/>
-      <w:lvlJc w:val="right"/>
-      <w:pPr>
-        <w:ind w:left="864" w:hanging="144"/>
-      </w:pPr>
-    </w:lvl>
-    <w:lvl w:ilvl="4">
-      <w:start w:val="1"/>
-      <w:numFmt w:val="decimal"/>
-      <w:lvlText w:val="%5)"/>
-      <w:lvlJc w:val="left"/>
-      <w:pPr>
-        <w:ind w:left="1008" w:hanging="432"/>
-      </w:pPr>
-    </w:lvl>
-    <w:lvl w:ilvl="5">
-      <w:start w:val="1"/>
-      <w:numFmt w:val="lowerLetter"/>
-      <w:lvlText w:val="%6)"/>
-      <w:lvlJc w:val="left"/>
-      <w:pPr>
-        <w:ind w:left="1152" w:hanging="432"/>
-      </w:pPr>
-    </w:lvl>
-    <w:lvl w:ilvl="6">
-      <w:start w:val="1"/>
-      <w:numFmt w:val="lowerRoman"/>
-      <w:lvlText w:val="%7)"/>
-      <w:lvlJc w:val="right"/>
-      <w:pPr>
-        <w:ind w:left="1296" w:hanging="288"/>
-      </w:pPr>
-    </w:lvl>
-    <w:lvl w:ilvl="7">
-      <w:start w:val="1"/>
-      <w:numFmt w:val="lowerLetter"/>
-      <w:lvlText w:val="%8."/>
-      <w:lvlJc w:val="left"/>
-      <w:pPr>
-        <w:ind w:left="1440" w:hanging="432"/>
-      </w:pPr>
-    </w:lvl>
-    <w:lvl w:ilvl="8">
-      <w:start w:val="1"/>
-      <w:numFmt w:val="lowerRoman"/>
-      <w:lvlText w:val="%9."/>
-      <w:lvlJc w:val="right"/>
-      <w:pPr>
-        <w:ind w:left="1584" w:hanging="144"/>
-      </w:pPr>
-    </w:lvl>
-  </w:abstractNum>
-  <w:abstractNum w:abstractNumId="31" w15:restartNumberingAfterBreak="0">
-    <w:nsid w:val="58933B2A"/>
-    <w:multiLevelType w:val="multilevel"/>
-    <w:tmpl w:val="100C0021"/>
-    <w:lvl w:ilvl="0">
-      <w:start w:val="1"/>
-      <w:numFmt w:val="bullet"/>
-      <w:lvlText w:val=""/>
-      <w:lvlJc w:val="left"/>
-      <w:pPr>
-        <w:ind w:left="360" w:hanging="360"/>
-      </w:pPr>
-      <w:rPr>
-        <w:rFonts w:ascii="Wingdings" w:hAnsi="Wingdings" w:hint="default"/>
-      </w:rPr>
-    </w:lvl>
-    <w:lvl w:ilvl="1">
-      <w:start w:val="1"/>
-      <w:numFmt w:val="bullet"/>
-      <w:lvlText w:val=""/>
-      <w:lvlJc w:val="left"/>
-      <w:pPr>
-        <w:ind w:left="720" w:hanging="360"/>
-      </w:pPr>
-      <w:rPr>
-        <w:rFonts w:ascii="Wingdings" w:hAnsi="Wingdings" w:hint="default"/>
-      </w:rPr>
-    </w:lvl>
-    <w:lvl w:ilvl="2">
-      <w:start w:val="1"/>
-      <w:numFmt w:val="bullet"/>
-      <w:lvlText w:val=""/>
-      <w:lvlJc w:val="left"/>
-      <w:pPr>
-        <w:ind w:left="1080" w:hanging="360"/>
-      </w:pPr>
-      <w:rPr>
-        <w:rFonts w:ascii="Wingdings" w:hAnsi="Wingdings" w:hint="default"/>
-      </w:rPr>
-    </w:lvl>
-    <w:lvl w:ilvl="3">
-      <w:start w:val="1"/>
-      <w:numFmt w:val="bullet"/>
-      <w:lvlText w:val=""/>
-      <w:lvlJc w:val="left"/>
-      <w:pPr>
-        <w:ind w:left="1440" w:hanging="360"/>
-      </w:pPr>
-      <w:rPr>
-        <w:rFonts w:ascii="Symbol" w:hAnsi="Symbol" w:hint="default"/>
-      </w:rPr>
-    </w:lvl>
-    <w:lvl w:ilvl="4">
-      <w:start w:val="1"/>
-      <w:numFmt w:val="bullet"/>
-      <w:lvlText w:val=""/>
-      <w:lvlJc w:val="left"/>
-      <w:pPr>
-        <w:ind w:left="1800" w:hanging="360"/>
-      </w:pPr>
-      <w:rPr>
-        <w:rFonts w:ascii="Symbol" w:hAnsi="Symbol" w:hint="default"/>
-      </w:rPr>
-    </w:lvl>
-    <w:lvl w:ilvl="5">
-      <w:start w:val="1"/>
-      <w:numFmt w:val="bullet"/>
-      <w:lvlText w:val=""/>
-      <w:lvlJc w:val="left"/>
-      <w:pPr>
-        <w:ind w:left="2160" w:hanging="360"/>
-      </w:pPr>
-      <w:rPr>
-        <w:rFonts w:ascii="Wingdings" w:hAnsi="Wingdings" w:hint="default"/>
-      </w:rPr>
-    </w:lvl>
-    <w:lvl w:ilvl="6">
-      <w:start w:val="1"/>
-      <w:numFmt w:val="bullet"/>
-      <w:lvlText w:val=""/>
-      <w:lvlJc w:val="left"/>
-      <w:pPr>
-        <w:ind w:left="2520" w:hanging="360"/>
-      </w:pPr>
-      <w:rPr>
-        <w:rFonts w:ascii="Wingdings" w:hAnsi="Wingdings" w:hint="default"/>
-      </w:rPr>
-    </w:lvl>
-    <w:lvl w:ilvl="7">
-      <w:start w:val="1"/>
-      <w:numFmt w:val="bullet"/>
-      <w:lvlText w:val=""/>
-      <w:lvlJc w:val="left"/>
-      <w:pPr>
-        <w:ind w:left="2880" w:hanging="360"/>
-      </w:pPr>
-      <w:rPr>
-        <w:rFonts w:ascii="Symbol" w:hAnsi="Symbol" w:hint="default"/>
-      </w:rPr>
-    </w:lvl>
-    <w:lvl w:ilvl="8">
-      <w:start w:val="1"/>
-      <w:numFmt w:val="bullet"/>
-      <w:lvlText w:val=""/>
-      <w:lvlJc w:val="left"/>
-      <w:pPr>
-        <w:ind w:left="3240" w:hanging="360"/>
-      </w:pPr>
-      <w:rPr>
-        <w:rFonts w:ascii="Symbol" w:hAnsi="Symbol" w:hint="default"/>
-      </w:rPr>
-    </w:lvl>
-  </w:abstractNum>
-  <w:abstractNum w:abstractNumId="32" w15:restartNumberingAfterBreak="0">
-    <w:nsid w:val="5C877673"/>
-    <w:multiLevelType w:val="multilevel"/>
-    <w:tmpl w:val="100C0021"/>
-    <w:lvl w:ilvl="0">
-      <w:start w:val="1"/>
-      <w:numFmt w:val="bullet"/>
-      <w:lvlText w:val=""/>
-      <w:lvlJc w:val="left"/>
-      <w:pPr>
-        <w:ind w:left="360" w:hanging="360"/>
-      </w:pPr>
-      <w:rPr>
-        <w:rFonts w:ascii="Wingdings" w:hAnsi="Wingdings" w:hint="default"/>
-      </w:rPr>
-    </w:lvl>
-    <w:lvl w:ilvl="1">
-      <w:start w:val="1"/>
-      <w:numFmt w:val="bullet"/>
-      <w:lvlText w:val=""/>
-      <w:lvlJc w:val="left"/>
-      <w:pPr>
-        <w:ind w:left="720" w:hanging="360"/>
-      </w:pPr>
-      <w:rPr>
-        <w:rFonts w:ascii="Wingdings" w:hAnsi="Wingdings" w:hint="default"/>
-      </w:rPr>
-    </w:lvl>
-    <w:lvl w:ilvl="2">
-      <w:start w:val="1"/>
-      <w:numFmt w:val="bullet"/>
-      <w:lvlText w:val=""/>
-      <w:lvlJc w:val="left"/>
-      <w:pPr>
-        <w:ind w:left="1080" w:hanging="360"/>
-      </w:pPr>
-      <w:rPr>
-        <w:rFonts w:ascii="Wingdings" w:hAnsi="Wingdings" w:hint="default"/>
-      </w:rPr>
-    </w:lvl>
-    <w:lvl w:ilvl="3">
-      <w:start w:val="1"/>
-      <w:numFmt w:val="bullet"/>
-      <w:lvlText w:val=""/>
-      <w:lvlJc w:val="left"/>
-      <w:pPr>
-        <w:ind w:left="1440" w:hanging="360"/>
-      </w:pPr>
-      <w:rPr>
-        <w:rFonts w:ascii="Symbol" w:hAnsi="Symbol" w:hint="default"/>
-      </w:rPr>
-    </w:lvl>
-    <w:lvl w:ilvl="4">
-      <w:start w:val="1"/>
-      <w:numFmt w:val="bullet"/>
-      <w:lvlText w:val=""/>
-      <w:lvlJc w:val="left"/>
-      <w:pPr>
-        <w:ind w:left="1800" w:hanging="360"/>
-      </w:pPr>
-      <w:rPr>
-        <w:rFonts w:ascii="Symbol" w:hAnsi="Symbol" w:hint="default"/>
-      </w:rPr>
-    </w:lvl>
-    <w:lvl w:ilvl="5">
-      <w:start w:val="1"/>
-      <w:numFmt w:val="bullet"/>
-      <w:lvlText w:val=""/>
-      <w:lvlJc w:val="left"/>
-      <w:pPr>
-        <w:ind w:left="2160" w:hanging="360"/>
-      </w:pPr>
-      <w:rPr>
-        <w:rFonts w:ascii="Wingdings" w:hAnsi="Wingdings" w:hint="default"/>
-      </w:rPr>
-    </w:lvl>
-    <w:lvl w:ilvl="6">
-      <w:start w:val="1"/>
-      <w:numFmt w:val="bullet"/>
-      <w:lvlText w:val=""/>
-      <w:lvlJc w:val="left"/>
-      <w:pPr>
-        <w:ind w:left="2520" w:hanging="360"/>
-      </w:pPr>
-      <w:rPr>
-        <w:rFonts w:ascii="Wingdings" w:hAnsi="Wingdings" w:hint="default"/>
-      </w:rPr>
-    </w:lvl>
-    <w:lvl w:ilvl="7">
-      <w:start w:val="1"/>
-      <w:numFmt w:val="bullet"/>
-      <w:lvlText w:val=""/>
-      <w:lvlJc w:val="left"/>
-      <w:pPr>
-        <w:ind w:left="2880" w:hanging="360"/>
-      </w:pPr>
-      <w:rPr>
-        <w:rFonts w:ascii="Symbol" w:hAnsi="Symbol" w:hint="default"/>
-      </w:rPr>
-    </w:lvl>
-    <w:lvl w:ilvl="8">
-      <w:start w:val="1"/>
-      <w:numFmt w:val="bullet"/>
-      <w:lvlText w:val=""/>
-      <w:lvlJc w:val="left"/>
-      <w:pPr>
-        <w:ind w:left="3240" w:hanging="360"/>
-      </w:pPr>
-      <w:rPr>
-        <w:rFonts w:ascii="Symbol" w:hAnsi="Symbol" w:hint="default"/>
-      </w:rPr>
-    </w:lvl>
-  </w:abstractNum>
-  <w:abstractNum w:abstractNumId="33" w15:restartNumberingAfterBreak="0">
-    <w:nsid w:val="5CBC53EC"/>
-    <w:multiLevelType w:val="multilevel"/>
-    <w:tmpl w:val="2F6EF210"/>
-    <w:lvl w:ilvl="0">
-      <w:start w:val="1"/>
-      <w:numFmt w:val="bullet"/>
-      <w:lvlText w:val=""/>
-      <w:lvlJc w:val="left"/>
-      <w:pPr>
-        <w:ind w:left="360" w:hanging="360"/>
-      </w:pPr>
-      <w:rPr>
-        <w:rFonts w:ascii="Symbol" w:hAnsi="Symbol" w:hint="default"/>
-      </w:rPr>
-    </w:lvl>
-    <w:lvl w:ilvl="1">
-      <w:start w:val="1"/>
-      <w:numFmt w:val="bullet"/>
-      <w:lvlText w:val=""/>
-      <w:lvlJc w:val="left"/>
-      <w:pPr>
-        <w:ind w:left="720" w:hanging="360"/>
-      </w:pPr>
-      <w:rPr>
-        <w:rFonts w:ascii="Wingdings" w:hAnsi="Wingdings" w:hint="default"/>
-      </w:rPr>
-    </w:lvl>
-    <w:lvl w:ilvl="2">
-      <w:start w:val="1"/>
-      <w:numFmt w:val="bullet"/>
-      <w:lvlText w:val=""/>
-      <w:lvlJc w:val="left"/>
-      <w:pPr>
-        <w:ind w:left="1080" w:hanging="360"/>
-      </w:pPr>
-      <w:rPr>
-        <w:rFonts w:ascii="Wingdings" w:hAnsi="Wingdings" w:hint="default"/>
-      </w:rPr>
-    </w:lvl>
-    <w:lvl w:ilvl="3">
-      <w:start w:val="1"/>
-      <w:numFmt w:val="bullet"/>
-      <w:lvlText w:val=""/>
-      <w:lvlJc w:val="left"/>
-      <w:pPr>
-        <w:ind w:left="1440" w:hanging="360"/>
-      </w:pPr>
-      <w:rPr>
-        <w:rFonts w:ascii="Symbol" w:hAnsi="Symbol" w:hint="default"/>
-      </w:rPr>
-    </w:lvl>
-    <w:lvl w:ilvl="4">
-      <w:start w:val="1"/>
-      <w:numFmt w:val="bullet"/>
-      <w:lvlText w:val=""/>
-      <w:lvlJc w:val="left"/>
-      <w:pPr>
-        <w:ind w:left="1800" w:hanging="360"/>
-      </w:pPr>
-      <w:rPr>
-        <w:rFonts w:ascii="Symbol" w:hAnsi="Symbol" w:hint="default"/>
-      </w:rPr>
-    </w:lvl>
-    <w:lvl w:ilvl="5">
-      <w:start w:val="1"/>
-      <w:numFmt w:val="bullet"/>
-      <w:lvlText w:val=""/>
-      <w:lvlJc w:val="left"/>
-      <w:pPr>
-        <w:ind w:left="2160" w:hanging="360"/>
-      </w:pPr>
-      <w:rPr>
-        <w:rFonts w:ascii="Wingdings" w:hAnsi="Wingdings" w:hint="default"/>
-      </w:rPr>
-    </w:lvl>
-    <w:lvl w:ilvl="6">
-      <w:start w:val="1"/>
-      <w:numFmt w:val="bullet"/>
-      <w:lvlText w:val=""/>
-      <w:lvlJc w:val="left"/>
-      <w:pPr>
-        <w:ind w:left="2520" w:hanging="360"/>
-      </w:pPr>
-      <w:rPr>
-        <w:rFonts w:ascii="Wingdings" w:hAnsi="Wingdings" w:hint="default"/>
-      </w:rPr>
-    </w:lvl>
-    <w:lvl w:ilvl="7">
-      <w:start w:val="1"/>
-      <w:numFmt w:val="bullet"/>
-      <w:lvlText w:val=""/>
-      <w:lvlJc w:val="left"/>
-      <w:pPr>
-        <w:ind w:left="2880" w:hanging="360"/>
-      </w:pPr>
-      <w:rPr>
-        <w:rFonts w:ascii="Symbol" w:hAnsi="Symbol" w:hint="default"/>
-      </w:rPr>
-    </w:lvl>
-    <w:lvl w:ilvl="8">
-      <w:start w:val="1"/>
-      <w:numFmt w:val="bullet"/>
-      <w:lvlText w:val=""/>
-      <w:lvlJc w:val="left"/>
-      <w:pPr>
-        <w:ind w:left="3240" w:hanging="360"/>
-      </w:pPr>
-      <w:rPr>
-        <w:rFonts w:ascii="Symbol" w:hAnsi="Symbol" w:hint="default"/>
-      </w:rPr>
-    </w:lvl>
-  </w:abstractNum>
-  <w:abstractNum w:abstractNumId="34" w15:restartNumberingAfterBreak="0">
-    <w:nsid w:val="5E424682"/>
-    <w:multiLevelType w:val="multilevel"/>
-    <w:tmpl w:val="100C001F"/>
-    <w:lvl w:ilvl="0">
-      <w:start w:val="1"/>
-      <w:numFmt w:val="decimal"/>
-      <w:lvlText w:val="%1."/>
-      <w:lvlJc w:val="left"/>
-      <w:pPr>
-        <w:ind w:left="360" w:hanging="360"/>
-      </w:pPr>
-    </w:lvl>
-    <w:lvl w:ilvl="1">
-      <w:start w:val="1"/>
-      <w:numFmt w:val="decimal"/>
-      <w:lvlText w:val="%1.%2."/>
-      <w:lvlJc w:val="left"/>
-      <w:pPr>
-        <w:ind w:left="792" w:hanging="432"/>
-      </w:pPr>
-    </w:lvl>
-    <w:lvl w:ilvl="2">
-      <w:start w:val="1"/>
-      <w:numFmt w:val="decimal"/>
-      <w:lvlText w:val="%1.%2.%3."/>
-      <w:lvlJc w:val="left"/>
-      <w:pPr>
-        <w:ind w:left="1224" w:hanging="504"/>
-      </w:pPr>
-    </w:lvl>
-    <w:lvl w:ilvl="3">
-      <w:start w:val="1"/>
-      <w:numFmt w:val="decimal"/>
-      <w:lvlText w:val="%1.%2.%3.%4."/>
-      <w:lvlJc w:val="left"/>
-      <w:pPr>
-        <w:ind w:left="1728" w:hanging="648"/>
-      </w:pPr>
-    </w:lvl>
-    <w:lvl w:ilvl="4">
-      <w:start w:val="1"/>
-      <w:numFmt w:val="decimal"/>
-      <w:lvlText w:val="%1.%2.%3.%4.%5."/>
-      <w:lvlJc w:val="left"/>
-      <w:pPr>
-        <w:ind w:left="2232" w:hanging="792"/>
-      </w:pPr>
-    </w:lvl>
-    <w:lvl w:ilvl="5">
-      <w:start w:val="1"/>
-      <w:numFmt w:val="decimal"/>
-      <w:lvlText w:val="%1.%2.%3.%4.%5.%6."/>
-      <w:lvlJc w:val="left"/>
-      <w:pPr>
-        <w:ind w:left="2736" w:hanging="936"/>
-      </w:pPr>
-    </w:lvl>
-    <w:lvl w:ilvl="6">
-      <w:start w:val="1"/>
-      <w:numFmt w:val="decimal"/>
-      <w:lvlText w:val="%1.%2.%3.%4.%5.%6.%7."/>
-      <w:lvlJc w:val="left"/>
-      <w:pPr>
-        <w:ind w:left="3240" w:hanging="1080"/>
-      </w:pPr>
-    </w:lvl>
-    <w:lvl w:ilvl="7">
-      <w:start w:val="1"/>
-      <w:numFmt w:val="decimal"/>
-      <w:lvlText w:val="%1.%2.%3.%4.%5.%6.%7.%8."/>
-      <w:lvlJc w:val="left"/>
-      <w:pPr>
-        <w:ind w:left="3744" w:hanging="1224"/>
-      </w:pPr>
-    </w:lvl>
-    <w:lvl w:ilvl="8">
-      <w:start w:val="1"/>
-      <w:numFmt w:val="decimal"/>
-      <w:lvlText w:val="%1.%2.%3.%4.%5.%6.%7.%8.%9."/>
-      <w:lvlJc w:val="left"/>
-      <w:pPr>
-        <w:ind w:left="4320" w:hanging="1440"/>
-      </w:pPr>
-    </w:lvl>
-  </w:abstractNum>
-  <w:abstractNum w:abstractNumId="35" w15:restartNumberingAfterBreak="0">
-    <w:nsid w:val="63A9062F"/>
-    <w:multiLevelType w:val="multilevel"/>
-    <w:tmpl w:val="DCCE794A"/>
-    <w:lvl w:ilvl="0">
-      <w:start w:val="1"/>
-      <w:numFmt w:val="decimal"/>
-      <w:lvlText w:val="%1"/>
-      <w:lvlJc w:val="left"/>
-      <w:pPr>
-        <w:tabs>
-          <w:tab w:val="num" w:pos="454"/>
-        </w:tabs>
-        <w:ind w:left="454" w:hanging="454"/>
-      </w:pPr>
-      <w:rPr>
-        <w:rFonts w:hint="default"/>
-      </w:rPr>
-    </w:lvl>
-    <w:lvl w:ilvl="1">
-      <w:start w:val="1"/>
-      <w:numFmt w:val="decimal"/>
-      <w:lvlText w:val="%1.%2"/>
-      <w:lvlJc w:val="left"/>
-      <w:pPr>
-        <w:tabs>
-          <w:tab w:val="num" w:pos="907"/>
-        </w:tabs>
-        <w:ind w:left="907" w:hanging="453"/>
-      </w:pPr>
-      <w:rPr>
-        <w:rFonts w:hint="default"/>
-      </w:rPr>
-    </w:lvl>
-    <w:lvl w:ilvl="2">
-      <w:start w:val="1"/>
-      <w:numFmt w:val="decimal"/>
-      <w:lvlText w:val="%1.%2.%3"/>
-      <w:lvlJc w:val="left"/>
-      <w:pPr>
-        <w:tabs>
-          <w:tab w:val="num" w:pos="1361"/>
-        </w:tabs>
-        <w:ind w:left="1361" w:hanging="454"/>
-      </w:pPr>
-      <w:rPr>
-        <w:rFonts w:hint="default"/>
-      </w:rPr>
-    </w:lvl>
-    <w:lvl w:ilvl="3">
-      <w:start w:val="1"/>
-      <w:numFmt w:val="decimal"/>
-      <w:lvlText w:val="%1.%2.%3.%4"/>
-      <w:lvlJc w:val="left"/>
-      <w:pPr>
-        <w:tabs>
-          <w:tab w:val="num" w:pos="864"/>
-        </w:tabs>
-        <w:ind w:left="864" w:hanging="864"/>
-      </w:pPr>
-      <w:rPr>
-        <w:rFonts w:hint="default"/>
-      </w:rPr>
-    </w:lvl>
-    <w:lvl w:ilvl="4">
-      <w:start w:val="1"/>
-      <w:numFmt w:val="decimal"/>
-      <w:lvlText w:val="%1.%2.%3.%4.%5"/>
-      <w:lvlJc w:val="left"/>
-      <w:pPr>
-        <w:tabs>
-          <w:tab w:val="num" w:pos="1008"/>
-        </w:tabs>
-        <w:ind w:left="1008" w:hanging="1008"/>
-      </w:pPr>
-      <w:rPr>
-        <w:rFonts w:hint="default"/>
-      </w:rPr>
-    </w:lvl>
-    <w:lvl w:ilvl="5">
-      <w:start w:val="1"/>
-      <w:numFmt w:val="decimal"/>
-      <w:lvlText w:val="%1.%2.%3.%4.%5.%6"/>
-      <w:lvlJc w:val="left"/>
-      <w:pPr>
-        <w:tabs>
-          <w:tab w:val="num" w:pos="1152"/>
-        </w:tabs>
-        <w:ind w:left="1152" w:hanging="1152"/>
-      </w:pPr>
-      <w:rPr>
-        <w:rFonts w:hint="default"/>
-      </w:rPr>
-    </w:lvl>
-    <w:lvl w:ilvl="6">
-      <w:start w:val="1"/>
-      <w:numFmt w:val="decimal"/>
-      <w:lvlText w:val="%1.%2.%3.%4.%5.%6.%7"/>
-      <w:lvlJc w:val="left"/>
-      <w:pPr>
-        <w:tabs>
-          <w:tab w:val="num" w:pos="1296"/>
-        </w:tabs>
-        <w:ind w:left="1296" w:hanging="1296"/>
-      </w:pPr>
-      <w:rPr>
-        <w:rFonts w:hint="default"/>
-      </w:rPr>
-    </w:lvl>
-    <w:lvl w:ilvl="7">
-      <w:start w:val="1"/>
-      <w:numFmt w:val="decimal"/>
-      <w:lvlText w:val="%1.%2.%3.%4.%5.%6.%7.%8"/>
-      <w:lvlJc w:val="left"/>
-      <w:pPr>
-        <w:tabs>
-          <w:tab w:val="num" w:pos="1440"/>
-        </w:tabs>
-        <w:ind w:left="1440" w:hanging="1440"/>
-      </w:pPr>
-      <w:rPr>
-        <w:rFonts w:hint="default"/>
-      </w:rPr>
-    </w:lvl>
-    <w:lvl w:ilvl="8">
-      <w:start w:val="1"/>
-      <w:numFmt w:val="decimal"/>
-      <w:lvlText w:val="%1.%2.%3.%4.%5.%6.%7.%8.%9"/>
-      <w:lvlJc w:val="left"/>
-      <w:pPr>
-        <w:tabs>
-          <w:tab w:val="num" w:pos="1584"/>
-        </w:tabs>
-        <w:ind w:left="1584" w:hanging="1584"/>
-      </w:pPr>
-      <w:rPr>
-        <w:rFonts w:hint="default"/>
-      </w:rPr>
-    </w:lvl>
-  </w:abstractNum>
-  <w:abstractNum w:abstractNumId="36" w15:restartNumberingAfterBreak="0">
+  <w:abstractNum w:abstractNumId="11" w15:restartNumberingAfterBreak="0">
     <w:nsid w:val="643F0961"/>
     <w:multiLevelType w:val="multilevel"/>
     <w:tmpl w:val="100C0021"/>
@@ -8662,577 +7038,275 @@
       </w:rPr>
     </w:lvl>
   </w:abstractNum>
-  <w:abstractNum w:abstractNumId="37" w15:restartNumberingAfterBreak="0">
-    <w:nsid w:val="6D6476B9"/>
-    <w:multiLevelType w:val="multilevel"/>
-    <w:tmpl w:val="100C0023"/>
-    <w:lvl w:ilvl="0">
-      <w:start w:val="1"/>
-      <w:numFmt w:val="upperRoman"/>
-      <w:lvlText w:val="Article %1."/>
-      <w:lvlJc w:val="left"/>
-      <w:pPr>
-        <w:ind w:left="0" w:firstLine="0"/>
-      </w:pPr>
-    </w:lvl>
-    <w:lvl w:ilvl="1">
-      <w:start w:val="1"/>
-      <w:numFmt w:val="decimalZero"/>
-      <w:isLgl/>
-      <w:lvlText w:val="Section %1.%2"/>
-      <w:lvlJc w:val="left"/>
-      <w:pPr>
-        <w:ind w:left="0" w:firstLine="0"/>
-      </w:pPr>
-    </w:lvl>
-    <w:lvl w:ilvl="2">
-      <w:start w:val="1"/>
-      <w:numFmt w:val="lowerLetter"/>
-      <w:lvlText w:val="(%3)"/>
-      <w:lvlJc w:val="left"/>
-      <w:pPr>
-        <w:ind w:left="720" w:hanging="432"/>
-      </w:pPr>
-    </w:lvl>
-    <w:lvl w:ilvl="3">
-      <w:start w:val="1"/>
-      <w:numFmt w:val="lowerRoman"/>
-      <w:lvlText w:val="(%4)"/>
-      <w:lvlJc w:val="right"/>
-      <w:pPr>
-        <w:ind w:left="864" w:hanging="144"/>
-      </w:pPr>
-    </w:lvl>
-    <w:lvl w:ilvl="4">
-      <w:start w:val="1"/>
-      <w:numFmt w:val="decimal"/>
-      <w:lvlText w:val="%5)"/>
-      <w:lvlJc w:val="left"/>
-      <w:pPr>
-        <w:ind w:left="1008" w:hanging="432"/>
-      </w:pPr>
-    </w:lvl>
-    <w:lvl w:ilvl="5">
-      <w:start w:val="1"/>
-      <w:numFmt w:val="lowerLetter"/>
-      <w:lvlText w:val="%6)"/>
-      <w:lvlJc w:val="left"/>
-      <w:pPr>
-        <w:ind w:left="1152" w:hanging="432"/>
-      </w:pPr>
-    </w:lvl>
-    <w:lvl w:ilvl="6">
-      <w:start w:val="1"/>
-      <w:numFmt w:val="lowerRoman"/>
-      <w:lvlText w:val="%7)"/>
-      <w:lvlJc w:val="right"/>
-      <w:pPr>
-        <w:ind w:left="1296" w:hanging="288"/>
-      </w:pPr>
-    </w:lvl>
-    <w:lvl w:ilvl="7">
-      <w:start w:val="1"/>
-      <w:numFmt w:val="lowerLetter"/>
-      <w:lvlText w:val="%8."/>
-      <w:lvlJc w:val="left"/>
-      <w:pPr>
-        <w:ind w:left="1440" w:hanging="432"/>
-      </w:pPr>
-    </w:lvl>
-    <w:lvl w:ilvl="8">
-      <w:start w:val="1"/>
-      <w:numFmt w:val="lowerRoman"/>
-      <w:lvlText w:val="%9."/>
-      <w:lvlJc w:val="right"/>
-      <w:pPr>
-        <w:ind w:left="1584" w:hanging="144"/>
-      </w:pPr>
+  <w:abstractNum w:abstractNumId="12" w15:restartNumberingAfterBreak="0">
+    <w:nsid w:val="68AD79D2"/>
+    <w:multiLevelType w:val="hybridMultilevel"/>
+    <w:tmpl w:val="5D7847B0"/>
+    <w:lvl w:ilvl="0" w:tplc="100C0001">
+      <w:start w:val="1"/>
+      <w:numFmt w:val="bullet"/>
+      <w:lvlText w:val=""/>
+      <w:lvlJc w:val="left"/>
+      <w:pPr>
+        <w:ind w:left="2534" w:hanging="360"/>
+      </w:pPr>
+      <w:rPr>
+        <w:rFonts w:ascii="Symbol" w:hAnsi="Symbol" w:hint="default"/>
+      </w:rPr>
+    </w:lvl>
+    <w:lvl w:ilvl="1" w:tplc="100C0003" w:tentative="1">
+      <w:start w:val="1"/>
+      <w:numFmt w:val="bullet"/>
+      <w:lvlText w:val="o"/>
+      <w:lvlJc w:val="left"/>
+      <w:pPr>
+        <w:ind w:left="3254" w:hanging="360"/>
+      </w:pPr>
+      <w:rPr>
+        <w:rFonts w:ascii="Courier New" w:hAnsi="Courier New" w:cs="Courier New" w:hint="default"/>
+      </w:rPr>
+    </w:lvl>
+    <w:lvl w:ilvl="2" w:tplc="100C0005" w:tentative="1">
+      <w:start w:val="1"/>
+      <w:numFmt w:val="bullet"/>
+      <w:lvlText w:val=""/>
+      <w:lvlJc w:val="left"/>
+      <w:pPr>
+        <w:ind w:left="3974" w:hanging="360"/>
+      </w:pPr>
+      <w:rPr>
+        <w:rFonts w:ascii="Wingdings" w:hAnsi="Wingdings" w:hint="default"/>
+      </w:rPr>
+    </w:lvl>
+    <w:lvl w:ilvl="3" w:tplc="100C0001" w:tentative="1">
+      <w:start w:val="1"/>
+      <w:numFmt w:val="bullet"/>
+      <w:lvlText w:val=""/>
+      <w:lvlJc w:val="left"/>
+      <w:pPr>
+        <w:ind w:left="4694" w:hanging="360"/>
+      </w:pPr>
+      <w:rPr>
+        <w:rFonts w:ascii="Symbol" w:hAnsi="Symbol" w:hint="default"/>
+      </w:rPr>
+    </w:lvl>
+    <w:lvl w:ilvl="4" w:tplc="100C0003" w:tentative="1">
+      <w:start w:val="1"/>
+      <w:numFmt w:val="bullet"/>
+      <w:lvlText w:val="o"/>
+      <w:lvlJc w:val="left"/>
+      <w:pPr>
+        <w:ind w:left="5414" w:hanging="360"/>
+      </w:pPr>
+      <w:rPr>
+        <w:rFonts w:ascii="Courier New" w:hAnsi="Courier New" w:cs="Courier New" w:hint="default"/>
+      </w:rPr>
+    </w:lvl>
+    <w:lvl w:ilvl="5" w:tplc="100C0005" w:tentative="1">
+      <w:start w:val="1"/>
+      <w:numFmt w:val="bullet"/>
+      <w:lvlText w:val=""/>
+      <w:lvlJc w:val="left"/>
+      <w:pPr>
+        <w:ind w:left="6134" w:hanging="360"/>
+      </w:pPr>
+      <w:rPr>
+        <w:rFonts w:ascii="Wingdings" w:hAnsi="Wingdings" w:hint="default"/>
+      </w:rPr>
+    </w:lvl>
+    <w:lvl w:ilvl="6" w:tplc="100C0001" w:tentative="1">
+      <w:start w:val="1"/>
+      <w:numFmt w:val="bullet"/>
+      <w:lvlText w:val=""/>
+      <w:lvlJc w:val="left"/>
+      <w:pPr>
+        <w:ind w:left="6854" w:hanging="360"/>
+      </w:pPr>
+      <w:rPr>
+        <w:rFonts w:ascii="Symbol" w:hAnsi="Symbol" w:hint="default"/>
+      </w:rPr>
+    </w:lvl>
+    <w:lvl w:ilvl="7" w:tplc="100C0003" w:tentative="1">
+      <w:start w:val="1"/>
+      <w:numFmt w:val="bullet"/>
+      <w:lvlText w:val="o"/>
+      <w:lvlJc w:val="left"/>
+      <w:pPr>
+        <w:ind w:left="7574" w:hanging="360"/>
+      </w:pPr>
+      <w:rPr>
+        <w:rFonts w:ascii="Courier New" w:hAnsi="Courier New" w:cs="Courier New" w:hint="default"/>
+      </w:rPr>
+    </w:lvl>
+    <w:lvl w:ilvl="8" w:tplc="100C0005" w:tentative="1">
+      <w:start w:val="1"/>
+      <w:numFmt w:val="bullet"/>
+      <w:lvlText w:val=""/>
+      <w:lvlJc w:val="left"/>
+      <w:pPr>
+        <w:ind w:left="8294" w:hanging="360"/>
+      </w:pPr>
+      <w:rPr>
+        <w:rFonts w:ascii="Wingdings" w:hAnsi="Wingdings" w:hint="default"/>
+      </w:rPr>
     </w:lvl>
   </w:abstractNum>
-  <w:abstractNum w:abstractNumId="38" w15:restartNumberingAfterBreak="0">
-    <w:nsid w:val="70C03573"/>
-    <w:multiLevelType w:val="multilevel"/>
-    <w:tmpl w:val="100C0021"/>
-    <w:lvl w:ilvl="0">
-      <w:start w:val="1"/>
-      <w:numFmt w:val="bullet"/>
-      <w:lvlText w:val=""/>
-      <w:lvlJc w:val="left"/>
-      <w:pPr>
-        <w:ind w:left="360" w:hanging="360"/>
+  <w:abstractNum w:abstractNumId="13" w15:restartNumberingAfterBreak="0">
+    <w:nsid w:val="6E940150"/>
+    <w:multiLevelType w:val="hybridMultilevel"/>
+    <w:tmpl w:val="F7484B26"/>
+    <w:lvl w:ilvl="0" w:tplc="100C0001">
+      <w:start w:val="1"/>
+      <w:numFmt w:val="bullet"/>
+      <w:lvlText w:val=""/>
+      <w:lvlJc w:val="left"/>
+      <w:pPr>
+        <w:ind w:left="2534" w:hanging="360"/>
+      </w:pPr>
+      <w:rPr>
+        <w:rFonts w:ascii="Symbol" w:hAnsi="Symbol" w:hint="default"/>
+      </w:rPr>
+    </w:lvl>
+    <w:lvl w:ilvl="1" w:tplc="100C0003" w:tentative="1">
+      <w:start w:val="1"/>
+      <w:numFmt w:val="bullet"/>
+      <w:lvlText w:val="o"/>
+      <w:lvlJc w:val="left"/>
+      <w:pPr>
+        <w:ind w:left="3254" w:hanging="360"/>
+      </w:pPr>
+      <w:rPr>
+        <w:rFonts w:ascii="Courier New" w:hAnsi="Courier New" w:cs="Courier New" w:hint="default"/>
+      </w:rPr>
+    </w:lvl>
+    <w:lvl w:ilvl="2" w:tplc="100C0005" w:tentative="1">
+      <w:start w:val="1"/>
+      <w:numFmt w:val="bullet"/>
+      <w:lvlText w:val=""/>
+      <w:lvlJc w:val="left"/>
+      <w:pPr>
+        <w:ind w:left="3974" w:hanging="360"/>
       </w:pPr>
       <w:rPr>
         <w:rFonts w:ascii="Wingdings" w:hAnsi="Wingdings" w:hint="default"/>
       </w:rPr>
     </w:lvl>
-    <w:lvl w:ilvl="1">
-      <w:start w:val="1"/>
-      <w:numFmt w:val="bullet"/>
-      <w:lvlText w:val=""/>
-      <w:lvlJc w:val="left"/>
-      <w:pPr>
-        <w:ind w:left="720" w:hanging="360"/>
+    <w:lvl w:ilvl="3" w:tplc="100C0001" w:tentative="1">
+      <w:start w:val="1"/>
+      <w:numFmt w:val="bullet"/>
+      <w:lvlText w:val=""/>
+      <w:lvlJc w:val="left"/>
+      <w:pPr>
+        <w:ind w:left="4694" w:hanging="360"/>
+      </w:pPr>
+      <w:rPr>
+        <w:rFonts w:ascii="Symbol" w:hAnsi="Symbol" w:hint="default"/>
+      </w:rPr>
+    </w:lvl>
+    <w:lvl w:ilvl="4" w:tplc="100C0003" w:tentative="1">
+      <w:start w:val="1"/>
+      <w:numFmt w:val="bullet"/>
+      <w:lvlText w:val="o"/>
+      <w:lvlJc w:val="left"/>
+      <w:pPr>
+        <w:ind w:left="5414" w:hanging="360"/>
+      </w:pPr>
+      <w:rPr>
+        <w:rFonts w:ascii="Courier New" w:hAnsi="Courier New" w:cs="Courier New" w:hint="default"/>
+      </w:rPr>
+    </w:lvl>
+    <w:lvl w:ilvl="5" w:tplc="100C0005" w:tentative="1">
+      <w:start w:val="1"/>
+      <w:numFmt w:val="bullet"/>
+      <w:lvlText w:val=""/>
+      <w:lvlJc w:val="left"/>
+      <w:pPr>
+        <w:ind w:left="6134" w:hanging="360"/>
       </w:pPr>
       <w:rPr>
         <w:rFonts w:ascii="Wingdings" w:hAnsi="Wingdings" w:hint="default"/>
       </w:rPr>
     </w:lvl>
-    <w:lvl w:ilvl="2">
+    <w:lvl w:ilvl="6" w:tplc="100C0001" w:tentative="1">
+      <w:start w:val="1"/>
+      <w:numFmt w:val="bullet"/>
+      <w:lvlText w:val=""/>
+      <w:lvlJc w:val="left"/>
+      <w:pPr>
+        <w:ind w:left="6854" w:hanging="360"/>
+      </w:pPr>
+      <w:rPr>
+        <w:rFonts w:ascii="Symbol" w:hAnsi="Symbol" w:hint="default"/>
+      </w:rPr>
+    </w:lvl>
+    <w:lvl w:ilvl="7" w:tplc="100C0003" w:tentative="1">
+      <w:start w:val="1"/>
+      <w:numFmt w:val="bullet"/>
+      <w:lvlText w:val="o"/>
+      <w:lvlJc w:val="left"/>
+      <w:pPr>
+        <w:ind w:left="7574" w:hanging="360"/>
+      </w:pPr>
+      <w:rPr>
+        <w:rFonts w:ascii="Courier New" w:hAnsi="Courier New" w:cs="Courier New" w:hint="default"/>
+      </w:rPr>
+    </w:lvl>
+    <w:lvl w:ilvl="8" w:tplc="100C0005" w:tentative="1">
       <w:start w:val="1"/>
       <w:numFmt w:val="bullet"/>
       <w:lvlText w:val=""/>
       <w:lvlJc w:val="left"/>
       <w:pPr>
-        <w:ind w:left="1080" w:hanging="360"/>
+        <w:ind w:left="8294" w:hanging="360"/>
       </w:pPr>
       <w:rPr>
         <w:rFonts w:ascii="Wingdings" w:hAnsi="Wingdings" w:hint="default"/>
-      </w:rPr>
-    </w:lvl>
-    <w:lvl w:ilvl="3">
-      <w:start w:val="1"/>
-      <w:numFmt w:val="bullet"/>
-      <w:lvlText w:val=""/>
-      <w:lvlJc w:val="left"/>
-      <w:pPr>
-        <w:ind w:left="1440" w:hanging="360"/>
-      </w:pPr>
-      <w:rPr>
-        <w:rFonts w:ascii="Symbol" w:hAnsi="Symbol" w:hint="default"/>
-      </w:rPr>
-    </w:lvl>
-    <w:lvl w:ilvl="4">
-      <w:start w:val="1"/>
-      <w:numFmt w:val="bullet"/>
-      <w:lvlText w:val=""/>
-      <w:lvlJc w:val="left"/>
-      <w:pPr>
-        <w:ind w:left="1800" w:hanging="360"/>
-      </w:pPr>
-      <w:rPr>
-        <w:rFonts w:ascii="Symbol" w:hAnsi="Symbol" w:hint="default"/>
-      </w:rPr>
-    </w:lvl>
-    <w:lvl w:ilvl="5">
-      <w:start w:val="1"/>
-      <w:numFmt w:val="bullet"/>
-      <w:lvlText w:val=""/>
-      <w:lvlJc w:val="left"/>
-      <w:pPr>
-        <w:ind w:left="2160" w:hanging="360"/>
-      </w:pPr>
-      <w:rPr>
-        <w:rFonts w:ascii="Wingdings" w:hAnsi="Wingdings" w:hint="default"/>
-      </w:rPr>
-    </w:lvl>
-    <w:lvl w:ilvl="6">
-      <w:start w:val="1"/>
-      <w:numFmt w:val="bullet"/>
-      <w:lvlText w:val=""/>
-      <w:lvlJc w:val="left"/>
-      <w:pPr>
-        <w:ind w:left="2520" w:hanging="360"/>
-      </w:pPr>
-      <w:rPr>
-        <w:rFonts w:ascii="Wingdings" w:hAnsi="Wingdings" w:hint="default"/>
-      </w:rPr>
-    </w:lvl>
-    <w:lvl w:ilvl="7">
-      <w:start w:val="1"/>
-      <w:numFmt w:val="bullet"/>
-      <w:lvlText w:val=""/>
-      <w:lvlJc w:val="left"/>
-      <w:pPr>
-        <w:ind w:left="2880" w:hanging="360"/>
-      </w:pPr>
-      <w:rPr>
-        <w:rFonts w:ascii="Symbol" w:hAnsi="Symbol" w:hint="default"/>
-      </w:rPr>
-    </w:lvl>
-    <w:lvl w:ilvl="8">
-      <w:start w:val="1"/>
-      <w:numFmt w:val="bullet"/>
-      <w:lvlText w:val=""/>
-      <w:lvlJc w:val="left"/>
-      <w:pPr>
-        <w:ind w:left="3240" w:hanging="360"/>
-      </w:pPr>
-      <w:rPr>
-        <w:rFonts w:ascii="Symbol" w:hAnsi="Symbol" w:hint="default"/>
-      </w:rPr>
-    </w:lvl>
-  </w:abstractNum>
-  <w:abstractNum w:abstractNumId="39" w15:restartNumberingAfterBreak="0">
-    <w:nsid w:val="79CD09A9"/>
-    <w:multiLevelType w:val="multilevel"/>
-    <w:tmpl w:val="100C0021"/>
-    <w:lvl w:ilvl="0">
-      <w:start w:val="1"/>
-      <w:numFmt w:val="bullet"/>
-      <w:lvlText w:val=""/>
-      <w:lvlJc w:val="left"/>
-      <w:pPr>
-        <w:ind w:left="360" w:hanging="360"/>
-      </w:pPr>
-      <w:rPr>
-        <w:rFonts w:ascii="Wingdings" w:hAnsi="Wingdings" w:hint="default"/>
-      </w:rPr>
-    </w:lvl>
-    <w:lvl w:ilvl="1">
-      <w:start w:val="1"/>
-      <w:numFmt w:val="bullet"/>
-      <w:lvlText w:val=""/>
-      <w:lvlJc w:val="left"/>
-      <w:pPr>
-        <w:ind w:left="720" w:hanging="360"/>
-      </w:pPr>
-      <w:rPr>
-        <w:rFonts w:ascii="Wingdings" w:hAnsi="Wingdings" w:hint="default"/>
-      </w:rPr>
-    </w:lvl>
-    <w:lvl w:ilvl="2">
-      <w:start w:val="1"/>
-      <w:numFmt w:val="bullet"/>
-      <w:lvlText w:val=""/>
-      <w:lvlJc w:val="left"/>
-      <w:pPr>
-        <w:ind w:left="1080" w:hanging="360"/>
-      </w:pPr>
-      <w:rPr>
-        <w:rFonts w:ascii="Wingdings" w:hAnsi="Wingdings" w:hint="default"/>
-      </w:rPr>
-    </w:lvl>
-    <w:lvl w:ilvl="3">
-      <w:start w:val="1"/>
-      <w:numFmt w:val="bullet"/>
-      <w:lvlText w:val=""/>
-      <w:lvlJc w:val="left"/>
-      <w:pPr>
-        <w:ind w:left="1440" w:hanging="360"/>
-      </w:pPr>
-      <w:rPr>
-        <w:rFonts w:ascii="Symbol" w:hAnsi="Symbol" w:hint="default"/>
-      </w:rPr>
-    </w:lvl>
-    <w:lvl w:ilvl="4">
-      <w:start w:val="1"/>
-      <w:numFmt w:val="bullet"/>
-      <w:lvlText w:val=""/>
-      <w:lvlJc w:val="left"/>
-      <w:pPr>
-        <w:ind w:left="1800" w:hanging="360"/>
-      </w:pPr>
-      <w:rPr>
-        <w:rFonts w:ascii="Symbol" w:hAnsi="Symbol" w:hint="default"/>
-      </w:rPr>
-    </w:lvl>
-    <w:lvl w:ilvl="5">
-      <w:start w:val="1"/>
-      <w:numFmt w:val="bullet"/>
-      <w:lvlText w:val=""/>
-      <w:lvlJc w:val="left"/>
-      <w:pPr>
-        <w:ind w:left="2160" w:hanging="360"/>
-      </w:pPr>
-      <w:rPr>
-        <w:rFonts w:ascii="Wingdings" w:hAnsi="Wingdings" w:hint="default"/>
-      </w:rPr>
-    </w:lvl>
-    <w:lvl w:ilvl="6">
-      <w:start w:val="1"/>
-      <w:numFmt w:val="bullet"/>
-      <w:lvlText w:val=""/>
-      <w:lvlJc w:val="left"/>
-      <w:pPr>
-        <w:ind w:left="2520" w:hanging="360"/>
-      </w:pPr>
-      <w:rPr>
-        <w:rFonts w:ascii="Wingdings" w:hAnsi="Wingdings" w:hint="default"/>
-      </w:rPr>
-    </w:lvl>
-    <w:lvl w:ilvl="7">
-      <w:start w:val="1"/>
-      <w:numFmt w:val="bullet"/>
-      <w:lvlText w:val=""/>
-      <w:lvlJc w:val="left"/>
-      <w:pPr>
-        <w:ind w:left="2880" w:hanging="360"/>
-      </w:pPr>
-      <w:rPr>
-        <w:rFonts w:ascii="Symbol" w:hAnsi="Symbol" w:hint="default"/>
-      </w:rPr>
-    </w:lvl>
-    <w:lvl w:ilvl="8">
-      <w:start w:val="1"/>
-      <w:numFmt w:val="bullet"/>
-      <w:lvlText w:val=""/>
-      <w:lvlJc w:val="left"/>
-      <w:pPr>
-        <w:ind w:left="3240" w:hanging="360"/>
-      </w:pPr>
-      <w:rPr>
-        <w:rFonts w:ascii="Symbol" w:hAnsi="Symbol" w:hint="default"/>
-      </w:rPr>
-    </w:lvl>
-  </w:abstractNum>
-  <w:abstractNum w:abstractNumId="40" w15:restartNumberingAfterBreak="0">
-    <w:nsid w:val="7E7F1C51"/>
-    <w:multiLevelType w:val="multilevel"/>
-    <w:tmpl w:val="100C0021"/>
-    <w:lvl w:ilvl="0">
-      <w:start w:val="1"/>
-      <w:numFmt w:val="bullet"/>
-      <w:lvlText w:val=""/>
-      <w:lvlJc w:val="left"/>
-      <w:pPr>
-        <w:ind w:left="360" w:hanging="360"/>
-      </w:pPr>
-      <w:rPr>
-        <w:rFonts w:ascii="Wingdings" w:hAnsi="Wingdings" w:hint="default"/>
-      </w:rPr>
-    </w:lvl>
-    <w:lvl w:ilvl="1">
-      <w:start w:val="1"/>
-      <w:numFmt w:val="bullet"/>
-      <w:lvlText w:val=""/>
-      <w:lvlJc w:val="left"/>
-      <w:pPr>
-        <w:ind w:left="720" w:hanging="360"/>
-      </w:pPr>
-      <w:rPr>
-        <w:rFonts w:ascii="Wingdings" w:hAnsi="Wingdings" w:hint="default"/>
-      </w:rPr>
-    </w:lvl>
-    <w:lvl w:ilvl="2">
-      <w:start w:val="1"/>
-      <w:numFmt w:val="bullet"/>
-      <w:lvlText w:val=""/>
-      <w:lvlJc w:val="left"/>
-      <w:pPr>
-        <w:ind w:left="1080" w:hanging="360"/>
-      </w:pPr>
-      <w:rPr>
-        <w:rFonts w:ascii="Wingdings" w:hAnsi="Wingdings" w:hint="default"/>
-      </w:rPr>
-    </w:lvl>
-    <w:lvl w:ilvl="3">
-      <w:start w:val="1"/>
-      <w:numFmt w:val="bullet"/>
-      <w:lvlText w:val=""/>
-      <w:lvlJc w:val="left"/>
-      <w:pPr>
-        <w:ind w:left="1440" w:hanging="360"/>
-      </w:pPr>
-      <w:rPr>
-        <w:rFonts w:ascii="Symbol" w:hAnsi="Symbol" w:hint="default"/>
-      </w:rPr>
-    </w:lvl>
-    <w:lvl w:ilvl="4">
-      <w:start w:val="1"/>
-      <w:numFmt w:val="bullet"/>
-      <w:lvlText w:val=""/>
-      <w:lvlJc w:val="left"/>
-      <w:pPr>
-        <w:ind w:left="1800" w:hanging="360"/>
-      </w:pPr>
-      <w:rPr>
-        <w:rFonts w:ascii="Symbol" w:hAnsi="Symbol" w:hint="default"/>
-      </w:rPr>
-    </w:lvl>
-    <w:lvl w:ilvl="5">
-      <w:start w:val="1"/>
-      <w:numFmt w:val="bullet"/>
-      <w:lvlText w:val=""/>
-      <w:lvlJc w:val="left"/>
-      <w:pPr>
-        <w:ind w:left="2160" w:hanging="360"/>
-      </w:pPr>
-      <w:rPr>
-        <w:rFonts w:ascii="Wingdings" w:hAnsi="Wingdings" w:hint="default"/>
-      </w:rPr>
-    </w:lvl>
-    <w:lvl w:ilvl="6">
-      <w:start w:val="1"/>
-      <w:numFmt w:val="bullet"/>
-      <w:lvlText w:val=""/>
-      <w:lvlJc w:val="left"/>
-      <w:pPr>
-        <w:ind w:left="2520" w:hanging="360"/>
-      </w:pPr>
-      <w:rPr>
-        <w:rFonts w:ascii="Wingdings" w:hAnsi="Wingdings" w:hint="default"/>
-      </w:rPr>
-    </w:lvl>
-    <w:lvl w:ilvl="7">
-      <w:start w:val="1"/>
-      <w:numFmt w:val="bullet"/>
-      <w:lvlText w:val=""/>
-      <w:lvlJc w:val="left"/>
-      <w:pPr>
-        <w:ind w:left="2880" w:hanging="360"/>
-      </w:pPr>
-      <w:rPr>
-        <w:rFonts w:ascii="Symbol" w:hAnsi="Symbol" w:hint="default"/>
-      </w:rPr>
-    </w:lvl>
-    <w:lvl w:ilvl="8">
-      <w:start w:val="1"/>
-      <w:numFmt w:val="bullet"/>
-      <w:lvlText w:val=""/>
-      <w:lvlJc w:val="left"/>
-      <w:pPr>
-        <w:ind w:left="3240" w:hanging="360"/>
-      </w:pPr>
-      <w:rPr>
-        <w:rFonts w:ascii="Symbol" w:hAnsi="Symbol" w:hint="default"/>
       </w:rPr>
     </w:lvl>
   </w:abstractNum>
   <w:num w:numId="1" w16cid:durableId="1864053286">
+    <w:abstractNumId w:val="1"/>
+  </w:num>
+  <w:num w:numId="2" w16cid:durableId="219751386">
+    <w:abstractNumId w:val="5"/>
+  </w:num>
+  <w:num w:numId="3" w16cid:durableId="2053262383">
+    <w:abstractNumId w:val="3"/>
+  </w:num>
+  <w:num w:numId="4" w16cid:durableId="105387938">
+    <w:abstractNumId w:val="7"/>
+  </w:num>
+  <w:num w:numId="5" w16cid:durableId="1356544589">
+    <w:abstractNumId w:val="0"/>
+  </w:num>
+  <w:num w:numId="6" w16cid:durableId="809593832">
     <w:abstractNumId w:val="11"/>
   </w:num>
-  <w:num w:numId="2" w16cid:durableId="219751386">
-    <w:abstractNumId w:val="18"/>
+  <w:num w:numId="7" w16cid:durableId="1283153030">
+    <w:abstractNumId w:val="9"/>
   </w:num>
-  <w:num w:numId="3" w16cid:durableId="2053262383">
-    <w:abstractNumId w:val="15"/>
+  <w:num w:numId="8" w16cid:durableId="1167670078">
+    <w:abstractNumId w:val="2"/>
   </w:num>
-  <w:num w:numId="4" w16cid:durableId="305933355">
-    <w:abstractNumId w:val="35"/>
+  <w:num w:numId="9" w16cid:durableId="1979067499">
+    <w:abstractNumId w:val="4"/>
   </w:num>
-  <w:num w:numId="5" w16cid:durableId="696203980">
-    <w:abstractNumId w:val="35"/>
+  <w:num w:numId="10" w16cid:durableId="254945178">
+    <w:abstractNumId w:val="13"/>
   </w:num>
-  <w:num w:numId="6" w16cid:durableId="1199507392">
-    <w:abstractNumId w:val="15"/>
-  </w:num>
-  <w:num w:numId="7" w16cid:durableId="742027419">
-    <w:abstractNumId w:val="15"/>
-  </w:num>
-  <w:num w:numId="8" w16cid:durableId="1028801097">
-    <w:abstractNumId w:val="15"/>
-  </w:num>
-  <w:num w:numId="9" w16cid:durableId="731200620">
-    <w:abstractNumId w:val="15"/>
-  </w:num>
-  <w:num w:numId="10" w16cid:durableId="1968274116">
-    <w:abstractNumId w:val="35"/>
-  </w:num>
-  <w:num w:numId="11" w16cid:durableId="1755129633">
-    <w:abstractNumId w:val="15"/>
-  </w:num>
-  <w:num w:numId="12" w16cid:durableId="1215628097">
-    <w:abstractNumId w:val="21"/>
-  </w:num>
-  <w:num w:numId="13" w16cid:durableId="105387938">
-    <w:abstractNumId w:val="20"/>
-  </w:num>
-  <w:num w:numId="14" w16cid:durableId="80873980">
-    <w:abstractNumId w:val="19"/>
-  </w:num>
-  <w:num w:numId="15" w16cid:durableId="693770578">
-    <w:abstractNumId w:val="16"/>
-  </w:num>
-  <w:num w:numId="16" w16cid:durableId="544172039">
-    <w:abstractNumId w:val="32"/>
-  </w:num>
-  <w:num w:numId="17" w16cid:durableId="683435879">
-    <w:abstractNumId w:val="26"/>
-  </w:num>
-  <w:num w:numId="18" w16cid:durableId="797187362">
-    <w:abstractNumId w:val="40"/>
-  </w:num>
-  <w:num w:numId="19" w16cid:durableId="478351936">
-    <w:abstractNumId w:val="38"/>
-  </w:num>
-  <w:num w:numId="20" w16cid:durableId="1356544589">
+  <w:num w:numId="11" w16cid:durableId="651567692">
     <w:abstractNumId w:val="10"/>
   </w:num>
-  <w:num w:numId="21" w16cid:durableId="809593832">
-    <w:abstractNumId w:val="36"/>
-  </w:num>
-  <w:num w:numId="22" w16cid:durableId="36976800">
-    <w:abstractNumId w:val="25"/>
-  </w:num>
-  <w:num w:numId="23" w16cid:durableId="1283153030">
-    <w:abstractNumId w:val="23"/>
-  </w:num>
-  <w:num w:numId="24" w16cid:durableId="1167670078">
-    <w:abstractNumId w:val="13"/>
-  </w:num>
-  <w:num w:numId="25" w16cid:durableId="1979067499">
-    <w:abstractNumId w:val="17"/>
-  </w:num>
-  <w:num w:numId="26" w16cid:durableId="1635797230">
+  <w:num w:numId="12" w16cid:durableId="567612289">
     <w:abstractNumId w:val="12"/>
   </w:num>
-  <w:num w:numId="27" w16cid:durableId="1960644337">
-    <w:abstractNumId w:val="31"/>
-  </w:num>
-  <w:num w:numId="28" w16cid:durableId="192380850">
-    <w:abstractNumId w:val="34"/>
-  </w:num>
-  <w:num w:numId="29" w16cid:durableId="1137263239">
-    <w:abstractNumId w:val="28"/>
-  </w:num>
-  <w:num w:numId="30" w16cid:durableId="535193525">
-    <w:abstractNumId w:val="30"/>
-  </w:num>
-  <w:num w:numId="31" w16cid:durableId="156649141">
-    <w:abstractNumId w:val="37"/>
-  </w:num>
-  <w:num w:numId="32" w16cid:durableId="1069159807">
+  <w:num w:numId="13" w16cid:durableId="1259949255">
     <w:abstractNumId w:val="8"/>
   </w:num>
-  <w:num w:numId="33" w16cid:durableId="817916376">
-    <w:abstractNumId w:val="3"/>
-  </w:num>
-  <w:num w:numId="34" w16cid:durableId="1504541600">
-    <w:abstractNumId w:val="2"/>
-  </w:num>
-  <w:num w:numId="35" w16cid:durableId="1478718861">
-    <w:abstractNumId w:val="1"/>
-  </w:num>
-  <w:num w:numId="36" w16cid:durableId="302660894">
-    <w:abstractNumId w:val="0"/>
-  </w:num>
-  <w:num w:numId="37" w16cid:durableId="1475833840">
-    <w:abstractNumId w:val="9"/>
-  </w:num>
-  <w:num w:numId="38" w16cid:durableId="1156652009">
-    <w:abstractNumId w:val="7"/>
-  </w:num>
-  <w:num w:numId="39" w16cid:durableId="947469214">
+  <w:num w:numId="14" w16cid:durableId="519516774">
     <w:abstractNumId w:val="6"/>
   </w:num>
-  <w:num w:numId="40" w16cid:durableId="1916165857">
-    <w:abstractNumId w:val="5"/>
-  </w:num>
-  <w:num w:numId="41" w16cid:durableId="1295797346">
-    <w:abstractNumId w:val="4"/>
-  </w:num>
-  <w:num w:numId="42" w16cid:durableId="1577473900">
-    <w:abstractNumId w:val="27"/>
-  </w:num>
-  <w:num w:numId="43" w16cid:durableId="332688702">
-    <w:abstractNumId w:val="24"/>
-  </w:num>
-  <w:num w:numId="44" w16cid:durableId="1498036675">
-    <w:abstractNumId w:val="39"/>
-  </w:num>
-  <w:num w:numId="45" w16cid:durableId="177623077">
-    <w:abstractNumId w:val="14"/>
-  </w:num>
-  <w:num w:numId="46" w16cid:durableId="1480608990">
-    <w:abstractNumId w:val="22"/>
-  </w:num>
-  <w:num w:numId="47" w16cid:durableId="553200111">
-    <w:abstractNumId w:val="33"/>
-  </w:num>
-  <w:num w:numId="48" w16cid:durableId="401489324">
-    <w:abstractNumId w:val="29"/>
-  </w:num>
-  <w:numIdMacAtCleanup w:val="4"/>
+  <w:numIdMacAtCleanup w:val="14"/>
 </w:numbering>
 </file>
 
@@ -9548,7 +7622,7 @@
       <w:keepNext/>
       <w:keepLines/>
       <w:numPr>
-        <w:numId w:val="13"/>
+        <w:numId w:val="4"/>
       </w:numPr>
       <w:tabs>
         <w:tab w:val="clear" w:pos="2977"/>
@@ -9579,7 +7653,7 @@
       <w:keepNext/>
       <w:numPr>
         <w:ilvl w:val="1"/>
-        <w:numId w:val="13"/>
+        <w:numId w:val="4"/>
       </w:numPr>
       <w:spacing w:before="120" w:after="60"/>
       <w:outlineLvl w:val="1"/>
@@ -9603,7 +7677,7 @@
       <w:keepNext/>
       <w:numPr>
         <w:ilvl w:val="2"/>
-        <w:numId w:val="13"/>
+        <w:numId w:val="4"/>
       </w:numPr>
       <w:spacing w:before="120" w:after="120"/>
       <w:outlineLvl w:val="2"/>
@@ -10561,30 +8635,6 @@
 </file>
 
 <file path=customXml/item1.xml><?xml version="1.0" encoding="utf-8"?>
-<p:properties xmlns:p="http://schemas.microsoft.com/office/2006/metadata/properties" xmlns:xsi="http://www.w3.org/2001/XMLSchema-instance" xmlns:pc="http://schemas.microsoft.com/office/infopath/2007/PartnerControls">
-  <documentManagement>
-    <lcf76f155ced4ddcb4097134ff3c332f xmlns="3eb094ff-ec8d-44d8-be06-94ad3ec8832a">
-      <Terms xmlns="http://schemas.microsoft.com/office/infopath/2007/PartnerControls"/>
-    </lcf76f155ced4ddcb4097134ff3c332f>
-    <TaxCatchAll xmlns="4356f79f-5386-4bda-9d92-82d8bd7b074e" xsi:nil="true"/>
-  </documentManagement>
-</p:properties>
-</file>
-
-<file path=customXml/item2.xml><?xml version="1.0" encoding="utf-8"?>
-<b:Sources xmlns:b="http://schemas.openxmlformats.org/officeDocument/2006/bibliography" xmlns="http://schemas.openxmlformats.org/officeDocument/2006/bibliography" SelectedStyle="\APA.XSL" StyleName="APA"/>
-</file>
-
-<file path=customXml/item3.xml><?xml version="1.0" encoding="utf-8"?>
-<?mso-contentType ?>
-<FormTemplates xmlns="http://schemas.microsoft.com/sharepoint/v3/contenttype/forms">
-  <Display>DocumentLibraryForm</Display>
-  <Edit>DocumentLibraryForm</Edit>
-  <New>DocumentLibraryForm</New>
-</FormTemplates>
-</file>
-
-<file path=customXml/item4.xml><?xml version="1.0" encoding="utf-8"?>
 <ct:contentTypeSchema xmlns:ct="http://schemas.microsoft.com/office/2006/metadata/contentType" xmlns:ma="http://schemas.microsoft.com/office/2006/metadata/properties/metaAttributes" ct:_="" ma:_="" ma:contentTypeName="Document" ma:contentTypeID="0x01010051C931FEC57CD24D841BB655C8BA0DFF" ma:contentTypeVersion="11" ma:contentTypeDescription="Crée un document." ma:contentTypeScope="" ma:versionID="4534f2c9495d21086e4fff287ef3f94a">
   <xsd:schema xmlns:xsd="http://www.w3.org/2001/XMLSchema" xmlns:xs="http://www.w3.org/2001/XMLSchema" xmlns:p="http://schemas.microsoft.com/office/2006/metadata/properties" xmlns:ns2="3eb094ff-ec8d-44d8-be06-94ad3ec8832a" xmlns:ns3="4356f79f-5386-4bda-9d92-82d8bd7b074e" targetNamespace="http://schemas.microsoft.com/office/2006/metadata/properties" ma:root="true" ma:fieldsID="67cd8cb0a5c07e15b894fcbe607990d6" ns2:_="" ns3:_="">
     <xsd:import namespace="3eb094ff-ec8d-44d8-be06-94ad3ec8832a"/>
@@ -10779,34 +8829,31 @@
 </ct:contentTypeSchema>
 </file>
 
-<file path=customXml/itemProps1.xml><?xml version="1.0" encoding="utf-8"?>
-<ds:datastoreItem xmlns:ds="http://schemas.openxmlformats.org/officeDocument/2006/customXml" ds:itemID="{B7C8FFAF-5E4F-48C3-8E23-6E376B8B0EF3}">
-  <ds:schemaRefs>
-    <ds:schemaRef ds:uri="http://schemas.microsoft.com/office/2006/metadata/properties"/>
-    <ds:schemaRef ds:uri="http://schemas.microsoft.com/office/infopath/2007/PartnerControls"/>
-    <ds:schemaRef ds:uri="3eb094ff-ec8d-44d8-be06-94ad3ec8832a"/>
-    <ds:schemaRef ds:uri="4356f79f-5386-4bda-9d92-82d8bd7b074e"/>
-  </ds:schemaRefs>
-</ds:datastoreItem>
+<file path=customXml/item2.xml><?xml version="1.0" encoding="utf-8"?>
+<?mso-contentType ?>
+<FormTemplates xmlns="http://schemas.microsoft.com/sharepoint/v3/contenttype/forms">
+  <Display>DocumentLibraryForm</Display>
+  <Edit>DocumentLibraryForm</Edit>
+  <New>DocumentLibraryForm</New>
+</FormTemplates>
 </file>
 
-<file path=customXml/itemProps2.xml><?xml version="1.0" encoding="utf-8"?>
-<ds:datastoreItem xmlns:ds="http://schemas.openxmlformats.org/officeDocument/2006/customXml" ds:itemID="{C8C35155-3E6A-4058-B6E4-303717845E3B}">
-  <ds:schemaRefs>
-    <ds:schemaRef ds:uri="http://schemas.openxmlformats.org/officeDocument/2006/bibliography"/>
-  </ds:schemaRefs>
-</ds:datastoreItem>
+<file path=customXml/item3.xml><?xml version="1.0" encoding="utf-8"?>
+<b:Sources xmlns:b="http://schemas.openxmlformats.org/officeDocument/2006/bibliography" xmlns="http://schemas.openxmlformats.org/officeDocument/2006/bibliography" SelectedStyle="\APA.XSL" StyleName="APA"/>
 </file>
 
-<file path=customXml/itemProps3.xml><?xml version="1.0" encoding="utf-8"?>
-<ds:datastoreItem xmlns:ds="http://schemas.openxmlformats.org/officeDocument/2006/customXml" ds:itemID="{D50B1B85-B38C-42B6-8D6D-CA5E5B768EB8}">
-  <ds:schemaRefs>
-    <ds:schemaRef ds:uri="http://schemas.microsoft.com/sharepoint/v3/contenttype/forms"/>
-  </ds:schemaRefs>
-</ds:datastoreItem>
+<file path=customXml/item4.xml><?xml version="1.0" encoding="utf-8"?>
+<p:properties xmlns:p="http://schemas.microsoft.com/office/2006/metadata/properties" xmlns:xsi="http://www.w3.org/2001/XMLSchema-instance" xmlns:pc="http://schemas.microsoft.com/office/infopath/2007/PartnerControls">
+  <documentManagement>
+    <lcf76f155ced4ddcb4097134ff3c332f xmlns="3eb094ff-ec8d-44d8-be06-94ad3ec8832a">
+      <Terms xmlns="http://schemas.microsoft.com/office/infopath/2007/PartnerControls"/>
+    </lcf76f155ced4ddcb4097134ff3c332f>
+    <TaxCatchAll xmlns="4356f79f-5386-4bda-9d92-82d8bd7b074e" xsi:nil="true"/>
+  </documentManagement>
+</p:properties>
 </file>
 
-<file path=customXml/itemProps4.xml><?xml version="1.0" encoding="utf-8"?>
+<file path=customXml/itemProps1.xml><?xml version="1.0" encoding="utf-8"?>
 <ds:datastoreItem xmlns:ds="http://schemas.openxmlformats.org/officeDocument/2006/customXml" ds:itemID="{2735B910-DAF2-4BA5-848F-79178F01F74C}">
   <ds:schemaRefs>
     <ds:schemaRef ds:uri="http://schemas.microsoft.com/office/2006/metadata/contentType"/>
@@ -10823,4 +8870,31 @@
     <ds:schemaRef ds:uri="http://schemas.microsoft.com/internal/obd"/>
   </ds:schemaRefs>
 </ds:datastoreItem>
+</file>
+
+<file path=customXml/itemProps2.xml><?xml version="1.0" encoding="utf-8"?>
+<ds:datastoreItem xmlns:ds="http://schemas.openxmlformats.org/officeDocument/2006/customXml" ds:itemID="{D50B1B85-B38C-42B6-8D6D-CA5E5B768EB8}">
+  <ds:schemaRefs>
+    <ds:schemaRef ds:uri="http://schemas.microsoft.com/sharepoint/v3/contenttype/forms"/>
+  </ds:schemaRefs>
+</ds:datastoreItem>
+</file>
+
+<file path=customXml/itemProps3.xml><?xml version="1.0" encoding="utf-8"?>
+<ds:datastoreItem xmlns:ds="http://schemas.openxmlformats.org/officeDocument/2006/customXml" ds:itemID="{C8C35155-3E6A-4058-B6E4-303717845E3B}">
+  <ds:schemaRefs>
+    <ds:schemaRef ds:uri="http://schemas.openxmlformats.org/officeDocument/2006/bibliography"/>
+  </ds:schemaRefs>
+</ds:datastoreItem>
+</file>
+
+<file path=customXml/itemProps4.xml><?xml version="1.0" encoding="utf-8"?>
+<ds:datastoreItem xmlns:ds="http://schemas.openxmlformats.org/officeDocument/2006/customXml" ds:itemID="{B7C8FFAF-5E4F-48C3-8E23-6E376B8B0EF3}">
+  <ds:schemaRefs>
+    <ds:schemaRef ds:uri="http://schemas.microsoft.com/office/2006/metadata/properties"/>
+    <ds:schemaRef ds:uri="http://schemas.microsoft.com/office/infopath/2007/PartnerControls"/>
+    <ds:schemaRef ds:uri="3eb094ff-ec8d-44d8-be06-94ad3ec8832a"/>
+    <ds:schemaRef ds:uri="4356f79f-5386-4bda-9d92-82d8bd7b074e"/>
+  </ds:schemaRefs>
+</ds:datastoreItem>
 </file>
--- a/doc/R-I320-lucpardo-rapport.docx
+++ b/doc/R-I320-lucpardo-rapport.docx
@@ -136,12 +136,16 @@
           <w:lang w:val="en-US"/>
         </w:rPr>
       </w:pPr>
+      <w:proofErr w:type="spellStart"/>
+      <w:proofErr w:type="gramStart"/>
       <w:r>
         <w:rPr>
           <w:lang w:val="en-US"/>
         </w:rPr>
         <w:t>A.Curchod</w:t>
       </w:r>
+      <w:proofErr w:type="spellEnd"/>
+      <w:proofErr w:type="gramEnd"/>
     </w:p>
     <w:p>
       <w:pPr>
@@ -3428,7 +3432,15 @@
         <w:t>à</w:t>
       </w:r>
       <w:r>
-        <w:t xml:space="preserve"> programmer en orienté objet et pour ce projet il faudra programmer une interface de parking avec des entrées des sorties des transactions etc.</w:t>
+        <w:t xml:space="preserve"> programmer en </w:t>
+      </w:r>
+      <w:proofErr w:type="gramStart"/>
+      <w:r>
+        <w:t>orienté</w:t>
+      </w:r>
+      <w:proofErr w:type="gramEnd"/>
+      <w:r>
+        <w:t xml:space="preserve"> objet et pour ce projet il faudra programmer une interface de parking avec des entrées des sorties des transactions etc.</w:t>
       </w:r>
     </w:p>
     <w:p>
@@ -3929,7 +3941,21 @@
         <w:rPr>
           <w:color w:val="000000" w:themeColor="text1"/>
         </w:rPr>
-        <w:t>Et en dessous un emplacement ou l’on peut entrer notre choix pour choisir le mode souhaité.</w:t>
+        <w:t xml:space="preserve">Et en dessous un emplacement </w:t>
+      </w:r>
+      <w:proofErr w:type="spellStart"/>
+      <w:r>
+        <w:rPr>
+          <w:color w:val="000000" w:themeColor="text1"/>
+        </w:rPr>
+        <w:t>ou</w:t>
+      </w:r>
+      <w:proofErr w:type="spellEnd"/>
+      <w:r>
+        <w:rPr>
+          <w:color w:val="000000" w:themeColor="text1"/>
+        </w:rPr>
+        <w:t xml:space="preserve"> l’on peut entrer notre choix pour choisir le mode souhaité.</w:t>
       </w:r>
     </w:p>
     <w:p>
@@ -3981,8 +4007,13 @@
         <w:pStyle w:val="Retraitcorpsdetexte3"/>
       </w:pPr>
       <w:r>
-        <w:t>c. Autre proposition personnelle, validée par le CdP</w:t>
-      </w:r>
+        <w:t xml:space="preserve">c. Autre proposition personnelle, validée par le </w:t>
+      </w:r>
+      <w:proofErr w:type="spellStart"/>
+      <w:r>
+        <w:t>CdP</w:t>
+      </w:r>
+      <w:proofErr w:type="spellEnd"/>
     </w:p>
     <w:p>
       <w:pPr>
@@ -4076,7 +4107,17 @@
         </w:numPr>
       </w:pPr>
       <w:r>
-        <w:t>Indiquer l’heure d’entrée, sortie et la durée puis faire un montant a payer par ex : 1.- par heure.</w:t>
+        <w:t xml:space="preserve">Indiquer l’heure d’entrée, sortie et la durée puis faire un montant </w:t>
+      </w:r>
+      <w:proofErr w:type="spellStart"/>
+      <w:proofErr w:type="gramStart"/>
+      <w:r>
+        <w:t>a</w:t>
+      </w:r>
+      <w:proofErr w:type="spellEnd"/>
+      <w:proofErr w:type="gramEnd"/>
+      <w:r>
+        <w:t xml:space="preserve"> payer par ex : 1.- par heure.</w:t>
       </w:r>
     </w:p>
     <w:p>
@@ -4135,7 +4176,13 @@
         <w:t>quelle voiture</w:t>
       </w:r>
       <w:r>
-        <w:t xml:space="preserve"> y est ou retrouver sa voiture</w:t>
+        <w:t xml:space="preserve"> y est </w:t>
+      </w:r>
+      <w:r>
+        <w:t>où</w:t>
+      </w:r>
+      <w:r>
+        <w:t xml:space="preserve"> retrouver sa voiture</w:t>
       </w:r>
     </w:p>
     <w:p>
@@ -4182,7 +4229,22 @@
         </w:numPr>
       </w:pPr>
       <w:r>
-        <w:t>Le montant reçu et la durée de stationnement de chaque véhicule.</w:t>
+        <w:t>Calculer l</w:t>
+      </w:r>
+      <w:r>
+        <w:t xml:space="preserve">e montant </w:t>
+      </w:r>
+      <w:r>
+        <w:t>reçu</w:t>
+      </w:r>
+      <w:r>
+        <w:t xml:space="preserve"> </w:t>
+      </w:r>
+      <w:r>
+        <w:t>avec</w:t>
+      </w:r>
+      <w:r>
+        <w:t xml:space="preserve"> la durée de stationnement de chaque véhicule.</w:t>
       </w:r>
     </w:p>
     <w:p>
@@ -4207,6 +4269,505 @@
     </w:p>
     <w:p>
       <w:pPr>
+        <w:pStyle w:val="Retraitcorpsdetexte3"/>
+      </w:pPr>
+    </w:p>
+    <w:tbl>
+      <w:tblPr>
+        <w:tblStyle w:val="Grilledutableau"/>
+        <w:tblW w:w="0" w:type="auto"/>
+        <w:tblInd w:w="1814" w:type="dxa"/>
+        <w:tblLook w:val="04A0" w:firstRow="1" w:lastRow="0" w:firstColumn="1" w:lastColumn="0" w:noHBand="0" w:noVBand="1"/>
+      </w:tblPr>
+      <w:tblGrid>
+        <w:gridCol w:w="3710"/>
+        <w:gridCol w:w="3536"/>
+      </w:tblGrid>
+      <w:tr>
+        <w:tc>
+          <w:tcPr>
+            <w:tcW w:w="3710" w:type="dxa"/>
+          </w:tcPr>
+          <w:p>
+            <w:pPr>
+              <w:pStyle w:val="Retraitcorpsdetexte3"/>
+              <w:ind w:left="0"/>
+            </w:pPr>
+            <w:r>
+              <w:t>Classes</w:t>
+            </w:r>
+          </w:p>
+        </w:tc>
+        <w:tc>
+          <w:tcPr>
+            <w:tcW w:w="3536" w:type="dxa"/>
+          </w:tcPr>
+          <w:p>
+            <w:pPr>
+              <w:pStyle w:val="Retraitcorpsdetexte3"/>
+              <w:ind w:left="0"/>
+            </w:pPr>
+            <w:r>
+              <w:t>Attributs</w:t>
+            </w:r>
+          </w:p>
+        </w:tc>
+      </w:tr>
+      <w:tr>
+        <w:tc>
+          <w:tcPr>
+            <w:tcW w:w="3710" w:type="dxa"/>
+          </w:tcPr>
+          <w:p>
+            <w:pPr>
+              <w:pStyle w:val="Retraitcorpsdetexte3"/>
+              <w:ind w:left="0"/>
+            </w:pPr>
+            <w:r>
+              <w:t>Voiture</w:t>
+            </w:r>
+          </w:p>
+        </w:tc>
+        <w:tc>
+          <w:tcPr>
+            <w:tcW w:w="3536" w:type="dxa"/>
+          </w:tcPr>
+          <w:p>
+            <w:pPr>
+              <w:pStyle w:val="Retraitcorpsdetexte3"/>
+              <w:ind w:left="0"/>
+            </w:pPr>
+            <w:r>
+              <w:t>Matricule(string)</w:t>
+            </w:r>
+          </w:p>
+        </w:tc>
+      </w:tr>
+      <w:tr>
+        <w:tc>
+          <w:tcPr>
+            <w:tcW w:w="3710" w:type="dxa"/>
+          </w:tcPr>
+          <w:p>
+            <w:pPr>
+              <w:pStyle w:val="Retraitcorpsdetexte3"/>
+              <w:ind w:left="0"/>
+            </w:pPr>
+            <w:r>
+              <w:t>Parking</w:t>
+            </w:r>
+          </w:p>
+        </w:tc>
+        <w:tc>
+          <w:tcPr>
+            <w:tcW w:w="3536" w:type="dxa"/>
+          </w:tcPr>
+          <w:p>
+            <w:pPr>
+              <w:pStyle w:val="Retraitcorpsdetexte3"/>
+              <w:ind w:left="0"/>
+            </w:pPr>
+            <w:r>
+              <w:t>Place</w:t>
+            </w:r>
+            <w:r>
+              <w:t>[</w:t>
+            </w:r>
+            <w:proofErr w:type="spellStart"/>
+            <w:r>
+              <w:t>obj</w:t>
+            </w:r>
+            <w:proofErr w:type="spellEnd"/>
+            <w:r>
+              <w:t>], voiture</w:t>
+            </w:r>
+          </w:p>
+        </w:tc>
+      </w:tr>
+      <w:tr>
+        <w:tc>
+          <w:tcPr>
+            <w:tcW w:w="3710" w:type="dxa"/>
+          </w:tcPr>
+          <w:p>
+            <w:pPr>
+              <w:pStyle w:val="Retraitcorpsdetexte3"/>
+              <w:ind w:left="0"/>
+            </w:pPr>
+            <w:r>
+              <w:t>Ticket</w:t>
+            </w:r>
+          </w:p>
+        </w:tc>
+        <w:tc>
+          <w:tcPr>
+            <w:tcW w:w="3536" w:type="dxa"/>
+          </w:tcPr>
+          <w:p>
+            <w:pPr>
+              <w:pStyle w:val="Retraitcorpsdetexte3"/>
+              <w:ind w:left="0"/>
+            </w:pPr>
+            <w:r>
+              <w:t>Heure d’arrivée(string), heure de départ (string), montant(</w:t>
+            </w:r>
+            <w:proofErr w:type="spellStart"/>
+            <w:r>
+              <w:t>decimal</w:t>
+            </w:r>
+            <w:proofErr w:type="spellEnd"/>
+            <w:r>
+              <w:t>)</w:t>
+            </w:r>
+          </w:p>
+        </w:tc>
+      </w:tr>
+    </w:tbl>
+    <w:p>
+      <w:pPr>
+        <w:pStyle w:val="Retraitcorpsdetexte3"/>
+      </w:pPr>
+    </w:p>
+    <w:tbl>
+      <w:tblPr>
+        <w:tblStyle w:val="Grilledutableau"/>
+        <w:tblW w:w="0" w:type="auto"/>
+        <w:tblInd w:w="1814" w:type="dxa"/>
+        <w:tblLook w:val="04A0" w:firstRow="1" w:lastRow="0" w:firstColumn="1" w:lastColumn="0" w:noHBand="0" w:noVBand="1"/>
+      </w:tblPr>
+      <w:tblGrid>
+        <w:gridCol w:w="3757"/>
+        <w:gridCol w:w="3489"/>
+      </w:tblGrid>
+      <w:tr>
+        <w:tc>
+          <w:tcPr>
+            <w:tcW w:w="3757" w:type="dxa"/>
+          </w:tcPr>
+          <w:p>
+            <w:pPr>
+              <w:pStyle w:val="Retraitcorpsdetexte3"/>
+              <w:ind w:left="0"/>
+            </w:pPr>
+            <w:r>
+              <w:t>Méthodes</w:t>
+            </w:r>
+          </w:p>
+        </w:tc>
+        <w:tc>
+          <w:tcPr>
+            <w:tcW w:w="3489" w:type="dxa"/>
+          </w:tcPr>
+          <w:p>
+            <w:pPr>
+              <w:pStyle w:val="Retraitcorpsdetexte3"/>
+              <w:ind w:left="0"/>
+            </w:pPr>
+            <w:r>
+              <w:t>Utilité</w:t>
+            </w:r>
+          </w:p>
+        </w:tc>
+      </w:tr>
+      <w:tr>
+        <w:tc>
+          <w:tcPr>
+            <w:tcW w:w="3757" w:type="dxa"/>
+          </w:tcPr>
+          <w:p>
+            <w:pPr>
+              <w:pStyle w:val="Retraitcorpsdetexte3"/>
+              <w:ind w:left="0"/>
+            </w:pPr>
+            <w:proofErr w:type="spellStart"/>
+            <w:r>
+              <w:t>Parking.Showmenu</w:t>
+            </w:r>
+            <w:proofErr w:type="spellEnd"/>
+            <w:r>
+              <w:t>() ;</w:t>
+            </w:r>
+          </w:p>
+        </w:tc>
+        <w:tc>
+          <w:tcPr>
+            <w:tcW w:w="3489" w:type="dxa"/>
+          </w:tcPr>
+          <w:p>
+            <w:pPr>
+              <w:pStyle w:val="Retraitcorpsdetexte3"/>
+              <w:ind w:left="0"/>
+            </w:pPr>
+            <w:r>
+              <w:t>Va afficher le menu et lit notre choix pour faire une fonctionnalité (ex : choix= 1 -&gt; entrée véhicule).</w:t>
+            </w:r>
+          </w:p>
+        </w:tc>
+      </w:tr>
+      <w:tr>
+        <w:tc>
+          <w:tcPr>
+            <w:tcW w:w="3757" w:type="dxa"/>
+          </w:tcPr>
+          <w:p>
+            <w:pPr>
+              <w:pStyle w:val="Retraitcorpsdetexte3"/>
+              <w:ind w:left="0"/>
+            </w:pPr>
+            <w:proofErr w:type="spellStart"/>
+            <w:r>
+              <w:t>Ticket.price</w:t>
+            </w:r>
+            <w:proofErr w:type="spellEnd"/>
+            <w:r>
+              <w:t>() ;</w:t>
+            </w:r>
+          </w:p>
+        </w:tc>
+        <w:tc>
+          <w:tcPr>
+            <w:tcW w:w="3489" w:type="dxa"/>
+          </w:tcPr>
+          <w:p>
+            <w:pPr>
+              <w:pStyle w:val="Retraitcorpsdetexte3"/>
+              <w:ind w:left="0"/>
+            </w:pPr>
+            <w:r>
+              <w:t xml:space="preserve">Calcule le prix du temps de parking par rapport a la durée restée grâce </w:t>
+            </w:r>
+            <w:r>
+              <w:t>à</w:t>
+            </w:r>
+            <w:r>
+              <w:t xml:space="preserve"> l’heure d’arrivée et de sortie de la voiture.</w:t>
+            </w:r>
+          </w:p>
+        </w:tc>
+      </w:tr>
+      <w:tr>
+        <w:tc>
+          <w:tcPr>
+            <w:tcW w:w="3757" w:type="dxa"/>
+          </w:tcPr>
+          <w:p>
+            <w:pPr>
+              <w:pStyle w:val="Retraitcorpsdetexte3"/>
+              <w:ind w:left="0"/>
+            </w:pPr>
+            <w:proofErr w:type="spellStart"/>
+            <w:r>
+              <w:t>Parking.entry</w:t>
+            </w:r>
+            <w:proofErr w:type="spellEnd"/>
+          </w:p>
+        </w:tc>
+        <w:tc>
+          <w:tcPr>
+            <w:tcW w:w="3489" w:type="dxa"/>
+          </w:tcPr>
+          <w:p>
+            <w:pPr>
+              <w:pStyle w:val="Retraitcorpsdetexte3"/>
+              <w:ind w:left="0"/>
+            </w:pPr>
+            <w:r>
+              <w:t>Stocke le matricule dans le tableau place et mets l’heure d’arrivée sur le ticket</w:t>
+            </w:r>
+          </w:p>
+        </w:tc>
+      </w:tr>
+      <w:tr>
+        <w:tc>
+          <w:tcPr>
+            <w:tcW w:w="3757" w:type="dxa"/>
+          </w:tcPr>
+          <w:p>
+            <w:pPr>
+              <w:pStyle w:val="Retraitcorpsdetexte3"/>
+              <w:ind w:left="0"/>
+            </w:pPr>
+            <w:proofErr w:type="spellStart"/>
+            <w:r>
+              <w:t>Parking.out</w:t>
+            </w:r>
+            <w:proofErr w:type="spellEnd"/>
+          </w:p>
+        </w:tc>
+        <w:tc>
+          <w:tcPr>
+            <w:tcW w:w="3489" w:type="dxa"/>
+          </w:tcPr>
+          <w:p>
+            <w:pPr>
+              <w:pStyle w:val="Retraitcorpsdetexte3"/>
+              <w:ind w:left="0"/>
+            </w:pPr>
+            <w:r>
+              <w:t>Libère la place et mets l’heure de départ sur ticket</w:t>
+            </w:r>
+          </w:p>
+        </w:tc>
+      </w:tr>
+      <w:tr>
+        <w:tc>
+          <w:tcPr>
+            <w:tcW w:w="3757" w:type="dxa"/>
+          </w:tcPr>
+          <w:p>
+            <w:pPr>
+              <w:pStyle w:val="Retraitcorpsdetexte3"/>
+              <w:ind w:left="0"/>
+            </w:pPr>
+            <w:proofErr w:type="spellStart"/>
+            <w:r>
+              <w:t>Parking.</w:t>
+            </w:r>
+            <w:r>
+              <w:t>s</w:t>
+            </w:r>
+            <w:r>
+              <w:t>tat</w:t>
+            </w:r>
+            <w:r>
+              <w:t>e</w:t>
+            </w:r>
+            <w:proofErr w:type="spellEnd"/>
+          </w:p>
+        </w:tc>
+        <w:tc>
+          <w:tcPr>
+            <w:tcW w:w="3489" w:type="dxa"/>
+          </w:tcPr>
+          <w:p>
+            <w:pPr>
+              <w:pStyle w:val="Retraitcorpsdetexte3"/>
+              <w:ind w:left="0"/>
+            </w:pPr>
+            <w:r>
+              <w:t xml:space="preserve">Le tableau place aura les objets voiture dans les places occupées et quand on cherchera un matricule ça va nous ressortir la place et si la place est vide ça va mettre qu’elle est libre </w:t>
+            </w:r>
+          </w:p>
+        </w:tc>
+      </w:tr>
+      <w:tr>
+        <w:tc>
+          <w:tcPr>
+            <w:tcW w:w="3757" w:type="dxa"/>
+          </w:tcPr>
+          <w:p>
+            <w:pPr>
+              <w:pStyle w:val="Retraitcorpsdetexte3"/>
+              <w:ind w:left="0"/>
+            </w:pPr>
+            <w:proofErr w:type="spellStart"/>
+            <w:r>
+              <w:lastRenderedPageBreak/>
+              <w:t>Parking.search</w:t>
+            </w:r>
+            <w:proofErr w:type="spellEnd"/>
+          </w:p>
+        </w:tc>
+        <w:tc>
+          <w:tcPr>
+            <w:tcW w:w="3489" w:type="dxa"/>
+          </w:tcPr>
+          <w:p>
+            <w:pPr>
+              <w:pStyle w:val="Retraitcorpsdetexte3"/>
+              <w:ind w:left="0"/>
+            </w:pPr>
+            <w:r>
+              <w:t xml:space="preserve">On va mettre le matricule de la voiture puis la chercher dans le tableau place pour afficher dans </w:t>
+            </w:r>
+            <w:proofErr w:type="gramStart"/>
+            <w:r>
+              <w:t>quel place</w:t>
+            </w:r>
+            <w:proofErr w:type="gramEnd"/>
+            <w:r>
+              <w:t xml:space="preserve"> elle est</w:t>
+            </w:r>
+          </w:p>
+        </w:tc>
+      </w:tr>
+      <w:tr>
+        <w:tc>
+          <w:tcPr>
+            <w:tcW w:w="3757" w:type="dxa"/>
+          </w:tcPr>
+          <w:p>
+            <w:pPr>
+              <w:pStyle w:val="Retraitcorpsdetexte3"/>
+              <w:ind w:left="0"/>
+            </w:pPr>
+            <w:proofErr w:type="spellStart"/>
+            <w:r>
+              <w:t>Parking.status</w:t>
+            </w:r>
+            <w:proofErr w:type="spellEnd"/>
+          </w:p>
+        </w:tc>
+        <w:tc>
+          <w:tcPr>
+            <w:tcW w:w="3489" w:type="dxa"/>
+          </w:tcPr>
+          <w:p>
+            <w:pPr>
+              <w:pStyle w:val="Retraitcorpsdetexte3"/>
+              <w:ind w:left="0"/>
+            </w:pPr>
+            <w:proofErr w:type="gramStart"/>
+            <w:r>
+              <w:t>va</w:t>
+            </w:r>
+            <w:proofErr w:type="gramEnd"/>
+            <w:r>
+              <w:t xml:space="preserve"> calculer les places occupées et libres dans le tableau place et afficher le % total, montant total, payé dans la journée et durée de stationnement de chaque véhicule présent.</w:t>
+            </w:r>
+          </w:p>
+        </w:tc>
+      </w:tr>
+      <w:tr>
+        <w:tc>
+          <w:tcPr>
+            <w:tcW w:w="3757" w:type="dxa"/>
+          </w:tcPr>
+          <w:p>
+            <w:pPr>
+              <w:pStyle w:val="Retraitcorpsdetexte3"/>
+              <w:ind w:left="0"/>
+            </w:pPr>
+            <w:proofErr w:type="spellStart"/>
+            <w:r>
+              <w:t>Parking.historic</w:t>
+            </w:r>
+            <w:proofErr w:type="spellEnd"/>
+          </w:p>
+        </w:tc>
+        <w:tc>
+          <w:tcPr>
+            <w:tcW w:w="3489" w:type="dxa"/>
+          </w:tcPr>
+          <w:p>
+            <w:pPr>
+              <w:pStyle w:val="Retraitcorpsdetexte3"/>
+              <w:ind w:left="0"/>
+            </w:pPr>
+            <w:r>
+              <w:t>Va afficher la transaction de chaque voiture de la journée</w:t>
+            </w:r>
+          </w:p>
+        </w:tc>
+      </w:tr>
+    </w:tbl>
+    <w:p>
+      <w:pPr>
+        <w:pStyle w:val="Retraitcorpsdetexte3"/>
+      </w:pPr>
+    </w:p>
+    <w:p>
+      <w:pPr>
         <w:pStyle w:val="Informations"/>
         <w:ind w:left="0"/>
       </w:pPr>
@@ -4595,7 +5156,6 @@
       <w:bookmarkStart w:id="27" w:name="_Toc165969655"/>
       <w:bookmarkStart w:id="28" w:name="_Toc179022951"/>
       <w:r>
-        <w:lastRenderedPageBreak/>
         <w:t>Bilan de la planification</w:t>
       </w:r>
       <w:bookmarkEnd w:id="27"/>
@@ -4625,7 +5185,15 @@
         <w:t xml:space="preserve"> projet.</w:t>
       </w:r>
       <w:r>
-        <w:t xml:space="preserve"> Indiquer les différence entre les planifications initiales et détaillées avec le journal de travail.</w:t>
+        <w:t xml:space="preserve"> Indiquer </w:t>
+      </w:r>
+      <w:proofErr w:type="gramStart"/>
+      <w:r>
+        <w:t>les différence</w:t>
+      </w:r>
+      <w:proofErr w:type="gramEnd"/>
+      <w:r>
+        <w:t xml:space="preserve"> entre les planifications initiales et détaillées avec le journal de travail.</w:t>
       </w:r>
     </w:p>
     <w:p>
@@ -4635,6 +5203,7 @@
       <w:bookmarkStart w:id="29" w:name="_Toc165969656"/>
       <w:bookmarkStart w:id="30" w:name="_Toc179022952"/>
       <w:r>
+        <w:lastRenderedPageBreak/>
         <w:t>Bilan personnel</w:t>
       </w:r>
       <w:bookmarkEnd w:id="29"/>
@@ -4649,11 +5218,16 @@
         </w:numPr>
       </w:pPr>
       <w:r>
-        <w:t>Si c’était à refaire</w:t>
+        <w:t xml:space="preserve">Si c’était à </w:t>
+      </w:r>
+      <w:proofErr w:type="gramStart"/>
+      <w:r>
+        <w:t>refaire</w:t>
       </w:r>
       <w:r>
         <w:t>:</w:t>
       </w:r>
+      <w:proofErr w:type="gramEnd"/>
     </w:p>
     <w:p>
       <w:pPr>
@@ -4720,8 +5294,13 @@
           <w:numId w:val="8"/>
         </w:numPr>
       </w:pPr>
-      <w:r>
-        <w:t>Suite à donner, améliorations souhaitables, …</w:t>
+      <w:proofErr w:type="gramStart"/>
+      <w:r>
+        <w:t>Suite à</w:t>
+      </w:r>
+      <w:proofErr w:type="gramEnd"/>
+      <w:r>
+        <w:t xml:space="preserve"> donner, améliorations souhaitables, …</w:t>
       </w:r>
     </w:p>
     <w:p>
@@ -4884,8 +5463,13 @@
           <w:numId w:val="9"/>
         </w:numPr>
       </w:pPr>
-      <w:r>
-        <w:t>Listing du code source (partiel ou, plus rarement complet</w:t>
+      <w:proofErr w:type="gramStart"/>
+      <w:r>
+        <w:t>Listing</w:t>
+      </w:r>
+      <w:proofErr w:type="gramEnd"/>
+      <w:r>
+        <w:t xml:space="preserve"> du code source (partiel ou, plus rarement complet</w:t>
       </w:r>
       <w:r>
         <w:t>. =&gt; Complet pour les scripts</w:t>
@@ -5465,7 +6049,7 @@
               <w:noProof/>
               <w:szCs w:val="16"/>
             </w:rPr>
-            <w:t>28.08.2026 10:23</w:t>
+            <w:t>28.08.2026 11:22</w:t>
           </w:r>
           <w:r>
             <w:rPr>

--- a/doc/R-I320-lucpardo-rapport.docx
+++ b/doc/R-I320-lucpardo-rapport.docx
@@ -137,7 +137,6 @@
         </w:rPr>
       </w:pPr>
       <w:proofErr w:type="spellStart"/>
-      <w:proofErr w:type="gramStart"/>
       <w:r>
         <w:rPr>
           <w:lang w:val="en-US"/>
@@ -145,7 +144,6 @@
         <w:t>A.Curchod</w:t>
       </w:r>
       <w:proofErr w:type="spellEnd"/>
-      <w:proofErr w:type="gramEnd"/>
     </w:p>
     <w:p>
       <w:pPr>
@@ -3432,15 +3430,7 @@
         <w:t>à</w:t>
       </w:r>
       <w:r>
-        <w:t xml:space="preserve"> programmer en </w:t>
-      </w:r>
-      <w:proofErr w:type="gramStart"/>
-      <w:r>
-        <w:t>orienté</w:t>
-      </w:r>
-      <w:proofErr w:type="gramEnd"/>
-      <w:r>
-        <w:t xml:space="preserve"> objet et pour ce projet il faudra programmer une interface de parking avec des entrées des sorties des transactions etc.</w:t>
+        <w:t xml:space="preserve"> programmer en orienté objet et pour ce projet il faudra programmer une interface de parking avec des entrées des sorties des transactions etc.</w:t>
       </w:r>
     </w:p>
     <w:p>
@@ -4110,12 +4100,10 @@
         <w:t xml:space="preserve">Indiquer l’heure d’entrée, sortie et la durée puis faire un montant </w:t>
       </w:r>
       <w:proofErr w:type="spellStart"/>
-      <w:proofErr w:type="gramStart"/>
       <w:r>
         <w:t>a</w:t>
       </w:r>
       <w:proofErr w:type="spellEnd"/>
-      <w:proofErr w:type="gramEnd"/>
       <w:r>
         <w:t xml:space="preserve"> payer par ex : 1.- par heure.</w:t>
       </w:r>
@@ -4678,15 +4666,7 @@
               <w:ind w:left="0"/>
             </w:pPr>
             <w:r>
-              <w:t xml:space="preserve">On va mettre le matricule de la voiture puis la chercher dans le tableau place pour afficher dans </w:t>
-            </w:r>
-            <w:proofErr w:type="gramStart"/>
-            <w:r>
-              <w:t>quel place</w:t>
-            </w:r>
-            <w:proofErr w:type="gramEnd"/>
-            <w:r>
-              <w:t xml:space="preserve"> elle est</w:t>
+              <w:t>On va mettre le matricule de la voiture puis la chercher dans le tableau place pour afficher dans quel place elle est</w:t>
             </w:r>
           </w:p>
         </w:tc>
@@ -4717,13 +4697,8 @@
               <w:pStyle w:val="Retraitcorpsdetexte3"/>
               <w:ind w:left="0"/>
             </w:pPr>
-            <w:proofErr w:type="gramStart"/>
             <w:r>
-              <w:t>va</w:t>
-            </w:r>
-            <w:proofErr w:type="gramEnd"/>
-            <w:r>
-              <w:t xml:space="preserve"> calculer les places occupées et libres dans le tableau place et afficher le % total, montant total, payé dans la journée et durée de stationnement de chaque véhicule présent.</w:t>
+              <w:t>va calculer les places occupées et libres dans le tableau place et afficher le % total, montant total, payé dans la journée et durée de stationnement de chaque véhicule présent.</w:t>
             </w:r>
           </w:p>
         </w:tc>
@@ -4879,676 +4854,568 @@
     <w:p>
       <w:pPr>
         <w:pStyle w:val="Informations"/>
-        <w:numPr>
-          <w:ilvl w:val="5"/>
-          <w:numId w:val="5"/>
-        </w:numPr>
-      </w:pPr>
-      <w:r>
-        <w:t>Ce</w:t>
-      </w:r>
-      <w:r>
-        <w:t>tte partie</w:t>
-      </w:r>
-      <w:r>
-        <w:t xml:space="preserve"> permet de reproduire ou reprendre le projet par un tiers.</w:t>
+        <w:ind w:left="0"/>
+        <w:rPr>
+          <w:color w:val="000000" w:themeColor="text1"/>
+          <w:sz w:val="20"/>
+        </w:rPr>
+      </w:pPr>
+      <w:r>
+        <w:rPr>
+          <w:color w:val="000000" w:themeColor="text1"/>
+          <w:sz w:val="20"/>
+        </w:rPr>
+        <w:t xml:space="preserve">J’ai passé la plupart de mon temps </w:t>
+      </w:r>
+      <w:proofErr w:type="spellStart"/>
+      <w:r>
+        <w:rPr>
+          <w:color w:val="000000" w:themeColor="text1"/>
+          <w:sz w:val="20"/>
+        </w:rPr>
+        <w:t>a</w:t>
+      </w:r>
+      <w:proofErr w:type="spellEnd"/>
+      <w:r>
+        <w:rPr>
+          <w:color w:val="000000" w:themeColor="text1"/>
+          <w:sz w:val="20"/>
+        </w:rPr>
+        <w:t xml:space="preserve"> comprendre et à appliquer ce que je comprenais et quand quelque chose me </w:t>
+      </w:r>
+      <w:r>
+        <w:rPr>
+          <w:color w:val="000000" w:themeColor="text1"/>
+          <w:sz w:val="20"/>
+        </w:rPr>
+        <w:t>dérangeait</w:t>
+      </w:r>
+      <w:r>
+        <w:rPr>
+          <w:color w:val="000000" w:themeColor="text1"/>
+          <w:sz w:val="20"/>
+        </w:rPr>
+        <w:t xml:space="preserve"> comme le fait que le </w:t>
+      </w:r>
+      <w:proofErr w:type="spellStart"/>
+      <w:r>
+        <w:rPr>
+          <w:color w:val="000000" w:themeColor="text1"/>
+          <w:sz w:val="20"/>
+        </w:rPr>
+        <w:t>clear</w:t>
+      </w:r>
+      <w:proofErr w:type="spellEnd"/>
+      <w:r>
+        <w:rPr>
+          <w:color w:val="000000" w:themeColor="text1"/>
+          <w:sz w:val="20"/>
+        </w:rPr>
+        <w:t xml:space="preserve"> ne </w:t>
+      </w:r>
+      <w:proofErr w:type="spellStart"/>
+      <w:r>
+        <w:rPr>
+          <w:color w:val="000000" w:themeColor="text1"/>
+          <w:sz w:val="20"/>
+        </w:rPr>
+        <w:t>clear</w:t>
+      </w:r>
+      <w:proofErr w:type="spellEnd"/>
+      <w:r>
+        <w:rPr>
+          <w:color w:val="000000" w:themeColor="text1"/>
+          <w:sz w:val="20"/>
+        </w:rPr>
+        <w:t xml:space="preserve"> pas le </w:t>
+      </w:r>
+      <w:proofErr w:type="spellStart"/>
+      <w:r>
+        <w:rPr>
+          <w:color w:val="000000" w:themeColor="text1"/>
+          <w:sz w:val="20"/>
+        </w:rPr>
+        <w:t>scrollback</w:t>
+      </w:r>
+      <w:proofErr w:type="spellEnd"/>
+      <w:r>
+        <w:rPr>
+          <w:color w:val="000000" w:themeColor="text1"/>
+          <w:sz w:val="20"/>
+        </w:rPr>
+        <w:t xml:space="preserve"> j’ai dû demander </w:t>
+      </w:r>
+      <w:proofErr w:type="spellStart"/>
+      <w:r>
+        <w:rPr>
+          <w:color w:val="000000" w:themeColor="text1"/>
+          <w:sz w:val="20"/>
+        </w:rPr>
+        <w:t>a</w:t>
+      </w:r>
+      <w:proofErr w:type="spellEnd"/>
+      <w:r>
+        <w:rPr>
+          <w:color w:val="000000" w:themeColor="text1"/>
+          <w:sz w:val="20"/>
+        </w:rPr>
+        <w:t xml:space="preserve"> l’IA qu’est ce qui se passais d’où l’utilisation de « </w:t>
+      </w:r>
+      <w:proofErr w:type="spellStart"/>
+      <w:r>
+        <w:rPr>
+          <w:color w:val="000000" w:themeColor="text1"/>
+          <w:sz w:val="20"/>
+        </w:rPr>
+        <w:t>Console.Write</w:t>
+      </w:r>
+      <w:proofErr w:type="spellEnd"/>
+      <w:r>
+        <w:rPr>
+          <w:color w:val="000000" w:themeColor="text1"/>
+          <w:sz w:val="20"/>
+        </w:rPr>
+        <w:t>("\x1b[3J");</w:t>
+      </w:r>
+      <w:r>
+        <w:rPr>
+          <w:color w:val="000000" w:themeColor="text1"/>
+          <w:sz w:val="20"/>
+        </w:rPr>
+        <w:t> ».</w:t>
       </w:r>
     </w:p>
     <w:p>
       <w:pPr>
         <w:pStyle w:val="Informations"/>
-        <w:numPr>
-          <w:ilvl w:val="5"/>
-          <w:numId w:val="5"/>
-        </w:numPr>
-      </w:pPr>
-      <w:r>
-        <w:t xml:space="preserve">Pour chaque </w:t>
-      </w:r>
-      <w:r>
-        <w:t xml:space="preserve">étape, il faut décrire sa mise en </w:t>
-      </w:r>
-      <w:r>
-        <w:t>œuvre. Typiquement</w:t>
-      </w:r>
-      <w:r>
-        <w:t> :</w:t>
+        <w:ind w:left="0"/>
+        <w:rPr>
+          <w:color w:val="000000" w:themeColor="text1"/>
+          <w:sz w:val="20"/>
+        </w:rPr>
+      </w:pPr>
+      <w:r>
+        <w:rPr>
+          <w:color w:val="000000" w:themeColor="text1"/>
+          <w:sz w:val="20"/>
+        </w:rPr>
+        <w:t>J’ai aussi passé pas mal de temps à discuter de comment chacun a fait quelle étape avec Alessio, Hugo et Raphaël.</w:t>
       </w:r>
     </w:p>
     <w:p>
       <w:pPr>
         <w:pStyle w:val="Informations"/>
-        <w:numPr>
-          <w:ilvl w:val="6"/>
-          <w:numId w:val="5"/>
-        </w:numPr>
-      </w:pPr>
-      <w:r>
-        <w:t>Versions des outils logiciels utilisés (OS, applications, pilotes, librairies, etc.)</w:t>
-      </w:r>
-    </w:p>
-    <w:p>
-      <w:pPr>
-        <w:pStyle w:val="Informations"/>
-        <w:numPr>
-          <w:ilvl w:val="6"/>
-          <w:numId w:val="5"/>
-        </w:numPr>
-      </w:pPr>
-      <w:r>
-        <w:t>Configurations spéciales</w:t>
-      </w:r>
-      <w:r>
-        <w:t xml:space="preserve"> des outils (Equipements, </w:t>
-      </w:r>
-      <w:r>
-        <w:t>PC</w:t>
-      </w:r>
-      <w:r>
-        <w:t xml:space="preserve">, machines, </w:t>
-      </w:r>
-      <w:r>
-        <w:t xml:space="preserve">outillage, </w:t>
-      </w:r>
-      <w:r>
-        <w:t>etc.)</w:t>
-      </w:r>
-    </w:p>
-    <w:p>
-      <w:pPr>
-        <w:pStyle w:val="Informations"/>
-        <w:numPr>
-          <w:ilvl w:val="6"/>
-          <w:numId w:val="5"/>
-        </w:numPr>
-      </w:pPr>
-      <w:r>
-        <w:t xml:space="preserve">Code source </w:t>
-      </w:r>
-      <w:r>
-        <w:t xml:space="preserve">commenté </w:t>
-      </w:r>
-      <w:r>
-        <w:t xml:space="preserve">des </w:t>
-      </w:r>
-      <w:r>
-        <w:t>éléments logiciels</w:t>
-      </w:r>
-      <w:r>
-        <w:t xml:space="preserve"> développés.</w:t>
-      </w:r>
-    </w:p>
-    <w:p>
-      <w:pPr>
-        <w:pStyle w:val="Informations"/>
-        <w:numPr>
-          <w:ilvl w:val="6"/>
-          <w:numId w:val="5"/>
-        </w:numPr>
-      </w:pPr>
-      <w:r>
-        <w:t>Modèle physique d’une base de données.</w:t>
-      </w:r>
-    </w:p>
-    <w:p>
-      <w:pPr>
-        <w:pStyle w:val="Informations"/>
-        <w:numPr>
-          <w:ilvl w:val="6"/>
-          <w:numId w:val="5"/>
-        </w:numPr>
-      </w:pPr>
-      <w:r>
-        <w:t>Arborescences des documents produits</w:t>
-      </w:r>
-      <w:r>
-        <w:t>.</w:t>
-      </w:r>
-    </w:p>
-    <w:p>
-      <w:pPr>
-        <w:pStyle w:val="Informations"/>
-        <w:numPr>
-          <w:ilvl w:val="5"/>
-          <w:numId w:val="5"/>
-        </w:numPr>
-      </w:pPr>
-      <w:r>
-        <w:t>Il faut décrire le parcours de réalisation e</w:t>
-      </w:r>
-      <w:r>
-        <w:t>t</w:t>
-      </w:r>
-      <w:r>
-        <w:t xml:space="preserve"> justifi</w:t>
-      </w:r>
-      <w:r>
-        <w:t>er</w:t>
-      </w:r>
-      <w:r>
-        <w:t xml:space="preserve"> les choix. </w:t>
-      </w:r>
-    </w:p>
-    <w:p>
-      <w:pPr>
-        <w:pStyle w:val="Informations"/>
-      </w:pPr>
-    </w:p>
-    <w:p>
-      <w:pPr>
-        <w:pStyle w:val="Informations"/>
-      </w:pPr>
-    </w:p>
-    <w:p>
-      <w:pPr>
-        <w:pStyle w:val="Titre2"/>
-      </w:pPr>
-      <w:bookmarkStart w:id="20" w:name="_Toc532179960"/>
-      <w:bookmarkStart w:id="21" w:name="_Toc165969644"/>
-      <w:bookmarkStart w:id="22" w:name="_Toc179022946"/>
-      <w:r>
-        <w:t>Modifications</w:t>
+        <w:ind w:left="0"/>
+        <w:rPr>
+          <w:color w:val="000000" w:themeColor="text1"/>
+          <w:sz w:val="20"/>
+        </w:rPr>
+      </w:pPr>
+      <w:r>
+        <w:rPr>
+          <w:color w:val="000000" w:themeColor="text1"/>
+          <w:sz w:val="20"/>
+        </w:rPr>
+        <w:t xml:space="preserve">J’ai eu pas mal de </w:t>
+      </w:r>
+      <w:r>
+        <w:rPr>
+          <w:color w:val="000000" w:themeColor="text1"/>
+          <w:sz w:val="20"/>
+        </w:rPr>
+        <w:t>changements comparés</w:t>
+      </w:r>
+      <w:r>
+        <w:rPr>
+          <w:color w:val="000000" w:themeColor="text1"/>
+          <w:sz w:val="20"/>
+        </w:rPr>
+        <w:t xml:space="preserve"> </w:t>
+      </w:r>
+      <w:proofErr w:type="spellStart"/>
+      <w:r>
+        <w:rPr>
+          <w:color w:val="000000" w:themeColor="text1"/>
+          <w:sz w:val="20"/>
+        </w:rPr>
+        <w:t>a</w:t>
+      </w:r>
+      <w:proofErr w:type="spellEnd"/>
+      <w:r>
+        <w:rPr>
+          <w:color w:val="000000" w:themeColor="text1"/>
+          <w:sz w:val="20"/>
+        </w:rPr>
+        <w:t xml:space="preserve"> mon analyse principale et détaillé après nos discussions et vos interventions qui m’ont fait me remettre en question et ça m’a permis d’aller plus loin plus rapidement que je ne le pensais.</w:t>
+      </w:r>
+    </w:p>
+    <w:p>
+      <w:pPr>
+        <w:pStyle w:val="Titre1"/>
+      </w:pPr>
+      <w:bookmarkStart w:id="20" w:name="_Toc165969653"/>
+      <w:bookmarkStart w:id="21" w:name="_Toc179022949"/>
+      <w:r>
+        <w:t>Conclusion</w:t>
       </w:r>
       <w:bookmarkEnd w:id="20"/>
       <w:bookmarkEnd w:id="21"/>
+    </w:p>
+    <w:p>
+      <w:pPr>
+        <w:pStyle w:val="Titre2"/>
+      </w:pPr>
+      <w:bookmarkStart w:id="22" w:name="_Toc165969654"/>
+      <w:bookmarkStart w:id="23" w:name="_Toc179022950"/>
+      <w:r>
+        <w:t xml:space="preserve">Bilan des </w:t>
+      </w:r>
       <w:bookmarkEnd w:id="22"/>
-    </w:p>
-    <w:p>
-      <w:pPr>
-        <w:pStyle w:val="Informations"/>
-        <w:numPr>
-          <w:ilvl w:val="5"/>
-          <w:numId w:val="6"/>
-        </w:numPr>
-      </w:pPr>
-      <w:r>
-        <w:t>Historique</w:t>
-      </w:r>
-      <w:r>
-        <w:t xml:space="preserve"> des modifications demandées (ou nécessaires) au</w:t>
-      </w:r>
-      <w:r>
-        <w:t>x</w:t>
-      </w:r>
-      <w:r>
-        <w:t xml:space="preserve"> spécifications détaillé</w:t>
-      </w:r>
-      <w:r>
-        <w:t>es.</w:t>
-      </w:r>
-    </w:p>
-    <w:p>
-      <w:pPr>
-        <w:pStyle w:val="Informations"/>
-        <w:numPr>
-          <w:ilvl w:val="5"/>
-          <w:numId w:val="6"/>
-        </w:numPr>
-      </w:pPr>
-      <w:r>
-        <w:t>Date, raison, description, etc.</w:t>
+      <w:r>
+        <w:t>fonctionnalités demandées</w:t>
+      </w:r>
+      <w:bookmarkEnd w:id="23"/>
+    </w:p>
+    <w:p>
+      <w:pPr>
+        <w:pStyle w:val="Retraitcorpsdetexte"/>
+      </w:pPr>
+      <w:r>
+        <w:t>L’entrée de la voiture est totalement fonctionnelle car on peut entrer 2 lettres même si : en minuscule ou avec un espace avant ou un chiffre une lettre ce qui étaient des problèmes avant.</w:t>
+      </w:r>
+    </w:p>
+    <w:p>
+      <w:pPr>
+        <w:pStyle w:val="Retraitcorpsdetexte"/>
+      </w:pPr>
+      <w:r>
+        <w:t>De plus l’entrée des places vérifie que la place ne soit pas déjà occupée et il y a la liste des places libres qui s’affiche et le ticket avec l’heure d’arrivée la plaque et la place de la voiture.</w:t>
+      </w:r>
+    </w:p>
+    <w:p>
+      <w:pPr>
+        <w:pStyle w:val="Retraitcorpsdetexte"/>
+      </w:pPr>
+      <w:r>
+        <w:t xml:space="preserve">La sortie de la voiture est elle aussi faite correctement comme je le voulais on entre soit la plaque soit le numéro de place et </w:t>
+      </w:r>
+      <w:r>
+        <w:t>ç</w:t>
+      </w:r>
+      <w:r>
+        <w:t xml:space="preserve">a nous demande si c’est la bonne voiture et si on est </w:t>
+      </w:r>
+      <w:r>
+        <w:t>sûr</w:t>
+      </w:r>
+      <w:r>
+        <w:t xml:space="preserve"> de vouloir la sortir et </w:t>
+      </w:r>
+      <w:r>
+        <w:t>ça</w:t>
+      </w:r>
+      <w:r>
+        <w:t xml:space="preserve"> nous affiche le ticket avec en plus de ce qu’il y a été mis avant, le prix l’heure de sortie et la durée avec son tarif.</w:t>
+      </w:r>
+    </w:p>
+    <w:p>
+      <w:pPr>
+        <w:pStyle w:val="Retraitcorpsdetexte"/>
+      </w:pPr>
+    </w:p>
+    <w:p>
+      <w:pPr>
+        <w:pStyle w:val="Retraitcorpsdetexte"/>
+      </w:pPr>
+      <w:r>
+        <w:t>Afficher l’état du parking : Le parking s’affiche avec les places : o si libre et x si occupé</w:t>
+      </w:r>
+    </w:p>
+    <w:p>
+      <w:pPr>
+        <w:pStyle w:val="Retraitcorpsdetexte"/>
+      </w:pPr>
+    </w:p>
+    <w:p>
+      <w:pPr>
+        <w:pStyle w:val="Retraitcorpsdetexte"/>
+      </w:pPr>
+      <w:r>
+        <w:t xml:space="preserve">La recherche d’une voiture fonctionne tout aussi bien, elle fait la même chose que la recherche de la sortie voiture sans demander </w:t>
+      </w:r>
+      <w:r>
+        <w:t>à</w:t>
+      </w:r>
+      <w:r>
+        <w:t xml:space="preserve"> sortir.</w:t>
+      </w:r>
+    </w:p>
+    <w:p>
+      <w:pPr>
+        <w:pStyle w:val="Retraitcorpsdetexte"/>
+      </w:pPr>
+    </w:p>
+    <w:p>
+      <w:pPr>
+        <w:pStyle w:val="Retraitcorpsdetexte"/>
+      </w:pPr>
+      <w:r>
+        <w:t>Statistiques du jour aussi fonctionne, elle nous renvoie les places totales, les libres/occupés, taux d’occupation, somme de prix des transactions et la durée de stationnement des voitures.</w:t>
+      </w:r>
+    </w:p>
+    <w:p>
+      <w:pPr>
+        <w:pStyle w:val="Retraitcorpsdetexte"/>
+      </w:pPr>
+    </w:p>
+    <w:p>
+      <w:pPr>
+        <w:pStyle w:val="Retraitcorpsdetexte"/>
+      </w:pPr>
+      <w:r>
+        <w:t>L’historique des transactions affiche bel et bien la plaque la place et l’heure d’arrivée et sortie de la voiture ainsi que le prix payé.</w:t>
+      </w:r>
+    </w:p>
+    <w:p>
+      <w:pPr>
+        <w:pStyle w:val="Retraitcorpsdetexte"/>
+      </w:pPr>
+    </w:p>
+    <w:p>
+      <w:pPr>
+        <w:pStyle w:val="Retraitcorpsdetexte"/>
+      </w:pPr>
+    </w:p>
+    <w:p>
+      <w:pPr>
+        <w:pStyle w:val="Titre2"/>
+      </w:pPr>
+      <w:bookmarkStart w:id="24" w:name="_Toc165969655"/>
+      <w:bookmarkStart w:id="25" w:name="_Toc179022951"/>
+      <w:r>
+        <w:t>Bilan de la planification</w:t>
+      </w:r>
+      <w:bookmarkEnd w:id="24"/>
+      <w:bookmarkEnd w:id="25"/>
+    </w:p>
+    <w:p>
+      <w:pPr>
+        <w:pStyle w:val="Retraitcorpsdetexte"/>
+      </w:pPr>
+      <w:r>
+        <w:t>Je ne trouve pas avoir eu autant de retard ni d’avance dans ce projet malgré le fait que j’ai eu quelques problèmes avec mon analyse et le rendu final qui sont énormément différent sur certains points et qui on du me faire me remettre en question.</w:t>
+      </w:r>
+    </w:p>
+    <w:p>
+      <w:pPr>
+        <w:pStyle w:val="Titre2"/>
+      </w:pPr>
+      <w:bookmarkStart w:id="26" w:name="_Toc165969656"/>
+      <w:bookmarkStart w:id="27" w:name="_Toc179022952"/>
+      <w:r>
+        <w:t>Bilan personnel</w:t>
+      </w:r>
+      <w:bookmarkEnd w:id="26"/>
+      <w:bookmarkEnd w:id="27"/>
+    </w:p>
+    <w:p>
+      <w:pPr>
+        <w:pStyle w:val="Retraitcorpsdetexte"/>
+      </w:pPr>
+      <w:r>
+        <w:t>Si je devais refaire ce projet je garderais surement les petits briefs avec des questions pour remettre en question la personne car ça m’a énormément aidé</w:t>
       </w:r>
     </w:p>
     <w:p>
       <w:pPr>
         <w:pStyle w:val="Titre1"/>
       </w:pPr>
-      <w:bookmarkStart w:id="23" w:name="_Toc165969653"/>
-      <w:bookmarkStart w:id="24" w:name="_Toc179022949"/>
-      <w:r>
-        <w:t>Conclusion</w:t>
-      </w:r>
-      <w:bookmarkEnd w:id="23"/>
-      <w:bookmarkEnd w:id="24"/>
-    </w:p>
-    <w:p>
-      <w:pPr>
-        <w:pStyle w:val="Titre2"/>
-      </w:pPr>
-      <w:bookmarkStart w:id="25" w:name="_Toc165969654"/>
-      <w:bookmarkStart w:id="26" w:name="_Toc179022950"/>
-      <w:r>
-        <w:t xml:space="preserve">Bilan des </w:t>
-      </w:r>
-      <w:bookmarkEnd w:id="25"/>
-      <w:r>
-        <w:t>fonctionnalités demandées</w:t>
-      </w:r>
-      <w:bookmarkEnd w:id="26"/>
-    </w:p>
-    <w:p>
-      <w:pPr>
-        <w:pStyle w:val="Informations"/>
-        <w:numPr>
-          <w:ilvl w:val="5"/>
-          <w:numId w:val="7"/>
-        </w:numPr>
-      </w:pPr>
-      <w:r>
-        <w:t xml:space="preserve">Il s’agit de reprendre point par point les fonctionnalités décrites dans les spécifications de départ </w:t>
-      </w:r>
-      <w:r>
-        <w:t>et de définir si elles sont atteintes ou pas, et pourquoi.</w:t>
-      </w:r>
-    </w:p>
-    <w:p>
-      <w:pPr>
-        <w:pStyle w:val="Informations"/>
-        <w:numPr>
-          <w:ilvl w:val="5"/>
-          <w:numId w:val="7"/>
-        </w:numPr>
-      </w:pPr>
-      <w:r>
-        <w:t>Si ce n’est pas le cas, estimer</w:t>
-      </w:r>
-      <w:r>
-        <w:t xml:space="preserve"> en « % » ou en « temps supplémentaire » </w:t>
-      </w:r>
-      <w:r>
-        <w:t>le travail qu’il reste à accomplir pour terminer le tout.</w:t>
-      </w:r>
-    </w:p>
-    <w:p>
-      <w:pPr>
-        <w:pStyle w:val="Titre2"/>
-      </w:pPr>
-      <w:bookmarkStart w:id="27" w:name="_Toc165969655"/>
-      <w:bookmarkStart w:id="28" w:name="_Toc179022951"/>
-      <w:r>
-        <w:t>Bilan de la planification</w:t>
-      </w:r>
-      <w:bookmarkEnd w:id="27"/>
+      <w:bookmarkStart w:id="28" w:name="_Toc532179971"/>
+      <w:bookmarkStart w:id="29" w:name="_Toc165969657"/>
+      <w:bookmarkStart w:id="30" w:name="_Toc179022953"/>
+      <w:r>
+        <w:t>Divers</w:t>
+      </w:r>
       <w:bookmarkEnd w:id="28"/>
-    </w:p>
-    <w:p>
-      <w:pPr>
-        <w:pStyle w:val="Informations"/>
-        <w:numPr>
-          <w:ilvl w:val="5"/>
-          <w:numId w:val="8"/>
-        </w:numPr>
-      </w:pPr>
-      <w:r>
-        <w:t xml:space="preserve">Distinguer </w:t>
-      </w:r>
-      <w:r>
-        <w:t xml:space="preserve">et expliquer </w:t>
-      </w:r>
-      <w:r>
-        <w:t xml:space="preserve">les tâches qui ont généré des retards ou de l'avance dans la </w:t>
-      </w:r>
-      <w:r>
-        <w:t>gestion du</w:t>
-      </w:r>
-      <w:r>
-        <w:t xml:space="preserve"> projet.</w:t>
-      </w:r>
-      <w:r>
-        <w:t xml:space="preserve"> Indiquer </w:t>
-      </w:r>
-      <w:proofErr w:type="gramStart"/>
-      <w:r>
-        <w:t>les différence</w:t>
-      </w:r>
-      <w:proofErr w:type="gramEnd"/>
-      <w:r>
-        <w:t xml:space="preserve"> entre les planifications initiales et détaillées avec le journal de travail.</w:t>
-      </w:r>
-    </w:p>
-    <w:p>
-      <w:pPr>
-        <w:pStyle w:val="Titre2"/>
-      </w:pPr>
-      <w:bookmarkStart w:id="29" w:name="_Toc165969656"/>
-      <w:bookmarkStart w:id="30" w:name="_Toc179022952"/>
-      <w:r>
-        <w:lastRenderedPageBreak/>
-        <w:t>Bilan personnel</w:t>
-      </w:r>
       <w:bookmarkEnd w:id="29"/>
       <w:bookmarkEnd w:id="30"/>
     </w:p>
     <w:p>
       <w:pPr>
-        <w:pStyle w:val="Informations"/>
-        <w:numPr>
-          <w:ilvl w:val="5"/>
-          <w:numId w:val="8"/>
-        </w:numPr>
-      </w:pPr>
-      <w:r>
-        <w:t xml:space="preserve">Si c’était à </w:t>
-      </w:r>
-      <w:proofErr w:type="gramStart"/>
-      <w:r>
-        <w:t>refaire</w:t>
-      </w:r>
-      <w:r>
-        <w:t>:</w:t>
-      </w:r>
-      <w:proofErr w:type="gramEnd"/>
-    </w:p>
-    <w:p>
-      <w:pPr>
-        <w:pStyle w:val="Informations"/>
-        <w:numPr>
-          <w:ilvl w:val="6"/>
-          <w:numId w:val="8"/>
-        </w:numPr>
-      </w:pPr>
-      <w:r>
-        <w:t>Q</w:t>
-      </w:r>
-      <w:r>
-        <w:t xml:space="preserve">u’est-ce </w:t>
-      </w:r>
-      <w:r>
-        <w:t>qu’il faudrait garder</w:t>
-      </w:r>
-      <w:r>
-        <w:t> </w:t>
-      </w:r>
-      <w:r>
-        <w:t>? Les</w:t>
-      </w:r>
-      <w:r>
-        <w:t xml:space="preserve"> plus et les moins ?</w:t>
-      </w:r>
-    </w:p>
-    <w:p>
-      <w:pPr>
-        <w:pStyle w:val="Informations"/>
-        <w:numPr>
-          <w:ilvl w:val="6"/>
-          <w:numId w:val="8"/>
-        </w:numPr>
-      </w:pPr>
-      <w:r>
-        <w:t>Q</w:t>
-      </w:r>
-      <w:r>
-        <w:t xml:space="preserve">u’est-ce </w:t>
-      </w:r>
-      <w:r>
-        <w:t>qu’il faudrait gérer, réaliser ou traiter différemment ?</w:t>
-      </w:r>
-    </w:p>
-    <w:p>
-      <w:pPr>
-        <w:pStyle w:val="Informations"/>
-        <w:numPr>
-          <w:ilvl w:val="5"/>
-          <w:numId w:val="8"/>
-        </w:numPr>
-      </w:pPr>
-      <w:r>
-        <w:t>Qu’est que ce projet m’a appris ?</w:t>
-      </w:r>
-    </w:p>
-    <w:p>
-      <w:pPr>
-        <w:pStyle w:val="Informations"/>
-        <w:numPr>
-          <w:ilvl w:val="5"/>
-          <w:numId w:val="8"/>
-        </w:numPr>
-      </w:pPr>
-      <w:proofErr w:type="gramStart"/>
-      <w:r>
-        <w:t>Suite à</w:t>
-      </w:r>
-      <w:proofErr w:type="gramEnd"/>
-      <w:r>
-        <w:t xml:space="preserve"> donner, améliorations souhaitables, …</w:t>
-      </w:r>
-    </w:p>
-    <w:p>
-      <w:pPr>
-        <w:pStyle w:val="Informations"/>
-        <w:numPr>
-          <w:ilvl w:val="5"/>
-          <w:numId w:val="8"/>
-        </w:numPr>
-      </w:pPr>
-      <w:r>
-        <w:t>Remerciements, signature, etc.</w:t>
-      </w:r>
-    </w:p>
-    <w:p>
-      <w:pPr>
-        <w:pStyle w:val="Titre1"/>
-      </w:pPr>
-      <w:bookmarkStart w:id="31" w:name="_Toc532179971"/>
-      <w:bookmarkStart w:id="32" w:name="_Toc165969657"/>
-      <w:bookmarkStart w:id="33" w:name="_Toc179022953"/>
-      <w:r>
-        <w:t>Divers</w:t>
+        <w:pStyle w:val="Titre2"/>
+      </w:pPr>
+      <w:bookmarkStart w:id="31" w:name="_Toc179022955"/>
+      <w:r>
+        <w:t>Bibliographie</w:t>
       </w:r>
       <w:bookmarkEnd w:id="31"/>
-      <w:bookmarkEnd w:id="32"/>
-      <w:bookmarkEnd w:id="33"/>
-    </w:p>
-    <w:p>
-      <w:pPr>
-        <w:pStyle w:val="Titre2"/>
-      </w:pPr>
-      <w:bookmarkStart w:id="34" w:name="_Toc532179972"/>
-      <w:bookmarkStart w:id="35" w:name="_Toc165969658"/>
-      <w:bookmarkStart w:id="36" w:name="_Toc179022954"/>
-      <w:r>
-        <w:t>Journal de travail</w:t>
-      </w:r>
-      <w:bookmarkEnd w:id="34"/>
-      <w:bookmarkEnd w:id="35"/>
-      <w:bookmarkEnd w:id="36"/>
-    </w:p>
-    <w:p>
-      <w:pPr>
-        <w:pStyle w:val="Informations"/>
-        <w:numPr>
-          <w:ilvl w:val="5"/>
-          <w:numId w:val="9"/>
-        </w:numPr>
-      </w:pPr>
-      <w:r>
-        <w:t>Date, activité</w:t>
-      </w:r>
-      <w:r>
-        <w:t xml:space="preserve"> (description qui permet</w:t>
-      </w:r>
-      <w:r>
-        <w:t xml:space="preserve"> de reproduire le cheminement du projet)</w:t>
-      </w:r>
-      <w:r>
-        <w:t>, durée</w:t>
-      </w:r>
-      <w:r>
-        <w:t>, liens et références sur des documents externes</w:t>
-      </w:r>
-      <w:r>
-        <w:t>.</w:t>
-      </w:r>
-      <w:r>
-        <w:t xml:space="preserve"> Lorsqu’une activité de recherches a été entreprise, il convient d’énumérer ce qui a été trouvé, avec les références.</w:t>
-      </w:r>
-    </w:p>
-    <w:p>
-      <w:pPr>
-        <w:pStyle w:val="Informations"/>
-        <w:numPr>
-          <w:ilvl w:val="5"/>
-          <w:numId w:val="9"/>
-        </w:numPr>
-      </w:pPr>
-      <w:r>
-        <w:t xml:space="preserve">Votre journal de travail est basé sur </w:t>
-      </w:r>
+    </w:p>
+    <w:p>
+      <w:pPr>
+        <w:pStyle w:val="Retraitcorpsdetexte"/>
+      </w:pPr>
+      <w:r>
+        <w:t xml:space="preserve">IA : Claude, Je lui ai demandé : </w:t>
+      </w:r>
+    </w:p>
+    <w:p>
+      <w:pPr>
+        <w:pStyle w:val="Retraitcorpsdetexte"/>
+      </w:pPr>
+      <w:r>
+        <w:t xml:space="preserve">« Pourquoi en </w:t>
+      </w:r>
+      <w:proofErr w:type="spellStart"/>
+      <w:r>
+        <w:t>c#</w:t>
+      </w:r>
+      <w:proofErr w:type="spellEnd"/>
+      <w:r>
+        <w:t xml:space="preserve"> quand je mets en </w:t>
+      </w:r>
+      <w:proofErr w:type="spellStart"/>
+      <w:r>
+        <w:t>fullscreen</w:t>
+      </w:r>
+      <w:proofErr w:type="spellEnd"/>
+      <w:r>
+        <w:t xml:space="preserve"> le </w:t>
+      </w:r>
+      <w:proofErr w:type="spellStart"/>
+      <w:r>
+        <w:t>clear,clear</w:t>
+      </w:r>
+      <w:proofErr w:type="spellEnd"/>
+      <w:r>
+        <w:t xml:space="preserve"> tout, mais en minimisé ça ne </w:t>
+      </w:r>
+      <w:proofErr w:type="spellStart"/>
+      <w:r>
+        <w:t>clear</w:t>
+      </w:r>
+      <w:proofErr w:type="spellEnd"/>
+      <w:r>
+        <w:t xml:space="preserve"> que ce que je vois. »</w:t>
+      </w:r>
+    </w:p>
+    <w:p>
+      <w:pPr>
+        <w:pStyle w:val="Retraitcorpsdetexte"/>
+      </w:pPr>
+      <w:r>
+        <w:t xml:space="preserve"> et il m’a répondu que il s’agissais du </w:t>
+      </w:r>
+      <w:proofErr w:type="spellStart"/>
+      <w:r>
+        <w:t>scrollback</w:t>
+      </w:r>
+      <w:proofErr w:type="spellEnd"/>
+      <w:r>
+        <w:t xml:space="preserve"> et que ça gardais en mémoire et pour le supprimer il fallait mettre « </w:t>
+      </w:r>
+      <w:proofErr w:type="spellStart"/>
+      <w:r>
+        <w:t>Console.Write</w:t>
+      </w:r>
+      <w:proofErr w:type="spellEnd"/>
+      <w:r>
+        <w:t>("\x1b[3J");</w:t>
+      </w:r>
+      <w:r>
+        <w:t xml:space="preserve"> » </w:t>
+      </w:r>
+    </w:p>
+    <w:p>
+      <w:pPr>
+        <w:pStyle w:val="Retraitcorpsdetexte"/>
+      </w:pPr>
+      <w:r>
+        <w:t xml:space="preserve">et je lui ai demandé ce que </w:t>
+      </w:r>
+      <w:proofErr w:type="spellStart"/>
+      <w:r>
+        <w:t>ca</w:t>
+      </w:r>
+      <w:proofErr w:type="spellEnd"/>
+      <w:r>
+        <w:t xml:space="preserve"> fessais et il m’a dit</w:t>
+      </w:r>
+    </w:p>
+    <w:p>
+      <w:pPr>
+        <w:pStyle w:val="Retraitcorpsdetexte"/>
+      </w:pPr>
+      <w:r>
+        <w:t xml:space="preserve"> «</w:t>
+      </w:r>
+      <w:r>
+        <w:t xml:space="preserve"> La</w:t>
+      </w:r>
+      <w:r>
+        <w:t xml:space="preserve"> commande </w:t>
+      </w:r>
+      <w:proofErr w:type="spellStart"/>
+      <w:r>
+        <w:t>Console.Write</w:t>
+      </w:r>
+      <w:proofErr w:type="spellEnd"/>
+      <w:r>
+        <w:t xml:space="preserve">("\x1b[3J"); permet d'effacer le tampon d'affichage défilant (le </w:t>
+      </w:r>
+      <w:proofErr w:type="spellStart"/>
       <w:r>
         <w:rPr>
           <w:i/>
           <w:iCs/>
         </w:rPr>
-        <w:t>« T-Psys-part3-NomPrenom-jdt.txt »</w:t>
+        <w:t>scrollback</w:t>
+      </w:r>
+      <w:proofErr w:type="spellEnd"/>
+      <w:r>
+        <w:rPr>
+          <w:i/>
+          <w:iCs/>
+        </w:rPr>
+        <w:t xml:space="preserve"> buffer</w:t>
+      </w:r>
+      <w:r>
+        <w:t>) de la console</w:t>
+      </w:r>
+      <w:r>
+        <w:t> » </w:t>
       </w:r>
     </w:p>
     <w:p>
       <w:pPr>
         <w:pStyle w:val="Titre2"/>
       </w:pPr>
-      <w:bookmarkStart w:id="37" w:name="_Toc179022955"/>
-      <w:r>
-        <w:t>Bibliographie</w:t>
-      </w:r>
-      <w:bookmarkEnd w:id="37"/>
+      <w:bookmarkStart w:id="32" w:name="_Toc179022956"/>
+      <w:r>
+        <w:t>Webographie</w:t>
+      </w:r>
+      <w:bookmarkEnd w:id="32"/>
+    </w:p>
+    <w:p>
+      <w:pPr>
+        <w:pStyle w:val="Retraitcorpsdetexte"/>
+      </w:pPr>
+      <w:r>
+        <w:t>Enseignement-section-</w:t>
+      </w:r>
+      <w:proofErr w:type="spellStart"/>
+      <w:r>
+        <w:t>inf</w:t>
+      </w:r>
+      <w:proofErr w:type="spellEnd"/>
+      <w:r>
+        <w:t xml:space="preserve"> pour avoir la théorie a coté quand j’en avais besoin</w:t>
+      </w:r>
     </w:p>
     <w:p>
       <w:pPr>
         <w:pStyle w:val="Informations"/>
-        <w:numPr>
-          <w:ilvl w:val="5"/>
-          <w:numId w:val="9"/>
-        </w:numPr>
-      </w:pPr>
-      <w:r>
-        <w:t>Références des livres</w:t>
-      </w:r>
-      <w:r>
-        <w:t>, revues et publications</w:t>
-      </w:r>
-      <w:r>
-        <w:t xml:space="preserve"> u</w:t>
-      </w:r>
-      <w:r>
-        <w:t>tilisés durant le projet.</w:t>
-      </w:r>
-    </w:p>
-    <w:p>
-      <w:pPr>
-        <w:pStyle w:val="Titre2"/>
-      </w:pPr>
-      <w:bookmarkStart w:id="38" w:name="_Toc179022956"/>
-      <w:r>
-        <w:t>Webographie</w:t>
-      </w:r>
-      <w:bookmarkEnd w:id="38"/>
-    </w:p>
-    <w:p>
-      <w:pPr>
-        <w:pStyle w:val="Informations"/>
-        <w:numPr>
-          <w:ilvl w:val="5"/>
-          <w:numId w:val="9"/>
-        </w:numPr>
-      </w:pPr>
-      <w:r>
-        <w:t>Références des sites Internet consultés durant le projet.</w:t>
-      </w:r>
-    </w:p>
-    <w:p>
-      <w:pPr>
-        <w:pStyle w:val="Titre1"/>
-      </w:pPr>
-      <w:bookmarkStart w:id="39" w:name="_Toc179022957"/>
-      <w:r>
-        <w:t>Annexes</w:t>
-      </w:r>
-      <w:bookmarkEnd w:id="39"/>
-    </w:p>
-    <w:p>
-      <w:pPr>
-        <w:pStyle w:val="Informations"/>
-        <w:numPr>
-          <w:ilvl w:val="5"/>
-          <w:numId w:val="9"/>
-        </w:numPr>
-      </w:pPr>
-      <w:proofErr w:type="gramStart"/>
-      <w:r>
-        <w:t>Listing</w:t>
-      </w:r>
-      <w:proofErr w:type="gramEnd"/>
-      <w:r>
-        <w:t xml:space="preserve"> du code source (partiel ou, plus rarement complet</w:t>
-      </w:r>
-      <w:r>
-        <w:t>. =&gt; Complet pour les scripts</w:t>
-      </w:r>
-      <w:r>
-        <w:t>)</w:t>
-      </w:r>
-    </w:p>
-    <w:p>
-      <w:pPr>
-        <w:pStyle w:val="Informations"/>
-        <w:numPr>
-          <w:ilvl w:val="5"/>
-          <w:numId w:val="9"/>
-        </w:numPr>
-        <w:rPr>
-          <w:strike/>
-        </w:rPr>
-      </w:pPr>
-      <w:r>
-        <w:rPr>
-          <w:strike/>
-        </w:rPr>
-        <w:t>Guide</w:t>
-      </w:r>
-      <w:r>
-        <w:rPr>
-          <w:strike/>
-        </w:rPr>
-        <w:t>(s)</w:t>
-      </w:r>
-      <w:r>
-        <w:rPr>
-          <w:strike/>
-        </w:rPr>
-        <w:t xml:space="preserve"> d’utilisation et/ou guide de l’administrateur</w:t>
-      </w:r>
-    </w:p>
-    <w:p>
-      <w:pPr>
-        <w:pStyle w:val="Informations"/>
-        <w:numPr>
-          <w:ilvl w:val="5"/>
-          <w:numId w:val="9"/>
-        </w:numPr>
-      </w:pPr>
-      <w:r>
-        <w:t>Etat ou</w:t>
-      </w:r>
-      <w:r>
-        <w:t xml:space="preserve"> « dump » </w:t>
-      </w:r>
-      <w:r>
-        <w:t xml:space="preserve">de la configuration </w:t>
-      </w:r>
-      <w:r>
-        <w:t>des équipements</w:t>
-      </w:r>
-      <w:r>
-        <w:t xml:space="preserve"> (routeur, switch, robot, etc.).</w:t>
-      </w:r>
-    </w:p>
-    <w:p>
-      <w:pPr>
-        <w:pStyle w:val="Informations"/>
-        <w:numPr>
-          <w:ilvl w:val="5"/>
-          <w:numId w:val="9"/>
-        </w:numPr>
-      </w:pPr>
-      <w:r>
-        <w:t>Extraits</w:t>
-      </w:r>
-      <w:r>
-        <w:t xml:space="preserve"> de catalogue, documentation de fabricant</w:t>
-      </w:r>
-      <w:r>
-        <w:t>, etc.</w:t>
-      </w:r>
+        <w:ind w:left="2160"/>
+      </w:pPr>
     </w:p>
     <w:sectPr>
       <w:headerReference w:type="default" r:id="rId12"/>
@@ -6049,7 +5916,7 @@
               <w:noProof/>
               <w:szCs w:val="16"/>
             </w:rPr>
-            <w:t>28.08.2026 11:22</w:t>
+            <w:t>04.09.2026 11:17</w:t>
           </w:r>
           <w:r>
             <w:rPr>
@@ -6136,9 +6003,9 @@
       <w:tblLook w:val="01E0" w:firstRow="1" w:lastRow="1" w:firstColumn="1" w:lastColumn="1" w:noHBand="0" w:noVBand="0"/>
     </w:tblPr>
     <w:tblGrid>
-      <w:gridCol w:w="2402"/>
-      <w:gridCol w:w="4400"/>
-      <w:gridCol w:w="2268"/>
+      <w:gridCol w:w="2390"/>
+      <w:gridCol w:w="4411"/>
+      <w:gridCol w:w="2269"/>
     </w:tblGrid>
     <w:tr>
       <w:trPr>
@@ -6261,7 +6128,7 @@
         <v:path o:extrusionok="f" gradientshapeok="t" o:connecttype="rect"/>
         <o:lock v:ext="edit" aspectratio="t"/>
       </v:shapetype>
-      <v:shape id="_x0000_i1025" type="#_x0000_t75" style="width:14.5pt;height:14.5pt" o:bullet="t">
+      <v:shape id="_x0000_i1025" type="#_x0000_t75" style="width:14.4pt;height:14.4pt" o:bullet="t">
         <v:imagedata r:id="rId1" o:title="BD10263_"/>
       </v:shape>
     </w:pict>
@@ -8400,7 +8267,6 @@
   <w:style w:type="character" w:default="1" w:styleId="Policepardfaut">
     <w:name w:val="Default Paragraph Font"/>
     <w:uiPriority w:val="1"/>
-    <w:semiHidden/>
     <w:unhideWhenUsed/>
   </w:style>
   <w:style w:type="table" w:default="1" w:styleId="TableauNormal">
@@ -9219,6 +9085,30 @@
 </file>
 
 <file path=customXml/item1.xml><?xml version="1.0" encoding="utf-8"?>
+<p:properties xmlns:p="http://schemas.microsoft.com/office/2006/metadata/properties" xmlns:xsi="http://www.w3.org/2001/XMLSchema-instance" xmlns:pc="http://schemas.microsoft.com/office/infopath/2007/PartnerControls">
+  <documentManagement>
+    <lcf76f155ced4ddcb4097134ff3c332f xmlns="3eb094ff-ec8d-44d8-be06-94ad3ec8832a">
+      <Terms xmlns="http://schemas.microsoft.com/office/infopath/2007/PartnerControls"/>
+    </lcf76f155ced4ddcb4097134ff3c332f>
+    <TaxCatchAll xmlns="4356f79f-5386-4bda-9d92-82d8bd7b074e" xsi:nil="true"/>
+  </documentManagement>
+</p:properties>
+</file>
+
+<file path=customXml/item2.xml><?xml version="1.0" encoding="utf-8"?>
+<b:Sources xmlns:b="http://schemas.openxmlformats.org/officeDocument/2006/bibliography" xmlns="http://schemas.openxmlformats.org/officeDocument/2006/bibliography" SelectedStyle="\APA.XSL" StyleName="APA"/>
+</file>
+
+<file path=customXml/item3.xml><?xml version="1.0" encoding="utf-8"?>
+<?mso-contentType ?>
+<FormTemplates xmlns="http://schemas.microsoft.com/sharepoint/v3/contenttype/forms">
+  <Display>DocumentLibraryForm</Display>
+  <Edit>DocumentLibraryForm</Edit>
+  <New>DocumentLibraryForm</New>
+</FormTemplates>
+</file>
+
+<file path=customXml/item4.xml><?xml version="1.0" encoding="utf-8"?>
 <ct:contentTypeSchema xmlns:ct="http://schemas.microsoft.com/office/2006/metadata/contentType" xmlns:ma="http://schemas.microsoft.com/office/2006/metadata/properties/metaAttributes" ct:_="" ma:_="" ma:contentTypeName="Document" ma:contentTypeID="0x01010051C931FEC57CD24D841BB655C8BA0DFF" ma:contentTypeVersion="11" ma:contentTypeDescription="Crée un document." ma:contentTypeScope="" ma:versionID="4534f2c9495d21086e4fff287ef3f94a">
   <xsd:schema xmlns:xsd="http://www.w3.org/2001/XMLSchema" xmlns:xs="http://www.w3.org/2001/XMLSchema" xmlns:p="http://schemas.microsoft.com/office/2006/metadata/properties" xmlns:ns2="3eb094ff-ec8d-44d8-be06-94ad3ec8832a" xmlns:ns3="4356f79f-5386-4bda-9d92-82d8bd7b074e" targetNamespace="http://schemas.microsoft.com/office/2006/metadata/properties" ma:root="true" ma:fieldsID="67cd8cb0a5c07e15b894fcbe607990d6" ns2:_="" ns3:_="">
     <xsd:import namespace="3eb094ff-ec8d-44d8-be06-94ad3ec8832a"/>
@@ -9413,31 +9303,34 @@
 </ct:contentTypeSchema>
 </file>
 
-<file path=customXml/item2.xml><?xml version="1.0" encoding="utf-8"?>
-<?mso-contentType ?>
-<FormTemplates xmlns="http://schemas.microsoft.com/sharepoint/v3/contenttype/forms">
-  <Display>DocumentLibraryForm</Display>
-  <Edit>DocumentLibraryForm</Edit>
-  <New>DocumentLibraryForm</New>
-</FormTemplates>
+<file path=customXml/itemProps1.xml><?xml version="1.0" encoding="utf-8"?>
+<ds:datastoreItem xmlns:ds="http://schemas.openxmlformats.org/officeDocument/2006/customXml" ds:itemID="{B7C8FFAF-5E4F-48C3-8E23-6E376B8B0EF3}">
+  <ds:schemaRefs>
+    <ds:schemaRef ds:uri="http://schemas.microsoft.com/office/2006/metadata/properties"/>
+    <ds:schemaRef ds:uri="http://schemas.microsoft.com/office/infopath/2007/PartnerControls"/>
+    <ds:schemaRef ds:uri="3eb094ff-ec8d-44d8-be06-94ad3ec8832a"/>
+    <ds:schemaRef ds:uri="4356f79f-5386-4bda-9d92-82d8bd7b074e"/>
+  </ds:schemaRefs>
+</ds:datastoreItem>
 </file>
 
-<file path=customXml/item3.xml><?xml version="1.0" encoding="utf-8"?>
-<b:Sources xmlns:b="http://schemas.openxmlformats.org/officeDocument/2006/bibliography" xmlns="http://schemas.openxmlformats.org/officeDocument/2006/bibliography" SelectedStyle="\APA.XSL" StyleName="APA"/>
+<file path=customXml/itemProps2.xml><?xml version="1.0" encoding="utf-8"?>
+<ds:datastoreItem xmlns:ds="http://schemas.openxmlformats.org/officeDocument/2006/customXml" ds:itemID="{C8C35155-3E6A-4058-B6E4-303717845E3B}">
+  <ds:schemaRefs>
+    <ds:schemaRef ds:uri="http://schemas.openxmlformats.org/officeDocument/2006/bibliography"/>
+  </ds:schemaRefs>
+</ds:datastoreItem>
 </file>
 
-<file path=customXml/item4.xml><?xml version="1.0" encoding="utf-8"?>
-<p:properties xmlns:p="http://schemas.microsoft.com/office/2006/metadata/properties" xmlns:xsi="http://www.w3.org/2001/XMLSchema-instance" xmlns:pc="http://schemas.microsoft.com/office/infopath/2007/PartnerControls">
-  <documentManagement>
-    <lcf76f155ced4ddcb4097134ff3c332f xmlns="3eb094ff-ec8d-44d8-be06-94ad3ec8832a">
-      <Terms xmlns="http://schemas.microsoft.com/office/infopath/2007/PartnerControls"/>
-    </lcf76f155ced4ddcb4097134ff3c332f>
-    <TaxCatchAll xmlns="4356f79f-5386-4bda-9d92-82d8bd7b074e" xsi:nil="true"/>
-  </documentManagement>
-</p:properties>
+<file path=customXml/itemProps3.xml><?xml version="1.0" encoding="utf-8"?>
+<ds:datastoreItem xmlns:ds="http://schemas.openxmlformats.org/officeDocument/2006/customXml" ds:itemID="{D50B1B85-B38C-42B6-8D6D-CA5E5B768EB8}">
+  <ds:schemaRefs>
+    <ds:schemaRef ds:uri="http://schemas.microsoft.com/sharepoint/v3/contenttype/forms"/>
+  </ds:schemaRefs>
+</ds:datastoreItem>
 </file>
 
-<file path=customXml/itemProps1.xml><?xml version="1.0" encoding="utf-8"?>
+<file path=customXml/itemProps4.xml><?xml version="1.0" encoding="utf-8"?>
 <ds:datastoreItem xmlns:ds="http://schemas.openxmlformats.org/officeDocument/2006/customXml" ds:itemID="{2735B910-DAF2-4BA5-848F-79178F01F74C}">
   <ds:schemaRefs>
     <ds:schemaRef ds:uri="http://schemas.microsoft.com/office/2006/metadata/contentType"/>
@@ -9454,31 +9347,4 @@
     <ds:schemaRef ds:uri="http://schemas.microsoft.com/internal/obd"/>
   </ds:schemaRefs>
 </ds:datastoreItem>
-</file>
-
-<file path=customXml/itemProps2.xml><?xml version="1.0" encoding="utf-8"?>
-<ds:datastoreItem xmlns:ds="http://schemas.openxmlformats.org/officeDocument/2006/customXml" ds:itemID="{D50B1B85-B38C-42B6-8D6D-CA5E5B768EB8}">
-  <ds:schemaRefs>
-    <ds:schemaRef ds:uri="http://schemas.microsoft.com/sharepoint/v3/contenttype/forms"/>
-  </ds:schemaRefs>
-</ds:datastoreItem>
-</file>
-
-<file path=customXml/itemProps3.xml><?xml version="1.0" encoding="utf-8"?>
-<ds:datastoreItem xmlns:ds="http://schemas.openxmlformats.org/officeDocument/2006/customXml" ds:itemID="{C8C35155-3E6A-4058-B6E4-303717845E3B}">
-  <ds:schemaRefs>
-    <ds:schemaRef ds:uri="http://schemas.openxmlformats.org/officeDocument/2006/bibliography"/>
-  </ds:schemaRefs>
-</ds:datastoreItem>
-</file>
-
-<file path=customXml/itemProps4.xml><?xml version="1.0" encoding="utf-8"?>
-<ds:datastoreItem xmlns:ds="http://schemas.openxmlformats.org/officeDocument/2006/customXml" ds:itemID="{B7C8FFAF-5E4F-48C3-8E23-6E376B8B0EF3}">
-  <ds:schemaRefs>
-    <ds:schemaRef ds:uri="http://schemas.microsoft.com/office/2006/metadata/properties"/>
-    <ds:schemaRef ds:uri="http://schemas.microsoft.com/office/infopath/2007/PartnerControls"/>
-    <ds:schemaRef ds:uri="3eb094ff-ec8d-44d8-be06-94ad3ec8832a"/>
-    <ds:schemaRef ds:uri="4356f79f-5386-4bda-9d92-82d8bd7b074e"/>
-  </ds:schemaRefs>
-</ds:datastoreItem>
 </file>